--- a/docs/산출물/4주차/2.데이터 전처리_인공지능 학습 결과서_3팀.docx
+++ b/docs/산출물/4주차/2.데이터 전처리_인공지능 학습 결과서_3팀.docx
@@ -55,21 +55,55 @@
       </w:pPr>
       <w:r>
         <w:rPr>
-          <w:sz w:val="26"/>
+          <w:sz w:val="24"/>
         </w:rPr>
         <w:t>SKN Family AI Camp 21기 : 최종 프로젝트 3팀</w:t>
       </w:r>
+    </w:p>
+    <w:p>
+      <w:pPr>
+        <w:jc w:val="center"/>
+      </w:pPr>
       <w:r>
         <w:rPr>
-          <w:sz w:val="26"/>
+          <w:b/>
+          <w:color w:val="1F3864"/>
+          <w:sz w:val="28"/>
         </w:rPr>
-        <w:br/>
+        <w:t xml:space="preserve">WorkFlow Agent </w:t>
       </w:r>
       <w:r>
         <w:rPr>
-          <w:sz w:val="26"/>
+          <w:lang w:val="en-US" w:eastAsia="en-US" w:bidi="ar-SA"/>
+          <w:rFonts w:ascii="맑은 고딕" w:eastAsia="ＭＳ 明朝" w:hAnsi="맑은 고딕" w:cs="Arial"/>
+          <w:b/>
+          <w:color w:val="1F3864"/>
+          <w:sz w:val="28"/>
+          <w:szCs w:val="22"/>
         </w:rPr>
-        <w:t>WorkFlow Agent (듀듀)</w:t>
+        <w:t>(듀</w:t>
+      </w:r>
+      <w:r>
+        <w:rPr>
+          <w:lang w:val="en-US" w:eastAsia="en-US" w:bidi="ar-SA"/>
+          <w:rFonts w:ascii="맑은 고딕" w:eastAsia="ＭＳ 明朝" w:hAnsi="맑은 고딕" w:cs="Arial"/>
+          <w:b/>
+          <w:color w:val="1F3864"/>
+          <w:sz w:val="28"/>
+          <w:szCs w:val="22"/>
+        </w:rPr>
+        <w:t>드</w:t>
+      </w:r>
+      <w:r>
+        <w:rPr>
+          <w:lang w:val="en-US" w:eastAsia="en-US" w:bidi="ar-SA"/>
+          <w:rFonts w:ascii="맑은 고딕" w:eastAsia="ＭＳ 明朝" w:hAnsi="맑은 고딕" w:cs="Arial"/>
+          <w:b/>
+          <w:color w:val="1F3864"/>
+          <w:sz w:val="28"/>
+          <w:szCs w:val="22"/>
+        </w:rPr>
+        <w:t>)</w:t>
       </w:r>
     </w:p>
     <w:p/>
@@ -81,10 +115,35 @@
       </w:pPr>
       <w:r>
         <w:rPr>
-          <w:color w:val="666666"/>
           <w:sz w:val="20"/>
+          <w:szCs w:val="20"/>
         </w:rPr>
-        <w:t>작성: 3팀 -- 신지용(PM), 윤경은(AI), 진승언(AI), 안혜빈(Backend), 문지영(Frontend)</w:t>
+        <w:t>작성: 3</w:t>
+      </w:r>
+      <w:r>
+        <w:rPr>
+          <w:lang w:eastAsia="ko-KR"/>
+          <w:sz w:val="20"/>
+          <w:szCs w:val="20"/>
+          <w:rtl w:val="off"/>
+        </w:rPr>
+        <w:t>팀</w:t>
+      </w:r>
+      <w:r>
+        <w:rPr>
+          <w:sz w:val="20"/>
+          <w:szCs w:val="20"/>
+        </w:rPr>
+        <w:t xml:space="preserve"> -- </w:t>
+      </w:r>
+      <w:r>
+        <w:rPr>
+          <w:lang w:eastAsia="ko-KR"/>
+          <w:sz w:val="20"/>
+          <w:szCs w:val="20"/>
+          <w:rtl w:val="off"/>
+        </w:rPr>
+        <w:t>문지영, 신지용, 안혜빈, 윤경은, 진승언</w:t>
       </w:r>
     </w:p>
     <w:p>
@@ -12977,133 +13036,133 @@
     <w:lsdException w:name="heading 7" w:uiPriority="9" w:qFormat="1"/>
     <w:lsdException w:name="heading 8" w:uiPriority="9" w:qFormat="1"/>
     <w:lsdException w:name="heading 9" w:uiPriority="9" w:qFormat="1"/>
-    <w:lsdException w:name="toc 1" w:uiPriority="57"/>
-    <w:lsdException w:name="toc 2" w:uiPriority="57"/>
-    <w:lsdException w:name="toc 3" w:uiPriority="57"/>
-    <w:lsdException w:name="toc 4" w:uiPriority="57"/>
-    <w:lsdException w:name="toc 5" w:uiPriority="57"/>
-    <w:lsdException w:name="toc 6" w:uiPriority="57"/>
-    <w:lsdException w:name="toc 7" w:uiPriority="57"/>
-    <w:lsdException w:name="toc 8" w:uiPriority="57"/>
-    <w:lsdException w:name="toc 9" w:uiPriority="57"/>
-    <w:lsdException w:name="caption" w:uiPriority="53" w:qFormat="1"/>
-    <w:lsdException w:name="Title" w:semiHidden="0" w:uiPriority="16" w:unhideWhenUsed="0" w:qFormat="1"/>
+    <w:lsdException w:name="toc 1" w:uiPriority="135"/>
+    <w:lsdException w:name="toc 2" w:uiPriority="135"/>
+    <w:lsdException w:name="toc 3" w:uiPriority="135"/>
+    <w:lsdException w:name="toc 4" w:uiPriority="135"/>
+    <w:lsdException w:name="toc 5" w:uiPriority="135"/>
+    <w:lsdException w:name="toc 6" w:uiPriority="135"/>
+    <w:lsdException w:name="toc 7" w:uiPriority="135"/>
+    <w:lsdException w:name="toc 8" w:uiPriority="135"/>
+    <w:lsdException w:name="toc 9" w:uiPriority="135"/>
+    <w:lsdException w:name="caption" w:uiPriority="131" w:qFormat="1"/>
+    <w:lsdException w:name="Title" w:semiHidden="0" w:uiPriority="34" w:unhideWhenUsed="0" w:qFormat="1"/>
     <w:lsdException w:name="Default Paragraph Font" w:uiPriority="1"/>
-    <w:lsdException w:name="Subtitle" w:semiHidden="0" w:uiPriority="17" w:unhideWhenUsed="0" w:qFormat="1"/>
-    <w:lsdException w:name="Strong" w:semiHidden="0" w:uiPriority="34" w:unhideWhenUsed="0" w:qFormat="1"/>
-    <w:lsdException w:name="Emphasis" w:semiHidden="0" w:uiPriority="32" w:unhideWhenUsed="0" w:qFormat="1"/>
-    <w:lsdException w:name="Table Grid" w:semiHidden="0" w:uiPriority="89" w:unhideWhenUsed="0"/>
+    <w:lsdException w:name="Subtitle" w:semiHidden="0" w:uiPriority="35" w:unhideWhenUsed="0" w:qFormat="1"/>
+    <w:lsdException w:name="Strong" w:semiHidden="0" w:uiPriority="82" w:unhideWhenUsed="0" w:qFormat="1"/>
+    <w:lsdException w:name="Emphasis" w:semiHidden="0" w:uiPriority="80" w:unhideWhenUsed="0" w:qFormat="1"/>
+    <w:lsdException w:name="Table Grid" w:semiHidden="0" w:uiPriority="311" w:unhideWhenUsed="0"/>
     <w:lsdException w:name="Placeholder Text" w:unhideWhenUsed="0"/>
     <w:lsdException w:name="No Spacing" w:semiHidden="0" w:uiPriority="1" w:unhideWhenUsed="0" w:qFormat="1"/>
-    <w:lsdException w:name="Light Shading" w:semiHidden="0" w:uiPriority="96" w:unhideWhenUsed="0"/>
-    <w:lsdException w:name="Light List" w:semiHidden="0" w:uiPriority="97" w:unhideWhenUsed="0"/>
-    <w:lsdException w:name="Light Grid" w:semiHidden="0" w:uiPriority="98" w:unhideWhenUsed="0"/>
-    <w:lsdException w:name="Medium Shading 1" w:semiHidden="0" w:uiPriority="99" w:unhideWhenUsed="0"/>
-    <w:lsdException w:name="Medium Shading 2" w:semiHidden="0" w:uiPriority="100" w:unhideWhenUsed="0"/>
-    <w:lsdException w:name="Medium List 1" w:semiHidden="0" w:uiPriority="101" w:unhideWhenUsed="0"/>
-    <w:lsdException w:name="Medium List 2" w:semiHidden="0" w:uiPriority="102" w:unhideWhenUsed="0"/>
-    <w:lsdException w:name="Medium Grid 1" w:semiHidden="0" w:uiPriority="103" w:unhideWhenUsed="0"/>
-    <w:lsdException w:name="Medium Grid 2" w:semiHidden="0" w:uiPriority="104" w:unhideWhenUsed="0"/>
-    <w:lsdException w:name="Medium Grid 3" w:semiHidden="0" w:uiPriority="105" w:unhideWhenUsed="0"/>
-    <w:lsdException w:name="Dark List" w:semiHidden="0" w:uiPriority="112" w:unhideWhenUsed="0"/>
-    <w:lsdException w:name="Colorful Shading" w:semiHidden="0" w:uiPriority="113" w:unhideWhenUsed="0"/>
-    <w:lsdException w:name="Colorful List" w:semiHidden="0" w:uiPriority="114" w:unhideWhenUsed="0"/>
-    <w:lsdException w:name="Colorful Grid" w:semiHidden="0" w:uiPriority="115" w:unhideWhenUsed="0"/>
-    <w:lsdException w:name="Light Shading Accent 1" w:semiHidden="0" w:uiPriority="96" w:unhideWhenUsed="0"/>
-    <w:lsdException w:name="Light List Accent 1" w:semiHidden="0" w:uiPriority="97" w:unhideWhenUsed="0"/>
-    <w:lsdException w:name="Light Grid Accent 1" w:semiHidden="0" w:uiPriority="98" w:unhideWhenUsed="0"/>
-    <w:lsdException w:name="Medium Shading 1 Accent 1" w:semiHidden="0" w:uiPriority="99" w:unhideWhenUsed="0"/>
-    <w:lsdException w:name="Medium Shading 2 Accent 1" w:semiHidden="0" w:uiPriority="100" w:unhideWhenUsed="0"/>
-    <w:lsdException w:name="Medium List 1 Accent 1" w:semiHidden="0" w:uiPriority="101" w:unhideWhenUsed="0"/>
+    <w:lsdException w:name="Light Shading" w:semiHidden="0" w:uiPriority="336" w:unhideWhenUsed="0"/>
+    <w:lsdException w:name="Light List" w:semiHidden="0" w:uiPriority="337" w:unhideWhenUsed="0"/>
+    <w:lsdException w:name="Light Grid" w:semiHidden="0" w:uiPriority="338" w:unhideWhenUsed="0"/>
+    <w:lsdException w:name="Medium Shading 1" w:semiHidden="0" w:uiPriority="339" w:unhideWhenUsed="0"/>
+    <w:lsdException w:name="Medium Shading 2" w:semiHidden="0" w:uiPriority="598" w:unhideWhenUsed="0"/>
+    <w:lsdException w:name="Medium List 1" w:semiHidden="0" w:uiPriority="599" w:unhideWhenUsed="0"/>
+    <w:lsdException w:name="Medium List 2" w:semiHidden="0" w:uiPriority="600" w:unhideWhenUsed="0"/>
+    <w:lsdException w:name="Medium Grid 1" w:semiHidden="0" w:uiPriority="601" w:unhideWhenUsed="0"/>
+    <w:lsdException w:name="Medium Grid 2" w:semiHidden="0" w:uiPriority="608" w:unhideWhenUsed="0"/>
+    <w:lsdException w:name="Medium Grid 3" w:semiHidden="0" w:uiPriority="609" w:unhideWhenUsed="0"/>
+    <w:lsdException w:name="Dark List" w:semiHidden="0" w:uiPriority="628" w:unhideWhenUsed="0"/>
+    <w:lsdException w:name="Colorful Shading" w:semiHidden="0" w:uiPriority="629" w:unhideWhenUsed="0"/>
+    <w:lsdException w:name="Colorful List" w:semiHidden="0" w:uiPriority="630" w:unhideWhenUsed="0"/>
+    <w:lsdException w:name="Colorful Grid" w:semiHidden="0" w:uiPriority="631" w:unhideWhenUsed="0"/>
+    <w:lsdException w:name="Light Shading Accent 1" w:semiHidden="0" w:uiPriority="336" w:unhideWhenUsed="0"/>
+    <w:lsdException w:name="Light List Accent 1" w:semiHidden="0" w:uiPriority="337" w:unhideWhenUsed="0"/>
+    <w:lsdException w:name="Light Grid Accent 1" w:semiHidden="0" w:uiPriority="338" w:unhideWhenUsed="0"/>
+    <w:lsdException w:name="Medium Shading 1 Accent 1" w:semiHidden="0" w:uiPriority="339" w:unhideWhenUsed="0"/>
+    <w:lsdException w:name="Medium Shading 2 Accent 1" w:semiHidden="0" w:uiPriority="598" w:unhideWhenUsed="0"/>
+    <w:lsdException w:name="Medium List 1 Accent 1" w:semiHidden="0" w:uiPriority="599" w:unhideWhenUsed="0"/>
     <w:lsdException w:name="Revision" w:unhideWhenUsed="0"/>
-    <w:lsdException w:name="List Paragraph" w:semiHidden="0" w:uiPriority="52" w:unhideWhenUsed="0" w:qFormat="1"/>
-    <w:lsdException w:name="Quote" w:semiHidden="0" w:uiPriority="41" w:unhideWhenUsed="0" w:qFormat="1"/>
-    <w:lsdException w:name="Intense Quote" w:semiHidden="0" w:uiPriority="48" w:unhideWhenUsed="0" w:qFormat="1"/>
-    <w:lsdException w:name="Medium List 2 Accent 1" w:semiHidden="0" w:uiPriority="102" w:unhideWhenUsed="0"/>
-    <w:lsdException w:name="Medium Grid 1 Accent 1" w:semiHidden="0" w:uiPriority="103" w:unhideWhenUsed="0"/>
-    <w:lsdException w:name="Medium Grid 2 Accent 1" w:semiHidden="0" w:uiPriority="104" w:unhideWhenUsed="0"/>
-    <w:lsdException w:name="Medium Grid 3 Accent 1" w:semiHidden="0" w:uiPriority="105" w:unhideWhenUsed="0"/>
-    <w:lsdException w:name="Dark List Accent 1" w:semiHidden="0" w:uiPriority="112" w:unhideWhenUsed="0"/>
-    <w:lsdException w:name="Colorful Shading Accent 1" w:semiHidden="0" w:uiPriority="113" w:unhideWhenUsed="0"/>
-    <w:lsdException w:name="Colorful List Accent 1" w:semiHidden="0" w:uiPriority="114" w:unhideWhenUsed="0"/>
-    <w:lsdException w:name="Colorful Grid Accent 1" w:semiHidden="0" w:uiPriority="115" w:unhideWhenUsed="0"/>
-    <w:lsdException w:name="Light Shading Accent 2" w:semiHidden="0" w:uiPriority="96" w:unhideWhenUsed="0"/>
-    <w:lsdException w:name="Light List Accent 2" w:semiHidden="0" w:uiPriority="97" w:unhideWhenUsed="0"/>
-    <w:lsdException w:name="Light Grid Accent 2" w:semiHidden="0" w:uiPriority="98" w:unhideWhenUsed="0"/>
-    <w:lsdException w:name="Medium Shading 1 Accent 2" w:semiHidden="0" w:uiPriority="99" w:unhideWhenUsed="0"/>
-    <w:lsdException w:name="Medium Shading 2 Accent 2" w:semiHidden="0" w:uiPriority="100" w:unhideWhenUsed="0"/>
-    <w:lsdException w:name="Medium List 1 Accent 2" w:semiHidden="0" w:uiPriority="101" w:unhideWhenUsed="0"/>
-    <w:lsdException w:name="Medium List 2 Accent 2" w:semiHidden="0" w:uiPriority="102" w:unhideWhenUsed="0"/>
-    <w:lsdException w:name="Medium Grid 1 Accent 2" w:semiHidden="0" w:uiPriority="103" w:unhideWhenUsed="0"/>
-    <w:lsdException w:name="Medium Grid 2 Accent 2" w:semiHidden="0" w:uiPriority="104" w:unhideWhenUsed="0"/>
-    <w:lsdException w:name="Medium Grid 3 Accent 2" w:semiHidden="0" w:uiPriority="105" w:unhideWhenUsed="0"/>
-    <w:lsdException w:name="Dark List Accent 2" w:semiHidden="0" w:uiPriority="112" w:unhideWhenUsed="0"/>
-    <w:lsdException w:name="Colorful Shading Accent 2" w:semiHidden="0" w:uiPriority="113" w:unhideWhenUsed="0"/>
-    <w:lsdException w:name="Colorful List Accent 2" w:semiHidden="0" w:uiPriority="114" w:unhideWhenUsed="0"/>
-    <w:lsdException w:name="Colorful Grid Accent 2" w:semiHidden="0" w:uiPriority="115" w:unhideWhenUsed="0"/>
-    <w:lsdException w:name="Light Shading Accent 3" w:semiHidden="0" w:uiPriority="96" w:unhideWhenUsed="0"/>
-    <w:lsdException w:name="Light List Accent 3" w:semiHidden="0" w:uiPriority="97" w:unhideWhenUsed="0"/>
-    <w:lsdException w:name="Light Grid Accent 3" w:semiHidden="0" w:uiPriority="98" w:unhideWhenUsed="0"/>
-    <w:lsdException w:name="Medium Shading 1 Accent 3" w:semiHidden="0" w:uiPriority="99" w:unhideWhenUsed="0"/>
-    <w:lsdException w:name="Medium Shading 2 Accent 3" w:semiHidden="0" w:uiPriority="100" w:unhideWhenUsed="0"/>
-    <w:lsdException w:name="Medium List 1 Accent 3" w:semiHidden="0" w:uiPriority="101" w:unhideWhenUsed="0"/>
-    <w:lsdException w:name="Medium List 2 Accent 3" w:semiHidden="0" w:uiPriority="102" w:unhideWhenUsed="0"/>
-    <w:lsdException w:name="Medium Grid 1 Accent 3" w:semiHidden="0" w:uiPriority="103" w:unhideWhenUsed="0"/>
-    <w:lsdException w:name="Medium Grid 2 Accent 3" w:semiHidden="0" w:uiPriority="104" w:unhideWhenUsed="0"/>
-    <w:lsdException w:name="Medium Grid 3 Accent 3" w:semiHidden="0" w:uiPriority="105" w:unhideWhenUsed="0"/>
-    <w:lsdException w:name="Dark List Accent 3" w:semiHidden="0" w:uiPriority="112" w:unhideWhenUsed="0"/>
-    <w:lsdException w:name="Colorful Shading Accent 3" w:semiHidden="0" w:uiPriority="113" w:unhideWhenUsed="0"/>
-    <w:lsdException w:name="Colorful List Accent 3" w:semiHidden="0" w:uiPriority="114" w:unhideWhenUsed="0"/>
-    <w:lsdException w:name="Colorful Grid Accent 3" w:semiHidden="0" w:uiPriority="115" w:unhideWhenUsed="0"/>
-    <w:lsdException w:name="Light Shading Accent 4" w:semiHidden="0" w:uiPriority="96" w:unhideWhenUsed="0"/>
-    <w:lsdException w:name="Light List Accent 4" w:semiHidden="0" w:uiPriority="97" w:unhideWhenUsed="0"/>
-    <w:lsdException w:name="Light Grid Accent 4" w:semiHidden="0" w:uiPriority="98" w:unhideWhenUsed="0"/>
-    <w:lsdException w:name="Medium Shading 1 Accent 4" w:semiHidden="0" w:uiPriority="99" w:unhideWhenUsed="0"/>
-    <w:lsdException w:name="Medium Shading 2 Accent 4" w:semiHidden="0" w:uiPriority="100" w:unhideWhenUsed="0"/>
-    <w:lsdException w:name="Medium List 1 Accent 4" w:semiHidden="0" w:uiPriority="101" w:unhideWhenUsed="0"/>
-    <w:lsdException w:name="Medium List 2 Accent 4" w:semiHidden="0" w:uiPriority="102" w:unhideWhenUsed="0"/>
-    <w:lsdException w:name="Medium Grid 1 Accent 4" w:semiHidden="0" w:uiPriority="103" w:unhideWhenUsed="0"/>
-    <w:lsdException w:name="Medium Grid 2 Accent 4" w:semiHidden="0" w:uiPriority="104" w:unhideWhenUsed="0"/>
-    <w:lsdException w:name="Medium Grid 3 Accent 4" w:semiHidden="0" w:uiPriority="105" w:unhideWhenUsed="0"/>
-    <w:lsdException w:name="Dark List Accent 4" w:semiHidden="0" w:uiPriority="112" w:unhideWhenUsed="0"/>
-    <w:lsdException w:name="Colorful Shading Accent 4" w:semiHidden="0" w:uiPriority="113" w:unhideWhenUsed="0"/>
-    <w:lsdException w:name="Colorful List Accent 4" w:semiHidden="0" w:uiPriority="114" w:unhideWhenUsed="0"/>
-    <w:lsdException w:name="Colorful Grid Accent 4" w:semiHidden="0" w:uiPriority="115" w:unhideWhenUsed="0"/>
-    <w:lsdException w:name="Light Shading Accent 5" w:semiHidden="0" w:uiPriority="96" w:unhideWhenUsed="0"/>
-    <w:lsdException w:name="Light List Accent 5" w:semiHidden="0" w:uiPriority="97" w:unhideWhenUsed="0"/>
-    <w:lsdException w:name="Light Grid Accent 5" w:semiHidden="0" w:uiPriority="98" w:unhideWhenUsed="0"/>
-    <w:lsdException w:name="Medium Shading 1 Accent 5" w:semiHidden="0" w:uiPriority="99" w:unhideWhenUsed="0"/>
-    <w:lsdException w:name="Medium Shading 2 Accent 5" w:semiHidden="0" w:uiPriority="100" w:unhideWhenUsed="0"/>
-    <w:lsdException w:name="Medium List 1 Accent 5" w:semiHidden="0" w:uiPriority="101" w:unhideWhenUsed="0"/>
-    <w:lsdException w:name="Medium List 2 Accent 5" w:semiHidden="0" w:uiPriority="102" w:unhideWhenUsed="0"/>
-    <w:lsdException w:name="Medium Grid 1 Accent 5" w:semiHidden="0" w:uiPriority="103" w:unhideWhenUsed="0"/>
-    <w:lsdException w:name="Medium Grid 2 Accent 5" w:semiHidden="0" w:uiPriority="104" w:unhideWhenUsed="0"/>
-    <w:lsdException w:name="Medium Grid 3 Accent 5" w:semiHidden="0" w:uiPriority="105" w:unhideWhenUsed="0"/>
-    <w:lsdException w:name="Dark List Accent 5" w:semiHidden="0" w:uiPriority="112" w:unhideWhenUsed="0"/>
-    <w:lsdException w:name="Colorful Shading Accent 5" w:semiHidden="0" w:uiPriority="113" w:unhideWhenUsed="0"/>
-    <w:lsdException w:name="Colorful List Accent 5" w:semiHidden="0" w:uiPriority="114" w:unhideWhenUsed="0"/>
-    <w:lsdException w:name="Colorful Grid Accent 5" w:semiHidden="0" w:uiPriority="115" w:unhideWhenUsed="0"/>
-    <w:lsdException w:name="Light Shading Accent 6" w:semiHidden="0" w:uiPriority="96" w:unhideWhenUsed="0"/>
-    <w:lsdException w:name="Light List Accent 6" w:semiHidden="0" w:uiPriority="97" w:unhideWhenUsed="0"/>
-    <w:lsdException w:name="Light Grid Accent 6" w:semiHidden="0" w:uiPriority="98" w:unhideWhenUsed="0"/>
-    <w:lsdException w:name="Medium Shading 1 Accent 6" w:semiHidden="0" w:uiPriority="99" w:unhideWhenUsed="0"/>
-    <w:lsdException w:name="Medium Shading 2 Accent 6" w:semiHidden="0" w:uiPriority="100" w:unhideWhenUsed="0"/>
-    <w:lsdException w:name="Medium List 1 Accent 6" w:semiHidden="0" w:uiPriority="101" w:unhideWhenUsed="0"/>
-    <w:lsdException w:name="Medium List 2 Accent 6" w:semiHidden="0" w:uiPriority="102" w:unhideWhenUsed="0"/>
-    <w:lsdException w:name="Medium Grid 1 Accent 6" w:semiHidden="0" w:uiPriority="103" w:unhideWhenUsed="0"/>
-    <w:lsdException w:name="Medium Grid 2 Accent 6" w:semiHidden="0" w:uiPriority="104" w:unhideWhenUsed="0"/>
-    <w:lsdException w:name="Medium Grid 3 Accent 6" w:semiHidden="0" w:uiPriority="105" w:unhideWhenUsed="0"/>
-    <w:lsdException w:name="Dark List Accent 6" w:semiHidden="0" w:uiPriority="112" w:unhideWhenUsed="0"/>
-    <w:lsdException w:name="Colorful Shading Accent 6" w:semiHidden="0" w:uiPriority="113" w:unhideWhenUsed="0"/>
-    <w:lsdException w:name="Colorful List Accent 6" w:semiHidden="0" w:uiPriority="114" w:unhideWhenUsed="0"/>
-    <w:lsdException w:name="Colorful Grid Accent 6" w:semiHidden="0" w:uiPriority="115" w:unhideWhenUsed="0"/>
-    <w:lsdException w:name="Subtle Emphasis" w:semiHidden="0" w:uiPriority="25" w:unhideWhenUsed="0" w:qFormat="1"/>
-    <w:lsdException w:name="Intense Emphasis" w:semiHidden="0" w:uiPriority="33" w:unhideWhenUsed="0" w:qFormat="1"/>
-    <w:lsdException w:name="Subtle Reference" w:semiHidden="0" w:uiPriority="49" w:unhideWhenUsed="0" w:qFormat="1"/>
-    <w:lsdException w:name="Intense Reference" w:semiHidden="0" w:uiPriority="50" w:unhideWhenUsed="0" w:qFormat="1"/>
-    <w:lsdException w:name="Book Title" w:semiHidden="0" w:uiPriority="51" w:unhideWhenUsed="0" w:qFormat="1"/>
-    <w:lsdException w:name="Bibliography" w:uiPriority="55"/>
-    <w:lsdException w:name="TOC Heading" w:uiPriority="57" w:qFormat="1"/>
+    <w:lsdException w:name="List Paragraph" w:semiHidden="0" w:uiPriority="130" w:unhideWhenUsed="0" w:qFormat="1"/>
+    <w:lsdException w:name="Quote" w:semiHidden="0" w:uiPriority="101" w:unhideWhenUsed="0" w:qFormat="1"/>
+    <w:lsdException w:name="Intense Quote" w:semiHidden="0" w:uiPriority="114" w:unhideWhenUsed="0" w:qFormat="1"/>
+    <w:lsdException w:name="Medium List 2 Accent 1" w:semiHidden="0" w:uiPriority="600" w:unhideWhenUsed="0"/>
+    <w:lsdException w:name="Medium Grid 1 Accent 1" w:semiHidden="0" w:uiPriority="601" w:unhideWhenUsed="0"/>
+    <w:lsdException w:name="Medium Grid 2 Accent 1" w:semiHidden="0" w:uiPriority="608" w:unhideWhenUsed="0"/>
+    <w:lsdException w:name="Medium Grid 3 Accent 1" w:semiHidden="0" w:uiPriority="609" w:unhideWhenUsed="0"/>
+    <w:lsdException w:name="Dark List Accent 1" w:semiHidden="0" w:uiPriority="628" w:unhideWhenUsed="0"/>
+    <w:lsdException w:name="Colorful Shading Accent 1" w:semiHidden="0" w:uiPriority="629" w:unhideWhenUsed="0"/>
+    <w:lsdException w:name="Colorful List Accent 1" w:semiHidden="0" w:uiPriority="630" w:unhideWhenUsed="0"/>
+    <w:lsdException w:name="Colorful Grid Accent 1" w:semiHidden="0" w:uiPriority="631" w:unhideWhenUsed="0"/>
+    <w:lsdException w:name="Light Shading Accent 2" w:semiHidden="0" w:uiPriority="336" w:unhideWhenUsed="0"/>
+    <w:lsdException w:name="Light List Accent 2" w:semiHidden="0" w:uiPriority="337" w:unhideWhenUsed="0"/>
+    <w:lsdException w:name="Light Grid Accent 2" w:semiHidden="0" w:uiPriority="338" w:unhideWhenUsed="0"/>
+    <w:lsdException w:name="Medium Shading 1 Accent 2" w:semiHidden="0" w:uiPriority="339" w:unhideWhenUsed="0"/>
+    <w:lsdException w:name="Medium Shading 2 Accent 2" w:semiHidden="0" w:uiPriority="598" w:unhideWhenUsed="0"/>
+    <w:lsdException w:name="Medium List 1 Accent 2" w:semiHidden="0" w:uiPriority="599" w:unhideWhenUsed="0"/>
+    <w:lsdException w:name="Medium List 2 Accent 2" w:semiHidden="0" w:uiPriority="600" w:unhideWhenUsed="0"/>
+    <w:lsdException w:name="Medium Grid 1 Accent 2" w:semiHidden="0" w:uiPriority="601" w:unhideWhenUsed="0"/>
+    <w:lsdException w:name="Medium Grid 2 Accent 2" w:semiHidden="0" w:uiPriority="608" w:unhideWhenUsed="0"/>
+    <w:lsdException w:name="Medium Grid 3 Accent 2" w:semiHidden="0" w:uiPriority="609" w:unhideWhenUsed="0"/>
+    <w:lsdException w:name="Dark List Accent 2" w:semiHidden="0" w:uiPriority="628" w:unhideWhenUsed="0"/>
+    <w:lsdException w:name="Colorful Shading Accent 2" w:semiHidden="0" w:uiPriority="629" w:unhideWhenUsed="0"/>
+    <w:lsdException w:name="Colorful List Accent 2" w:semiHidden="0" w:uiPriority="630" w:unhideWhenUsed="0"/>
+    <w:lsdException w:name="Colorful Grid Accent 2" w:semiHidden="0" w:uiPriority="631" w:unhideWhenUsed="0"/>
+    <w:lsdException w:name="Light Shading Accent 3" w:semiHidden="0" w:uiPriority="336" w:unhideWhenUsed="0"/>
+    <w:lsdException w:name="Light List Accent 3" w:semiHidden="0" w:uiPriority="337" w:unhideWhenUsed="0"/>
+    <w:lsdException w:name="Light Grid Accent 3" w:semiHidden="0" w:uiPriority="338" w:unhideWhenUsed="0"/>
+    <w:lsdException w:name="Medium Shading 1 Accent 3" w:semiHidden="0" w:uiPriority="339" w:unhideWhenUsed="0"/>
+    <w:lsdException w:name="Medium Shading 2 Accent 3" w:semiHidden="0" w:uiPriority="598" w:unhideWhenUsed="0"/>
+    <w:lsdException w:name="Medium List 1 Accent 3" w:semiHidden="0" w:uiPriority="599" w:unhideWhenUsed="0"/>
+    <w:lsdException w:name="Medium List 2 Accent 3" w:semiHidden="0" w:uiPriority="600" w:unhideWhenUsed="0"/>
+    <w:lsdException w:name="Medium Grid 1 Accent 3" w:semiHidden="0" w:uiPriority="601" w:unhideWhenUsed="0"/>
+    <w:lsdException w:name="Medium Grid 2 Accent 3" w:semiHidden="0" w:uiPriority="608" w:unhideWhenUsed="0"/>
+    <w:lsdException w:name="Medium Grid 3 Accent 3" w:semiHidden="0" w:uiPriority="609" w:unhideWhenUsed="0"/>
+    <w:lsdException w:name="Dark List Accent 3" w:semiHidden="0" w:uiPriority="628" w:unhideWhenUsed="0"/>
+    <w:lsdException w:name="Colorful Shading Accent 3" w:semiHidden="0" w:uiPriority="629" w:unhideWhenUsed="0"/>
+    <w:lsdException w:name="Colorful List Accent 3" w:semiHidden="0" w:uiPriority="630" w:unhideWhenUsed="0"/>
+    <w:lsdException w:name="Colorful Grid Accent 3" w:semiHidden="0" w:uiPriority="631" w:unhideWhenUsed="0"/>
+    <w:lsdException w:name="Light Shading Accent 4" w:semiHidden="0" w:uiPriority="336" w:unhideWhenUsed="0"/>
+    <w:lsdException w:name="Light List Accent 4" w:semiHidden="0" w:uiPriority="337" w:unhideWhenUsed="0"/>
+    <w:lsdException w:name="Light Grid Accent 4" w:semiHidden="0" w:uiPriority="338" w:unhideWhenUsed="0"/>
+    <w:lsdException w:name="Medium Shading 1 Accent 4" w:semiHidden="0" w:uiPriority="339" w:unhideWhenUsed="0"/>
+    <w:lsdException w:name="Medium Shading 2 Accent 4" w:semiHidden="0" w:uiPriority="598" w:unhideWhenUsed="0"/>
+    <w:lsdException w:name="Medium List 1 Accent 4" w:semiHidden="0" w:uiPriority="599" w:unhideWhenUsed="0"/>
+    <w:lsdException w:name="Medium List 2 Accent 4" w:semiHidden="0" w:uiPriority="600" w:unhideWhenUsed="0"/>
+    <w:lsdException w:name="Medium Grid 1 Accent 4" w:semiHidden="0" w:uiPriority="601" w:unhideWhenUsed="0"/>
+    <w:lsdException w:name="Medium Grid 2 Accent 4" w:semiHidden="0" w:uiPriority="608" w:unhideWhenUsed="0"/>
+    <w:lsdException w:name="Medium Grid 3 Accent 4" w:semiHidden="0" w:uiPriority="609" w:unhideWhenUsed="0"/>
+    <w:lsdException w:name="Dark List Accent 4" w:semiHidden="0" w:uiPriority="628" w:unhideWhenUsed="0"/>
+    <w:lsdException w:name="Colorful Shading Accent 4" w:semiHidden="0" w:uiPriority="629" w:unhideWhenUsed="0"/>
+    <w:lsdException w:name="Colorful List Accent 4" w:semiHidden="0" w:uiPriority="630" w:unhideWhenUsed="0"/>
+    <w:lsdException w:name="Colorful Grid Accent 4" w:semiHidden="0" w:uiPriority="631" w:unhideWhenUsed="0"/>
+    <w:lsdException w:name="Light Shading Accent 5" w:semiHidden="0" w:uiPriority="336" w:unhideWhenUsed="0"/>
+    <w:lsdException w:name="Light List Accent 5" w:semiHidden="0" w:uiPriority="337" w:unhideWhenUsed="0"/>
+    <w:lsdException w:name="Light Grid Accent 5" w:semiHidden="0" w:uiPriority="338" w:unhideWhenUsed="0"/>
+    <w:lsdException w:name="Medium Shading 1 Accent 5" w:semiHidden="0" w:uiPriority="339" w:unhideWhenUsed="0"/>
+    <w:lsdException w:name="Medium Shading 2 Accent 5" w:semiHidden="0" w:uiPriority="598" w:unhideWhenUsed="0"/>
+    <w:lsdException w:name="Medium List 1 Accent 5" w:semiHidden="0" w:uiPriority="599" w:unhideWhenUsed="0"/>
+    <w:lsdException w:name="Medium List 2 Accent 5" w:semiHidden="0" w:uiPriority="600" w:unhideWhenUsed="0"/>
+    <w:lsdException w:name="Medium Grid 1 Accent 5" w:semiHidden="0" w:uiPriority="601" w:unhideWhenUsed="0"/>
+    <w:lsdException w:name="Medium Grid 2 Accent 5" w:semiHidden="0" w:uiPriority="608" w:unhideWhenUsed="0"/>
+    <w:lsdException w:name="Medium Grid 3 Accent 5" w:semiHidden="0" w:uiPriority="609" w:unhideWhenUsed="0"/>
+    <w:lsdException w:name="Dark List Accent 5" w:semiHidden="0" w:uiPriority="628" w:unhideWhenUsed="0"/>
+    <w:lsdException w:name="Colorful Shading Accent 5" w:semiHidden="0" w:uiPriority="629" w:unhideWhenUsed="0"/>
+    <w:lsdException w:name="Colorful List Accent 5" w:semiHidden="0" w:uiPriority="630" w:unhideWhenUsed="0"/>
+    <w:lsdException w:name="Colorful Grid Accent 5" w:semiHidden="0" w:uiPriority="631" w:unhideWhenUsed="0"/>
+    <w:lsdException w:name="Light Shading Accent 6" w:semiHidden="0" w:uiPriority="336" w:unhideWhenUsed="0"/>
+    <w:lsdException w:name="Light List Accent 6" w:semiHidden="0" w:uiPriority="337" w:unhideWhenUsed="0"/>
+    <w:lsdException w:name="Light Grid Accent 6" w:semiHidden="0" w:uiPriority="338" w:unhideWhenUsed="0"/>
+    <w:lsdException w:name="Medium Shading 1 Accent 6" w:semiHidden="0" w:uiPriority="339" w:unhideWhenUsed="0"/>
+    <w:lsdException w:name="Medium Shading 2 Accent 6" w:semiHidden="0" w:uiPriority="598" w:unhideWhenUsed="0"/>
+    <w:lsdException w:name="Medium List 1 Accent 6" w:semiHidden="0" w:uiPriority="599" w:unhideWhenUsed="0"/>
+    <w:lsdException w:name="Medium List 2 Accent 6" w:semiHidden="0" w:uiPriority="600" w:unhideWhenUsed="0"/>
+    <w:lsdException w:name="Medium Grid 1 Accent 6" w:semiHidden="0" w:uiPriority="601" w:unhideWhenUsed="0"/>
+    <w:lsdException w:name="Medium Grid 2 Accent 6" w:semiHidden="0" w:uiPriority="608" w:unhideWhenUsed="0"/>
+    <w:lsdException w:name="Medium Grid 3 Accent 6" w:semiHidden="0" w:uiPriority="609" w:unhideWhenUsed="0"/>
+    <w:lsdException w:name="Dark List Accent 6" w:semiHidden="0" w:uiPriority="628" w:unhideWhenUsed="0"/>
+    <w:lsdException w:name="Colorful Shading Accent 6" w:semiHidden="0" w:uiPriority="629" w:unhideWhenUsed="0"/>
+    <w:lsdException w:name="Colorful List Accent 6" w:semiHidden="0" w:uiPriority="630" w:unhideWhenUsed="0"/>
+    <w:lsdException w:name="Colorful Grid Accent 6" w:semiHidden="0" w:uiPriority="631" w:unhideWhenUsed="0"/>
+    <w:lsdException w:name="Subtle Emphasis" w:semiHidden="0" w:uiPriority="55" w:unhideWhenUsed="0" w:qFormat="1"/>
+    <w:lsdException w:name="Intense Emphasis" w:semiHidden="0" w:uiPriority="81" w:unhideWhenUsed="0" w:qFormat="1"/>
+    <w:lsdException w:name="Subtle Reference" w:semiHidden="0" w:uiPriority="115" w:unhideWhenUsed="0" w:qFormat="1"/>
+    <w:lsdException w:name="Intense Reference" w:semiHidden="0" w:uiPriority="128" w:unhideWhenUsed="0" w:qFormat="1"/>
+    <w:lsdException w:name="Book Title" w:semiHidden="0" w:uiPriority="129" w:unhideWhenUsed="0" w:qFormat="1"/>
+    <w:lsdException w:name="Bibliography" w:uiPriority="133"/>
+    <w:lsdException w:name="TOC Heading" w:uiPriority="135" w:qFormat="1"/>
   </w:latentStyles>
   <w:style w:type="paragraph" w:default="1" w:styleId="Normal">
     <w:name w:val="Normal"/>
@@ -14102,7 +14161,7 @@
           <w:insideH w:val="nil"/>
           <w:insideV w:val="nil"/>
         </w:tcBorders>
-        <w:shd w:val="clear" w:color="auto" w:fill="BFBFBF" w:themeFill="text1" w:themeFillTint="3f"/>
+        <w:shd w:val="clear" w:color="auto" w:fill="E1E1E1" w:themeFill="text1" w:themeFillTint="3f"/>
       </w:tcPr>
     </w:tblStylePr>
     <w:tblStylePr w:type="band1Horz">
@@ -14114,7 +14173,7 @@
           <w:insideH w:val="nil"/>
           <w:insideV w:val="nil"/>
         </w:tcBorders>
-        <w:shd w:val="clear" w:color="auto" w:fill="BFBFBF" w:themeFill="text1" w:themeFillTint="3f"/>
+        <w:shd w:val="clear" w:color="auto" w:fill="E1E1E1" w:themeFill="text1" w:themeFillTint="3f"/>
       </w:tcPr>
     </w:tblStylePr>
   </w:style>
@@ -14204,7 +14263,7 @@
           <w:insideH w:val="nil"/>
           <w:insideV w:val="nil"/>
         </w:tcBorders>
-        <w:shd w:val="clear" w:color="auto" w:fill="D3DFEE" w:themeFill="accent1" w:themeFillTint="3f"/>
+        <w:shd w:val="clear" w:color="auto" w:fill="E4E8F1" w:themeFill="accent1" w:themeFillTint="3f"/>
       </w:tcPr>
     </w:tblStylePr>
     <w:tblStylePr w:type="band1Horz">
@@ -14216,7 +14275,7 @@
           <w:insideH w:val="nil"/>
           <w:insideV w:val="nil"/>
         </w:tcBorders>
-        <w:shd w:val="clear" w:color="auto" w:fill="D3DFEE" w:themeFill="accent1" w:themeFillTint="3f"/>
+        <w:shd w:val="clear" w:color="auto" w:fill="E4E8F1" w:themeFill="accent1" w:themeFillTint="3f"/>
       </w:tcPr>
     </w:tblStylePr>
   </w:style>
@@ -14306,7 +14365,7 @@
           <w:insideH w:val="nil"/>
           <w:insideV w:val="nil"/>
         </w:tcBorders>
-        <w:shd w:val="clear" w:color="auto" w:fill="EFD3D3" w:themeFill="accent2" w:themeFillTint="3f"/>
+        <w:shd w:val="clear" w:color="auto" w:fill="F1E4E3" w:themeFill="accent2" w:themeFillTint="3f"/>
       </w:tcPr>
     </w:tblStylePr>
     <w:tblStylePr w:type="band1Horz">
@@ -14318,7 +14377,7 @@
           <w:insideH w:val="nil"/>
           <w:insideV w:val="nil"/>
         </w:tcBorders>
-        <w:shd w:val="clear" w:color="auto" w:fill="EFD3D3" w:themeFill="accent2" w:themeFillTint="3f"/>
+        <w:shd w:val="clear" w:color="auto" w:fill="F1E4E3" w:themeFill="accent2" w:themeFillTint="3f"/>
       </w:tcPr>
     </w:tblStylePr>
   </w:style>
@@ -14408,7 +14467,7 @@
           <w:insideH w:val="nil"/>
           <w:insideV w:val="nil"/>
         </w:tcBorders>
-        <w:shd w:val="clear" w:color="auto" w:fill="E6EED5" w:themeFill="accent3" w:themeFillTint="3f"/>
+        <w:shd w:val="clear" w:color="auto" w:fill="EBF0E4" w:themeFill="accent3" w:themeFillTint="3f"/>
       </w:tcPr>
     </w:tblStylePr>
     <w:tblStylePr w:type="band1Horz">
@@ -14420,7 +14479,7 @@
           <w:insideH w:val="nil"/>
           <w:insideV w:val="nil"/>
         </w:tcBorders>
-        <w:shd w:val="clear" w:color="auto" w:fill="E6EED5" w:themeFill="accent3" w:themeFillTint="3f"/>
+        <w:shd w:val="clear" w:color="auto" w:fill="EBF0E4" w:themeFill="accent3" w:themeFillTint="3f"/>
       </w:tcPr>
     </w:tblStylePr>
   </w:style>
@@ -14510,7 +14569,7 @@
           <w:insideH w:val="nil"/>
           <w:insideV w:val="nil"/>
         </w:tcBorders>
-        <w:shd w:val="clear" w:color="auto" w:fill="DFD8E8" w:themeFill="accent4" w:themeFillTint="3f"/>
+        <w:shd w:val="clear" w:color="auto" w:fill="E8E5EC" w:themeFill="accent4" w:themeFillTint="3f"/>
       </w:tcPr>
     </w:tblStylePr>
     <w:tblStylePr w:type="band1Horz">
@@ -14522,7 +14581,7 @@
           <w:insideH w:val="nil"/>
           <w:insideV w:val="nil"/>
         </w:tcBorders>
-        <w:shd w:val="clear" w:color="auto" w:fill="DFD8E8" w:themeFill="accent4" w:themeFillTint="3f"/>
+        <w:shd w:val="clear" w:color="auto" w:fill="E8E5EC" w:themeFill="accent4" w:themeFillTint="3f"/>
       </w:tcPr>
     </w:tblStylePr>
   </w:style>
@@ -14612,7 +14671,7 @@
           <w:insideH w:val="nil"/>
           <w:insideV w:val="nil"/>
         </w:tcBorders>
-        <w:shd w:val="clear" w:color="auto" w:fill="D2EAF0" w:themeFill="accent5" w:themeFillTint="3f"/>
+        <w:shd w:val="clear" w:color="auto" w:fill="E3EEF3" w:themeFill="accent5" w:themeFillTint="3f"/>
       </w:tcPr>
     </w:tblStylePr>
     <w:tblStylePr w:type="band1Horz">
@@ -14624,7 +14683,7 @@
           <w:insideH w:val="nil"/>
           <w:insideV w:val="nil"/>
         </w:tcBorders>
-        <w:shd w:val="clear" w:color="auto" w:fill="D2EAF0" w:themeFill="accent5" w:themeFillTint="3f"/>
+        <w:shd w:val="clear" w:color="auto" w:fill="E3EEF3" w:themeFill="accent5" w:themeFillTint="3f"/>
       </w:tcPr>
     </w:tblStylePr>
   </w:style>
@@ -14714,7 +14773,7 @@
           <w:insideH w:val="nil"/>
           <w:insideV w:val="nil"/>
         </w:tcBorders>
-        <w:shd w:val="clear" w:color="auto" w:fill="FDE5D1" w:themeFill="accent6" w:themeFillTint="3f"/>
+        <w:shd w:val="clear" w:color="auto" w:fill="FDEBE3" w:themeFill="accent6" w:themeFillTint="3f"/>
       </w:tcPr>
     </w:tblStylePr>
     <w:tblStylePr w:type="band1Horz">
@@ -14726,7 +14785,7 @@
           <w:insideH w:val="nil"/>
           <w:insideV w:val="nil"/>
         </w:tcBorders>
-        <w:shd w:val="clear" w:color="auto" w:fill="FDE5D1" w:themeFill="accent6" w:themeFillTint="3f"/>
+        <w:shd w:val="clear" w:color="auto" w:fill="FDEBE3" w:themeFill="accent6" w:themeFillTint="3f"/>
       </w:tcPr>
     </w:tblStylePr>
   </w:style>
@@ -15467,7 +15526,7 @@
           <w:bottom w:val="single" w:sz="8" w:space="0" w:color="000000" w:themeColor="text1"/>
           <w:right w:val="single" w:sz="8" w:space="0" w:color="000000" w:themeColor="text1"/>
         </w:tcBorders>
-        <w:shd w:val="clear" w:color="auto" w:fill="BFBFBF" w:themeFill="text1" w:themeFillTint="3f"/>
+        <w:shd w:val="clear" w:color="auto" w:fill="E1E1E1" w:themeFill="text1" w:themeFillTint="3f"/>
       </w:tcPr>
     </w:tblStylePr>
     <w:tblStylePr w:type="band1Horz">
@@ -15480,7 +15539,7 @@
           <w:right w:val="single" w:sz="8" w:space="0" w:color="000000" w:themeColor="text1"/>
           <w:insideV w:val="single" w:sz="8" w:space="0" w:color="000000" w:themeColor="text1"/>
         </w:tcBorders>
-        <w:shd w:val="clear" w:color="auto" w:fill="BFBFBF" w:themeFill="text1" w:themeFillTint="3f"/>
+        <w:shd w:val="clear" w:color="auto" w:fill="E1E1E1" w:themeFill="text1" w:themeFillTint="3f"/>
       </w:tcPr>
     </w:tblStylePr>
     <w:tblStylePr w:type="band2Horz">
@@ -15596,7 +15655,7 @@
           <w:bottom w:val="single" w:sz="8" w:space="0" w:color="4F81BD" w:themeColor="accent1"/>
           <w:right w:val="single" w:sz="8" w:space="0" w:color="4F81BD" w:themeColor="accent1"/>
         </w:tcBorders>
-        <w:shd w:val="clear" w:color="auto" w:fill="D3DFEE" w:themeFill="accent1" w:themeFillTint="3f"/>
+        <w:shd w:val="clear" w:color="auto" w:fill="E4E8F1" w:themeFill="accent1" w:themeFillTint="3f"/>
       </w:tcPr>
     </w:tblStylePr>
     <w:tblStylePr w:type="band1Horz">
@@ -15609,7 +15668,7 @@
           <w:right w:val="single" w:sz="8" w:space="0" w:color="4F81BD" w:themeColor="accent1"/>
           <w:insideV w:val="single" w:sz="8" w:space="0" w:color="4F81BD" w:themeColor="accent1"/>
         </w:tcBorders>
-        <w:shd w:val="clear" w:color="auto" w:fill="D3DFEE" w:themeFill="accent1" w:themeFillTint="3f"/>
+        <w:shd w:val="clear" w:color="auto" w:fill="E4E8F1" w:themeFill="accent1" w:themeFillTint="3f"/>
       </w:tcPr>
     </w:tblStylePr>
     <w:tblStylePr w:type="band2Horz">
@@ -15725,7 +15784,7 @@
           <w:bottom w:val="single" w:sz="8" w:space="0" w:color="C0504D" w:themeColor="accent2"/>
           <w:right w:val="single" w:sz="8" w:space="0" w:color="C0504D" w:themeColor="accent2"/>
         </w:tcBorders>
-        <w:shd w:val="clear" w:color="auto" w:fill="EFD3D3" w:themeFill="accent2" w:themeFillTint="3f"/>
+        <w:shd w:val="clear" w:color="auto" w:fill="F1E4E3" w:themeFill="accent2" w:themeFillTint="3f"/>
       </w:tcPr>
     </w:tblStylePr>
     <w:tblStylePr w:type="band1Horz">
@@ -15738,7 +15797,7 @@
           <w:right w:val="single" w:sz="8" w:space="0" w:color="C0504D" w:themeColor="accent2"/>
           <w:insideV w:val="single" w:sz="8" w:space="0" w:color="C0504D" w:themeColor="accent2"/>
         </w:tcBorders>
-        <w:shd w:val="clear" w:color="auto" w:fill="EFD3D3" w:themeFill="accent2" w:themeFillTint="3f"/>
+        <w:shd w:val="clear" w:color="auto" w:fill="F1E4E3" w:themeFill="accent2" w:themeFillTint="3f"/>
       </w:tcPr>
     </w:tblStylePr>
     <w:tblStylePr w:type="band2Horz">
@@ -15854,7 +15913,7 @@
           <w:bottom w:val="single" w:sz="8" w:space="0" w:color="9BBB59" w:themeColor="accent3"/>
           <w:right w:val="single" w:sz="8" w:space="0" w:color="9BBB59" w:themeColor="accent3"/>
         </w:tcBorders>
-        <w:shd w:val="clear" w:color="auto" w:fill="E6EED5" w:themeFill="accent3" w:themeFillTint="3f"/>
+        <w:shd w:val="clear" w:color="auto" w:fill="EBF0E4" w:themeFill="accent3" w:themeFillTint="3f"/>
       </w:tcPr>
     </w:tblStylePr>
     <w:tblStylePr w:type="band1Horz">
@@ -15867,7 +15926,7 @@
           <w:right w:val="single" w:sz="8" w:space="0" w:color="9BBB59" w:themeColor="accent3"/>
           <w:insideV w:val="single" w:sz="8" w:space="0" w:color="9BBB59" w:themeColor="accent3"/>
         </w:tcBorders>
-        <w:shd w:val="clear" w:color="auto" w:fill="E6EED5" w:themeFill="accent3" w:themeFillTint="3f"/>
+        <w:shd w:val="clear" w:color="auto" w:fill="EBF0E4" w:themeFill="accent3" w:themeFillTint="3f"/>
       </w:tcPr>
     </w:tblStylePr>
     <w:tblStylePr w:type="band2Horz">
@@ -15983,7 +16042,7 @@
           <w:bottom w:val="single" w:sz="8" w:space="0" w:color="8064A2" w:themeColor="accent4"/>
           <w:right w:val="single" w:sz="8" w:space="0" w:color="8064A2" w:themeColor="accent4"/>
         </w:tcBorders>
-        <w:shd w:val="clear" w:color="auto" w:fill="DFD8E8" w:themeFill="accent4" w:themeFillTint="3f"/>
+        <w:shd w:val="clear" w:color="auto" w:fill="E8E5EC" w:themeFill="accent4" w:themeFillTint="3f"/>
       </w:tcPr>
     </w:tblStylePr>
     <w:tblStylePr w:type="band1Horz">
@@ -15996,7 +16055,7 @@
           <w:right w:val="single" w:sz="8" w:space="0" w:color="8064A2" w:themeColor="accent4"/>
           <w:insideV w:val="single" w:sz="8" w:space="0" w:color="8064A2" w:themeColor="accent4"/>
         </w:tcBorders>
-        <w:shd w:val="clear" w:color="auto" w:fill="DFD8E8" w:themeFill="accent4" w:themeFillTint="3f"/>
+        <w:shd w:val="clear" w:color="auto" w:fill="E8E5EC" w:themeFill="accent4" w:themeFillTint="3f"/>
       </w:tcPr>
     </w:tblStylePr>
     <w:tblStylePr w:type="band2Horz">
@@ -16112,7 +16171,7 @@
           <w:bottom w:val="single" w:sz="8" w:space="0" w:color="4BACC6" w:themeColor="accent5"/>
           <w:right w:val="single" w:sz="8" w:space="0" w:color="4BACC6" w:themeColor="accent5"/>
         </w:tcBorders>
-        <w:shd w:val="clear" w:color="auto" w:fill="D2EAF0" w:themeFill="accent5" w:themeFillTint="3f"/>
+        <w:shd w:val="clear" w:color="auto" w:fill="E3EEF3" w:themeFill="accent5" w:themeFillTint="3f"/>
       </w:tcPr>
     </w:tblStylePr>
     <w:tblStylePr w:type="band1Horz">
@@ -16125,7 +16184,7 @@
           <w:right w:val="single" w:sz="8" w:space="0" w:color="4BACC6" w:themeColor="accent5"/>
           <w:insideV w:val="single" w:sz="8" w:space="0" w:color="4BACC6" w:themeColor="accent5"/>
         </w:tcBorders>
-        <w:shd w:val="clear" w:color="auto" w:fill="D2EAF0" w:themeFill="accent5" w:themeFillTint="3f"/>
+        <w:shd w:val="clear" w:color="auto" w:fill="E3EEF3" w:themeFill="accent5" w:themeFillTint="3f"/>
       </w:tcPr>
     </w:tblStylePr>
     <w:tblStylePr w:type="band2Horz">
@@ -16241,7 +16300,7 @@
           <w:bottom w:val="single" w:sz="8" w:space="0" w:color="F79646" w:themeColor="accent6"/>
           <w:right w:val="single" w:sz="8" w:space="0" w:color="F79646" w:themeColor="accent6"/>
         </w:tcBorders>
-        <w:shd w:val="clear" w:color="auto" w:fill="FDE5D1" w:themeFill="accent6" w:themeFillTint="3f"/>
+        <w:shd w:val="clear" w:color="auto" w:fill="FDEBE3" w:themeFill="accent6" w:themeFillTint="3f"/>
       </w:tcPr>
     </w:tblStylePr>
     <w:tblStylePr w:type="band1Horz">
@@ -16254,7 +16313,7 @@
           <w:right w:val="single" w:sz="8" w:space="0" w:color="F79646" w:themeColor="accent6"/>
           <w:insideV w:val="single" w:sz="8" w:space="0" w:color="F79646" w:themeColor="accent6"/>
         </w:tcBorders>
-        <w:shd w:val="clear" w:color="auto" w:fill="FDE5D1" w:themeFill="accent6" w:themeFillTint="3f"/>
+        <w:shd w:val="clear" w:color="auto" w:fill="FDEBE3" w:themeFill="accent6" w:themeFillTint="3f"/>
       </w:tcPr>
     </w:tblStylePr>
     <w:tblStylePr w:type="band2Horz">
@@ -16280,11 +16339,11 @@
     <w:tblPr>
       <w:tblInd w:w="0" w:type="dxa"/>
       <w:tblBorders>
-        <w:top w:val="single" w:sz="8" w:space="0" w:color="3F3F3F" w:themeColor="text1" w:themeTint="bf"/>
-        <w:left w:val="single" w:sz="8" w:space="0" w:color="3F3F3F" w:themeColor="text1" w:themeTint="bf"/>
-        <w:bottom w:val="single" w:sz="8" w:space="0" w:color="3F3F3F" w:themeColor="text1" w:themeTint="bf"/>
-        <w:right w:val="single" w:sz="8" w:space="0" w:color="3F3F3F" w:themeColor="text1" w:themeTint="bf"/>
-        <w:insideH w:val="single" w:sz="8" w:space="0" w:color="3F3F3F" w:themeColor="text1" w:themeTint="bf"/>
+        <w:top w:val="single" w:sz="8" w:space="0" w:color="8C8C8C" w:themeColor="text1" w:themeTint="bf"/>
+        <w:left w:val="single" w:sz="8" w:space="0" w:color="8C8C8C" w:themeColor="text1" w:themeTint="bf"/>
+        <w:bottom w:val="single" w:sz="8" w:space="0" w:color="8C8C8C" w:themeColor="text1" w:themeTint="bf"/>
+        <w:right w:val="single" w:sz="8" w:space="0" w:color="8C8C8C" w:themeColor="text1" w:themeTint="bf"/>
+        <w:insideH w:val="single" w:sz="8" w:space="0" w:color="8C8C8C" w:themeColor="text1" w:themeTint="bf"/>
       </w:tblBorders>
       <w:tblCellMar>
         <w:top w:w="0" w:type="dxa"/>
@@ -16307,10 +16366,10 @@
       <w:tblPr/>
       <w:tcPr>
         <w:tcBorders>
-          <w:top w:val="single" w:sz="8" w:space="0" w:color="3F3F3F" w:themeColor="text1" w:themeTint="bf"/>
-          <w:left w:val="single" w:sz="8" w:space="0" w:color="3F3F3F" w:themeColor="text1" w:themeTint="bf"/>
-          <w:bottom w:val="single" w:sz="8" w:space="0" w:color="3F3F3F" w:themeColor="text1" w:themeTint="bf"/>
-          <w:right w:val="single" w:sz="8" w:space="0" w:color="3F3F3F" w:themeColor="text1" w:themeTint="bf"/>
+          <w:top w:val="single" w:sz="8" w:space="0" w:color="8C8C8C" w:themeColor="text1" w:themeTint="bf"/>
+          <w:left w:val="single" w:sz="8" w:space="0" w:color="8C8C8C" w:themeColor="text1" w:themeTint="bf"/>
+          <w:bottom w:val="single" w:sz="8" w:space="0" w:color="8C8C8C" w:themeColor="text1" w:themeTint="bf"/>
+          <w:right w:val="single" w:sz="8" w:space="0" w:color="8C8C8C" w:themeColor="text1" w:themeTint="bf"/>
           <w:insideH w:val="nil"/>
           <w:insideV w:val="nil"/>
         </w:tcBorders>
@@ -16328,10 +16387,10 @@
       <w:tblPr/>
       <w:tcPr>
         <w:tcBorders>
-          <w:top w:val="double" w:sz="6" w:space="0" w:color="3F3F3F" w:themeColor="text1" w:themeTint="bf"/>
-          <w:left w:val="single" w:sz="8" w:space="0" w:color="3F3F3F" w:themeColor="text1" w:themeTint="bf"/>
-          <w:bottom w:val="single" w:sz="8" w:space="0" w:color="3F3F3F" w:themeColor="text1" w:themeTint="bf"/>
-          <w:right w:val="single" w:sz="8" w:space="0" w:color="3F3F3F" w:themeColor="text1" w:themeTint="bf"/>
+          <w:top w:val="double" w:sz="6" w:space="0" w:color="8C8C8C" w:themeColor="text1" w:themeTint="bf"/>
+          <w:left w:val="single" w:sz="8" w:space="0" w:color="8C8C8C" w:themeColor="text1" w:themeTint="bf"/>
+          <w:bottom w:val="single" w:sz="8" w:space="0" w:color="8C8C8C" w:themeColor="text1" w:themeTint="bf"/>
+          <w:right w:val="single" w:sz="8" w:space="0" w:color="8C8C8C" w:themeColor="text1" w:themeTint="bf"/>
           <w:insideH w:val="nil"/>
           <w:insideV w:val="nil"/>
         </w:tcBorders>
@@ -16352,7 +16411,7 @@
     <w:tblStylePr w:type="band1Vert">
       <w:tblPr/>
       <w:tcPr>
-        <w:shd w:val="clear" w:color="auto" w:fill="BFBFBF" w:themeFill="text1" w:themeFillTint="3f"/>
+        <w:shd w:val="clear" w:color="auto" w:fill="E1E1E1" w:themeFill="text1" w:themeFillTint="3f"/>
       </w:tcPr>
     </w:tblStylePr>
     <w:tblStylePr w:type="band1Horz">
@@ -16362,7 +16421,7 @@
           <w:insideH w:val="nil"/>
           <w:insideV w:val="nil"/>
         </w:tcBorders>
-        <w:shd w:val="clear" w:color="auto" w:fill="BFBFBF" w:themeFill="text1" w:themeFillTint="3f"/>
+        <w:shd w:val="clear" w:color="auto" w:fill="E1E1E1" w:themeFill="text1" w:themeFillTint="3f"/>
       </w:tcPr>
     </w:tblStylePr>
     <w:tblStylePr w:type="band2Horz">
@@ -16385,11 +16444,11 @@
     <w:tblPr>
       <w:tblInd w:w="0" w:type="dxa"/>
       <w:tblBorders>
-        <w:top w:val="single" w:sz="8" w:space="0" w:color="7BA0CD" w:themeColor="accent1" w:themeTint="bf"/>
-        <w:left w:val="single" w:sz="8" w:space="0" w:color="7BA0CD" w:themeColor="accent1" w:themeTint="bf"/>
-        <w:bottom w:val="single" w:sz="8" w:space="0" w:color="7BA0CD" w:themeColor="accent1" w:themeTint="bf"/>
-        <w:right w:val="single" w:sz="8" w:space="0" w:color="7BA0CD" w:themeColor="accent1" w:themeTint="bf"/>
-        <w:insideH w:val="single" w:sz="8" w:space="0" w:color="7BA0CD" w:themeColor="accent1" w:themeTint="bf"/>
+        <w:top w:val="single" w:sz="8" w:space="0" w:color="97ADD0" w:themeColor="accent1" w:themeTint="bf"/>
+        <w:left w:val="single" w:sz="8" w:space="0" w:color="97ADD0" w:themeColor="accent1" w:themeTint="bf"/>
+        <w:bottom w:val="single" w:sz="8" w:space="0" w:color="97ADD0" w:themeColor="accent1" w:themeTint="bf"/>
+        <w:right w:val="single" w:sz="8" w:space="0" w:color="97ADD0" w:themeColor="accent1" w:themeTint="bf"/>
+        <w:insideH w:val="single" w:sz="8" w:space="0" w:color="97ADD0" w:themeColor="accent1" w:themeTint="bf"/>
       </w:tblBorders>
       <w:tblCellMar>
         <w:top w:w="0" w:type="dxa"/>
@@ -16412,10 +16471,10 @@
       <w:tblPr/>
       <w:tcPr>
         <w:tcBorders>
-          <w:top w:val="single" w:sz="8" w:space="0" w:color="7BA0CD" w:themeColor="accent1" w:themeTint="bf"/>
-          <w:left w:val="single" w:sz="8" w:space="0" w:color="7BA0CD" w:themeColor="accent1" w:themeTint="bf"/>
-          <w:bottom w:val="single" w:sz="8" w:space="0" w:color="7BA0CD" w:themeColor="accent1" w:themeTint="bf"/>
-          <w:right w:val="single" w:sz="8" w:space="0" w:color="7BA0CD" w:themeColor="accent1" w:themeTint="bf"/>
+          <w:top w:val="single" w:sz="8" w:space="0" w:color="97ADD0" w:themeColor="accent1" w:themeTint="bf"/>
+          <w:left w:val="single" w:sz="8" w:space="0" w:color="97ADD0" w:themeColor="accent1" w:themeTint="bf"/>
+          <w:bottom w:val="single" w:sz="8" w:space="0" w:color="97ADD0" w:themeColor="accent1" w:themeTint="bf"/>
+          <w:right w:val="single" w:sz="8" w:space="0" w:color="97ADD0" w:themeColor="accent1" w:themeTint="bf"/>
           <w:insideH w:val="nil"/>
           <w:insideV w:val="nil"/>
         </w:tcBorders>
@@ -16433,10 +16492,10 @@
       <w:tblPr/>
       <w:tcPr>
         <w:tcBorders>
-          <w:top w:val="double" w:sz="6" w:space="0" w:color="7BA0CD" w:themeColor="accent1" w:themeTint="bf"/>
-          <w:left w:val="single" w:sz="8" w:space="0" w:color="7BA0CD" w:themeColor="accent1" w:themeTint="bf"/>
-          <w:bottom w:val="single" w:sz="8" w:space="0" w:color="7BA0CD" w:themeColor="accent1" w:themeTint="bf"/>
-          <w:right w:val="single" w:sz="8" w:space="0" w:color="7BA0CD" w:themeColor="accent1" w:themeTint="bf"/>
+          <w:top w:val="double" w:sz="6" w:space="0" w:color="97ADD0" w:themeColor="accent1" w:themeTint="bf"/>
+          <w:left w:val="single" w:sz="8" w:space="0" w:color="97ADD0" w:themeColor="accent1" w:themeTint="bf"/>
+          <w:bottom w:val="single" w:sz="8" w:space="0" w:color="97ADD0" w:themeColor="accent1" w:themeTint="bf"/>
+          <w:right w:val="single" w:sz="8" w:space="0" w:color="97ADD0" w:themeColor="accent1" w:themeTint="bf"/>
           <w:insideH w:val="nil"/>
           <w:insideV w:val="nil"/>
         </w:tcBorders>
@@ -16457,7 +16516,7 @@
     <w:tblStylePr w:type="band1Vert">
       <w:tblPr/>
       <w:tcPr>
-        <w:shd w:val="clear" w:color="auto" w:fill="D3DFEE" w:themeFill="accent1" w:themeFillTint="3f"/>
+        <w:shd w:val="clear" w:color="auto" w:fill="E4E8F1" w:themeFill="accent1" w:themeFillTint="3f"/>
       </w:tcPr>
     </w:tblStylePr>
     <w:tblStylePr w:type="band1Horz">
@@ -16467,7 +16526,7 @@
           <w:insideH w:val="nil"/>
           <w:insideV w:val="nil"/>
         </w:tcBorders>
-        <w:shd w:val="clear" w:color="auto" w:fill="D3DFEE" w:themeFill="accent1" w:themeFillTint="3f"/>
+        <w:shd w:val="clear" w:color="auto" w:fill="E4E8F1" w:themeFill="accent1" w:themeFillTint="3f"/>
       </w:tcPr>
     </w:tblStylePr>
     <w:tblStylePr w:type="band2Horz">
@@ -16490,11 +16549,11 @@
     <w:tblPr>
       <w:tblInd w:w="0" w:type="dxa"/>
       <w:tblBorders>
-        <w:top w:val="single" w:sz="8" w:space="0" w:color="CF7B79" w:themeColor="accent2" w:themeTint="bf"/>
-        <w:left w:val="single" w:sz="8" w:space="0" w:color="CF7B79" w:themeColor="accent2" w:themeTint="bf"/>
-        <w:bottom w:val="single" w:sz="8" w:space="0" w:color="CF7B79" w:themeColor="accent2" w:themeTint="bf"/>
-        <w:right w:val="single" w:sz="8" w:space="0" w:color="CF7B79" w:themeColor="accent2" w:themeTint="bf"/>
-        <w:insideH w:val="single" w:sz="8" w:space="0" w:color="CF7B79" w:themeColor="accent2" w:themeTint="bf"/>
+        <w:top w:val="single" w:sz="8" w:space="0" w:color="D29897" w:themeColor="accent2" w:themeTint="bf"/>
+        <w:left w:val="single" w:sz="8" w:space="0" w:color="D29897" w:themeColor="accent2" w:themeTint="bf"/>
+        <w:bottom w:val="single" w:sz="8" w:space="0" w:color="D29897" w:themeColor="accent2" w:themeTint="bf"/>
+        <w:right w:val="single" w:sz="8" w:space="0" w:color="D29897" w:themeColor="accent2" w:themeTint="bf"/>
+        <w:insideH w:val="single" w:sz="8" w:space="0" w:color="D29897" w:themeColor="accent2" w:themeTint="bf"/>
       </w:tblBorders>
       <w:tblCellMar>
         <w:top w:w="0" w:type="dxa"/>
@@ -16517,10 +16576,10 @@
       <w:tblPr/>
       <w:tcPr>
         <w:tcBorders>
-          <w:top w:val="single" w:sz="8" w:space="0" w:color="CF7B79" w:themeColor="accent2" w:themeTint="bf"/>
-          <w:left w:val="single" w:sz="8" w:space="0" w:color="CF7B79" w:themeColor="accent2" w:themeTint="bf"/>
-          <w:bottom w:val="single" w:sz="8" w:space="0" w:color="CF7B79" w:themeColor="accent2" w:themeTint="bf"/>
-          <w:right w:val="single" w:sz="8" w:space="0" w:color="CF7B79" w:themeColor="accent2" w:themeTint="bf"/>
+          <w:top w:val="single" w:sz="8" w:space="0" w:color="D29897" w:themeColor="accent2" w:themeTint="bf"/>
+          <w:left w:val="single" w:sz="8" w:space="0" w:color="D29897" w:themeColor="accent2" w:themeTint="bf"/>
+          <w:bottom w:val="single" w:sz="8" w:space="0" w:color="D29897" w:themeColor="accent2" w:themeTint="bf"/>
+          <w:right w:val="single" w:sz="8" w:space="0" w:color="D29897" w:themeColor="accent2" w:themeTint="bf"/>
           <w:insideH w:val="nil"/>
           <w:insideV w:val="nil"/>
         </w:tcBorders>
@@ -16538,10 +16597,10 @@
       <w:tblPr/>
       <w:tcPr>
         <w:tcBorders>
-          <w:top w:val="double" w:sz="6" w:space="0" w:color="CF7B79" w:themeColor="accent2" w:themeTint="bf"/>
-          <w:left w:val="single" w:sz="8" w:space="0" w:color="CF7B79" w:themeColor="accent2" w:themeTint="bf"/>
-          <w:bottom w:val="single" w:sz="8" w:space="0" w:color="CF7B79" w:themeColor="accent2" w:themeTint="bf"/>
-          <w:right w:val="single" w:sz="8" w:space="0" w:color="CF7B79" w:themeColor="accent2" w:themeTint="bf"/>
+          <w:top w:val="double" w:sz="6" w:space="0" w:color="D29897" w:themeColor="accent2" w:themeTint="bf"/>
+          <w:left w:val="single" w:sz="8" w:space="0" w:color="D29897" w:themeColor="accent2" w:themeTint="bf"/>
+          <w:bottom w:val="single" w:sz="8" w:space="0" w:color="D29897" w:themeColor="accent2" w:themeTint="bf"/>
+          <w:right w:val="single" w:sz="8" w:space="0" w:color="D29897" w:themeColor="accent2" w:themeTint="bf"/>
           <w:insideH w:val="nil"/>
           <w:insideV w:val="nil"/>
         </w:tcBorders>
@@ -16562,7 +16621,7 @@
     <w:tblStylePr w:type="band1Vert">
       <w:tblPr/>
       <w:tcPr>
-        <w:shd w:val="clear" w:color="auto" w:fill="EFD3D3" w:themeFill="accent2" w:themeFillTint="3f"/>
+        <w:shd w:val="clear" w:color="auto" w:fill="F1E4E3" w:themeFill="accent2" w:themeFillTint="3f"/>
       </w:tcPr>
     </w:tblStylePr>
     <w:tblStylePr w:type="band1Horz">
@@ -16572,7 +16631,7 @@
           <w:insideH w:val="nil"/>
           <w:insideV w:val="nil"/>
         </w:tcBorders>
-        <w:shd w:val="clear" w:color="auto" w:fill="EFD3D3" w:themeFill="accent2" w:themeFillTint="3f"/>
+        <w:shd w:val="clear" w:color="auto" w:fill="F1E4E3" w:themeFill="accent2" w:themeFillTint="3f"/>
       </w:tcPr>
     </w:tblStylePr>
     <w:tblStylePr w:type="band2Horz">
@@ -16595,11 +16654,11 @@
     <w:tblPr>
       <w:tblInd w:w="0" w:type="dxa"/>
       <w:tblBorders>
-        <w:top w:val="single" w:sz="8" w:space="0" w:color="B4CC82" w:themeColor="accent3" w:themeTint="bf"/>
-        <w:left w:val="single" w:sz="8" w:space="0" w:color="B4CC82" w:themeColor="accent3" w:themeTint="bf"/>
-        <w:bottom w:val="single" w:sz="8" w:space="0" w:color="B4CC82" w:themeColor="accent3" w:themeTint="bf"/>
-        <w:right w:val="single" w:sz="8" w:space="0" w:color="B4CC82" w:themeColor="accent3" w:themeTint="bf"/>
-        <w:insideH w:val="single" w:sz="8" w:space="0" w:color="B4CC82" w:themeColor="accent3" w:themeTint="bf"/>
+        <w:top w:val="single" w:sz="8" w:space="0" w:color="BBCF9B" w:themeColor="accent3" w:themeTint="bf"/>
+        <w:left w:val="single" w:sz="8" w:space="0" w:color="BBCF9B" w:themeColor="accent3" w:themeTint="bf"/>
+        <w:bottom w:val="single" w:sz="8" w:space="0" w:color="BBCF9B" w:themeColor="accent3" w:themeTint="bf"/>
+        <w:right w:val="single" w:sz="8" w:space="0" w:color="BBCF9B" w:themeColor="accent3" w:themeTint="bf"/>
+        <w:insideH w:val="single" w:sz="8" w:space="0" w:color="BBCF9B" w:themeColor="accent3" w:themeTint="bf"/>
       </w:tblBorders>
       <w:tblCellMar>
         <w:top w:w="0" w:type="dxa"/>
@@ -16622,10 +16681,10 @@
       <w:tblPr/>
       <w:tcPr>
         <w:tcBorders>
-          <w:top w:val="single" w:sz="8" w:space="0" w:color="B4CC82" w:themeColor="accent3" w:themeTint="bf"/>
-          <w:left w:val="single" w:sz="8" w:space="0" w:color="B4CC82" w:themeColor="accent3" w:themeTint="bf"/>
-          <w:bottom w:val="single" w:sz="8" w:space="0" w:color="B4CC82" w:themeColor="accent3" w:themeTint="bf"/>
-          <w:right w:val="single" w:sz="8" w:space="0" w:color="B4CC82" w:themeColor="accent3" w:themeTint="bf"/>
+          <w:top w:val="single" w:sz="8" w:space="0" w:color="BBCF9B" w:themeColor="accent3" w:themeTint="bf"/>
+          <w:left w:val="single" w:sz="8" w:space="0" w:color="BBCF9B" w:themeColor="accent3" w:themeTint="bf"/>
+          <w:bottom w:val="single" w:sz="8" w:space="0" w:color="BBCF9B" w:themeColor="accent3" w:themeTint="bf"/>
+          <w:right w:val="single" w:sz="8" w:space="0" w:color="BBCF9B" w:themeColor="accent3" w:themeTint="bf"/>
           <w:insideH w:val="nil"/>
           <w:insideV w:val="nil"/>
         </w:tcBorders>
@@ -16643,10 +16702,10 @@
       <w:tblPr/>
       <w:tcPr>
         <w:tcBorders>
-          <w:top w:val="double" w:sz="6" w:space="0" w:color="B4CC82" w:themeColor="accent3" w:themeTint="bf"/>
-          <w:left w:val="single" w:sz="8" w:space="0" w:color="B4CC82" w:themeColor="accent3" w:themeTint="bf"/>
-          <w:bottom w:val="single" w:sz="8" w:space="0" w:color="B4CC82" w:themeColor="accent3" w:themeTint="bf"/>
-          <w:right w:val="single" w:sz="8" w:space="0" w:color="B4CC82" w:themeColor="accent3" w:themeTint="bf"/>
+          <w:top w:val="double" w:sz="6" w:space="0" w:color="BBCF9B" w:themeColor="accent3" w:themeTint="bf"/>
+          <w:left w:val="single" w:sz="8" w:space="0" w:color="BBCF9B" w:themeColor="accent3" w:themeTint="bf"/>
+          <w:bottom w:val="single" w:sz="8" w:space="0" w:color="BBCF9B" w:themeColor="accent3" w:themeTint="bf"/>
+          <w:right w:val="single" w:sz="8" w:space="0" w:color="BBCF9B" w:themeColor="accent3" w:themeTint="bf"/>
           <w:insideH w:val="nil"/>
           <w:insideV w:val="nil"/>
         </w:tcBorders>
@@ -16667,7 +16726,7 @@
     <w:tblStylePr w:type="band1Vert">
       <w:tblPr/>
       <w:tcPr>
-        <w:shd w:val="clear" w:color="auto" w:fill="E6EED5" w:themeFill="accent3" w:themeFillTint="3f"/>
+        <w:shd w:val="clear" w:color="auto" w:fill="EBF0E4" w:themeFill="accent3" w:themeFillTint="3f"/>
       </w:tcPr>
     </w:tblStylePr>
     <w:tblStylePr w:type="band1Horz">
@@ -16677,7 +16736,7 @@
           <w:insideH w:val="nil"/>
           <w:insideV w:val="nil"/>
         </w:tcBorders>
-        <w:shd w:val="clear" w:color="auto" w:fill="E6EED5" w:themeFill="accent3" w:themeFillTint="3f"/>
+        <w:shd w:val="clear" w:color="auto" w:fill="EBF0E4" w:themeFill="accent3" w:themeFillTint="3f"/>
       </w:tcPr>
     </w:tblStylePr>
     <w:tblStylePr w:type="band2Horz">
@@ -16700,11 +16759,11 @@
     <w:tblPr>
       <w:tblInd w:w="0" w:type="dxa"/>
       <w:tblBorders>
-        <w:top w:val="single" w:sz="8" w:space="0" w:color="9F8AB9" w:themeColor="accent4" w:themeTint="bf"/>
-        <w:left w:val="single" w:sz="8" w:space="0" w:color="9F8AB9" w:themeColor="accent4" w:themeTint="bf"/>
-        <w:bottom w:val="single" w:sz="8" w:space="0" w:color="9F8AB9" w:themeColor="accent4" w:themeTint="bf"/>
-        <w:right w:val="single" w:sz="8" w:space="0" w:color="9F8AB9" w:themeColor="accent4" w:themeTint="bf"/>
-        <w:insideH w:val="single" w:sz="8" w:space="0" w:color="9F8AB9" w:themeColor="accent4" w:themeTint="bf"/>
+        <w:top w:val="single" w:sz="8" w:space="0" w:color="AC9FBF" w:themeColor="accent4" w:themeTint="bf"/>
+        <w:left w:val="single" w:sz="8" w:space="0" w:color="AC9FBF" w:themeColor="accent4" w:themeTint="bf"/>
+        <w:bottom w:val="single" w:sz="8" w:space="0" w:color="AC9FBF" w:themeColor="accent4" w:themeTint="bf"/>
+        <w:right w:val="single" w:sz="8" w:space="0" w:color="AC9FBF" w:themeColor="accent4" w:themeTint="bf"/>
+        <w:insideH w:val="single" w:sz="8" w:space="0" w:color="AC9FBF" w:themeColor="accent4" w:themeTint="bf"/>
       </w:tblBorders>
       <w:tblCellMar>
         <w:top w:w="0" w:type="dxa"/>
@@ -16727,10 +16786,10 @@
       <w:tblPr/>
       <w:tcPr>
         <w:tcBorders>
-          <w:top w:val="single" w:sz="8" w:space="0" w:color="9F8AB9" w:themeColor="accent4" w:themeTint="bf"/>
-          <w:left w:val="single" w:sz="8" w:space="0" w:color="9F8AB9" w:themeColor="accent4" w:themeTint="bf"/>
-          <w:bottom w:val="single" w:sz="8" w:space="0" w:color="9F8AB9" w:themeColor="accent4" w:themeTint="bf"/>
-          <w:right w:val="single" w:sz="8" w:space="0" w:color="9F8AB9" w:themeColor="accent4" w:themeTint="bf"/>
+          <w:top w:val="single" w:sz="8" w:space="0" w:color="AC9FBF" w:themeColor="accent4" w:themeTint="bf"/>
+          <w:left w:val="single" w:sz="8" w:space="0" w:color="AC9FBF" w:themeColor="accent4" w:themeTint="bf"/>
+          <w:bottom w:val="single" w:sz="8" w:space="0" w:color="AC9FBF" w:themeColor="accent4" w:themeTint="bf"/>
+          <w:right w:val="single" w:sz="8" w:space="0" w:color="AC9FBF" w:themeColor="accent4" w:themeTint="bf"/>
           <w:insideH w:val="nil"/>
           <w:insideV w:val="nil"/>
         </w:tcBorders>
@@ -16748,10 +16807,10 @@
       <w:tblPr/>
       <w:tcPr>
         <w:tcBorders>
-          <w:top w:val="double" w:sz="6" w:space="0" w:color="9F8AB9" w:themeColor="accent4" w:themeTint="bf"/>
-          <w:left w:val="single" w:sz="8" w:space="0" w:color="9F8AB9" w:themeColor="accent4" w:themeTint="bf"/>
-          <w:bottom w:val="single" w:sz="8" w:space="0" w:color="9F8AB9" w:themeColor="accent4" w:themeTint="bf"/>
-          <w:right w:val="single" w:sz="8" w:space="0" w:color="9F8AB9" w:themeColor="accent4" w:themeTint="bf"/>
+          <w:top w:val="double" w:sz="6" w:space="0" w:color="AC9FBF" w:themeColor="accent4" w:themeTint="bf"/>
+          <w:left w:val="single" w:sz="8" w:space="0" w:color="AC9FBF" w:themeColor="accent4" w:themeTint="bf"/>
+          <w:bottom w:val="single" w:sz="8" w:space="0" w:color="AC9FBF" w:themeColor="accent4" w:themeTint="bf"/>
+          <w:right w:val="single" w:sz="8" w:space="0" w:color="AC9FBF" w:themeColor="accent4" w:themeTint="bf"/>
           <w:insideH w:val="nil"/>
           <w:insideV w:val="nil"/>
         </w:tcBorders>
@@ -16772,7 +16831,7 @@
     <w:tblStylePr w:type="band1Vert">
       <w:tblPr/>
       <w:tcPr>
-        <w:shd w:val="clear" w:color="auto" w:fill="DFD8E8" w:themeFill="accent4" w:themeFillTint="3f"/>
+        <w:shd w:val="clear" w:color="auto" w:fill="E8E5EC" w:themeFill="accent4" w:themeFillTint="3f"/>
       </w:tcPr>
     </w:tblStylePr>
     <w:tblStylePr w:type="band1Horz">
@@ -16782,7 +16841,7 @@
           <w:insideH w:val="nil"/>
           <w:insideV w:val="nil"/>
         </w:tcBorders>
-        <w:shd w:val="clear" w:color="auto" w:fill="DFD8E8" w:themeFill="accent4" w:themeFillTint="3f"/>
+        <w:shd w:val="clear" w:color="auto" w:fill="E8E5EC" w:themeFill="accent4" w:themeFillTint="3f"/>
       </w:tcPr>
     </w:tblStylePr>
     <w:tblStylePr w:type="band2Horz">
@@ -16805,11 +16864,11 @@
     <w:tblPr>
       <w:tblInd w:w="0" w:type="dxa"/>
       <w:tblBorders>
-        <w:top w:val="single" w:sz="8" w:space="0" w:color="78C0D4" w:themeColor="accent5" w:themeTint="bf"/>
-        <w:left w:val="single" w:sz="8" w:space="0" w:color="78C0D4" w:themeColor="accent5" w:themeTint="bf"/>
-        <w:bottom w:val="single" w:sz="8" w:space="0" w:color="78C0D4" w:themeColor="accent5" w:themeTint="bf"/>
-        <w:right w:val="single" w:sz="8" w:space="0" w:color="78C0D4" w:themeColor="accent5" w:themeTint="bf"/>
-        <w:insideH w:val="single" w:sz="8" w:space="0" w:color="78C0D4" w:themeColor="accent5" w:themeTint="bf"/>
+        <w:top w:val="single" w:sz="8" w:space="0" w:color="96C5D6" w:themeColor="accent5" w:themeTint="bf"/>
+        <w:left w:val="single" w:sz="8" w:space="0" w:color="96C5D6" w:themeColor="accent5" w:themeTint="bf"/>
+        <w:bottom w:val="single" w:sz="8" w:space="0" w:color="96C5D6" w:themeColor="accent5" w:themeTint="bf"/>
+        <w:right w:val="single" w:sz="8" w:space="0" w:color="96C5D6" w:themeColor="accent5" w:themeTint="bf"/>
+        <w:insideH w:val="single" w:sz="8" w:space="0" w:color="96C5D6" w:themeColor="accent5" w:themeTint="bf"/>
       </w:tblBorders>
       <w:tblCellMar>
         <w:top w:w="0" w:type="dxa"/>
@@ -16832,10 +16891,10 @@
       <w:tblPr/>
       <w:tcPr>
         <w:tcBorders>
-          <w:top w:val="single" w:sz="8" w:space="0" w:color="78C0D4" w:themeColor="accent5" w:themeTint="bf"/>
-          <w:left w:val="single" w:sz="8" w:space="0" w:color="78C0D4" w:themeColor="accent5" w:themeTint="bf"/>
-          <w:bottom w:val="single" w:sz="8" w:space="0" w:color="78C0D4" w:themeColor="accent5" w:themeTint="bf"/>
-          <w:right w:val="single" w:sz="8" w:space="0" w:color="78C0D4" w:themeColor="accent5" w:themeTint="bf"/>
+          <w:top w:val="single" w:sz="8" w:space="0" w:color="96C5D6" w:themeColor="accent5" w:themeTint="bf"/>
+          <w:left w:val="single" w:sz="8" w:space="0" w:color="96C5D6" w:themeColor="accent5" w:themeTint="bf"/>
+          <w:bottom w:val="single" w:sz="8" w:space="0" w:color="96C5D6" w:themeColor="accent5" w:themeTint="bf"/>
+          <w:right w:val="single" w:sz="8" w:space="0" w:color="96C5D6" w:themeColor="accent5" w:themeTint="bf"/>
           <w:insideH w:val="nil"/>
           <w:insideV w:val="nil"/>
         </w:tcBorders>
@@ -16853,10 +16912,10 @@
       <w:tblPr/>
       <w:tcPr>
         <w:tcBorders>
-          <w:top w:val="double" w:sz="6" w:space="0" w:color="78C0D4" w:themeColor="accent5" w:themeTint="bf"/>
-          <w:left w:val="single" w:sz="8" w:space="0" w:color="78C0D4" w:themeColor="accent5" w:themeTint="bf"/>
-          <w:bottom w:val="single" w:sz="8" w:space="0" w:color="78C0D4" w:themeColor="accent5" w:themeTint="bf"/>
-          <w:right w:val="single" w:sz="8" w:space="0" w:color="78C0D4" w:themeColor="accent5" w:themeTint="bf"/>
+          <w:top w:val="double" w:sz="6" w:space="0" w:color="96C5D6" w:themeColor="accent5" w:themeTint="bf"/>
+          <w:left w:val="single" w:sz="8" w:space="0" w:color="96C5D6" w:themeColor="accent5" w:themeTint="bf"/>
+          <w:bottom w:val="single" w:sz="8" w:space="0" w:color="96C5D6" w:themeColor="accent5" w:themeTint="bf"/>
+          <w:right w:val="single" w:sz="8" w:space="0" w:color="96C5D6" w:themeColor="accent5" w:themeTint="bf"/>
           <w:insideH w:val="nil"/>
           <w:insideV w:val="nil"/>
         </w:tcBorders>
@@ -16877,7 +16936,7 @@
     <w:tblStylePr w:type="band1Vert">
       <w:tblPr/>
       <w:tcPr>
-        <w:shd w:val="clear" w:color="auto" w:fill="D2EAF0" w:themeFill="accent5" w:themeFillTint="3f"/>
+        <w:shd w:val="clear" w:color="auto" w:fill="E3EEF3" w:themeFill="accent5" w:themeFillTint="3f"/>
       </w:tcPr>
     </w:tblStylePr>
     <w:tblStylePr w:type="band1Horz">
@@ -16887,7 +16946,7 @@
           <w:insideH w:val="nil"/>
           <w:insideV w:val="nil"/>
         </w:tcBorders>
-        <w:shd w:val="clear" w:color="auto" w:fill="D2EAF0" w:themeFill="accent5" w:themeFillTint="3f"/>
+        <w:shd w:val="clear" w:color="auto" w:fill="E3EEF3" w:themeFill="accent5" w:themeFillTint="3f"/>
       </w:tcPr>
     </w:tblStylePr>
     <w:tblStylePr w:type="band2Horz">
@@ -16910,11 +16969,11 @@
     <w:tblPr>
       <w:tblInd w:w="0" w:type="dxa"/>
       <w:tblBorders>
-        <w:top w:val="single" w:sz="8" w:space="0" w:color="F9B074" w:themeColor="accent6" w:themeTint="bf"/>
-        <w:left w:val="single" w:sz="8" w:space="0" w:color="F9B074" w:themeColor="accent6" w:themeTint="bf"/>
-        <w:bottom w:val="single" w:sz="8" w:space="0" w:color="F9B074" w:themeColor="accent6" w:themeTint="bf"/>
-        <w:right w:val="single" w:sz="8" w:space="0" w:color="F9B074" w:themeColor="accent6" w:themeTint="bf"/>
-        <w:insideH w:val="single" w:sz="8" w:space="0" w:color="F9B074" w:themeColor="accent6" w:themeTint="bf"/>
+        <w:top w:val="single" w:sz="8" w:space="0" w:color="F9B895" w:themeColor="accent6" w:themeTint="bf"/>
+        <w:left w:val="single" w:sz="8" w:space="0" w:color="F9B895" w:themeColor="accent6" w:themeTint="bf"/>
+        <w:bottom w:val="single" w:sz="8" w:space="0" w:color="F9B895" w:themeColor="accent6" w:themeTint="bf"/>
+        <w:right w:val="single" w:sz="8" w:space="0" w:color="F9B895" w:themeColor="accent6" w:themeTint="bf"/>
+        <w:insideH w:val="single" w:sz="8" w:space="0" w:color="F9B895" w:themeColor="accent6" w:themeTint="bf"/>
       </w:tblBorders>
       <w:tblCellMar>
         <w:top w:w="0" w:type="dxa"/>
@@ -16937,10 +16996,10 @@
       <w:tblPr/>
       <w:tcPr>
         <w:tcBorders>
-          <w:top w:val="single" w:sz="8" w:space="0" w:color="F9B074" w:themeColor="accent6" w:themeTint="bf"/>
-          <w:left w:val="single" w:sz="8" w:space="0" w:color="F9B074" w:themeColor="accent6" w:themeTint="bf"/>
-          <w:bottom w:val="single" w:sz="8" w:space="0" w:color="F9B074" w:themeColor="accent6" w:themeTint="bf"/>
-          <w:right w:val="single" w:sz="8" w:space="0" w:color="F9B074" w:themeColor="accent6" w:themeTint="bf"/>
+          <w:top w:val="single" w:sz="8" w:space="0" w:color="F9B895" w:themeColor="accent6" w:themeTint="bf"/>
+          <w:left w:val="single" w:sz="8" w:space="0" w:color="F9B895" w:themeColor="accent6" w:themeTint="bf"/>
+          <w:bottom w:val="single" w:sz="8" w:space="0" w:color="F9B895" w:themeColor="accent6" w:themeTint="bf"/>
+          <w:right w:val="single" w:sz="8" w:space="0" w:color="F9B895" w:themeColor="accent6" w:themeTint="bf"/>
           <w:insideH w:val="nil"/>
           <w:insideV w:val="nil"/>
         </w:tcBorders>
@@ -16958,10 +17017,10 @@
       <w:tblPr/>
       <w:tcPr>
         <w:tcBorders>
-          <w:top w:val="double" w:sz="6" w:space="0" w:color="F9B074" w:themeColor="accent6" w:themeTint="bf"/>
-          <w:left w:val="single" w:sz="8" w:space="0" w:color="F9B074" w:themeColor="accent6" w:themeTint="bf"/>
-          <w:bottom w:val="single" w:sz="8" w:space="0" w:color="F9B074" w:themeColor="accent6" w:themeTint="bf"/>
-          <w:right w:val="single" w:sz="8" w:space="0" w:color="F9B074" w:themeColor="accent6" w:themeTint="bf"/>
+          <w:top w:val="double" w:sz="6" w:space="0" w:color="F9B895" w:themeColor="accent6" w:themeTint="bf"/>
+          <w:left w:val="single" w:sz="8" w:space="0" w:color="F9B895" w:themeColor="accent6" w:themeTint="bf"/>
+          <w:bottom w:val="single" w:sz="8" w:space="0" w:color="F9B895" w:themeColor="accent6" w:themeTint="bf"/>
+          <w:right w:val="single" w:sz="8" w:space="0" w:color="F9B895" w:themeColor="accent6" w:themeTint="bf"/>
           <w:insideH w:val="nil"/>
           <w:insideV w:val="nil"/>
         </w:tcBorders>
@@ -16982,7 +17041,7 @@
     <w:tblStylePr w:type="band1Vert">
       <w:tblPr/>
       <w:tcPr>
-        <w:shd w:val="clear" w:color="auto" w:fill="FDE5D1" w:themeFill="accent6" w:themeFillTint="3f"/>
+        <w:shd w:val="clear" w:color="auto" w:fill="FDEBE3" w:themeFill="accent6" w:themeFillTint="3f"/>
       </w:tcPr>
     </w:tblStylePr>
     <w:tblStylePr w:type="band1Horz">
@@ -16992,7 +17051,7 @@
           <w:insideH w:val="nil"/>
           <w:insideV w:val="nil"/>
         </w:tcBorders>
-        <w:shd w:val="clear" w:color="auto" w:fill="FDE5D1" w:themeFill="accent6" w:themeFillTint="3f"/>
+        <w:shd w:val="clear" w:color="auto" w:fill="FDEBE3" w:themeFill="accent6" w:themeFillTint="3f"/>
       </w:tcPr>
     </w:tblStylePr>
     <w:tblStylePr w:type="band2Horz">
@@ -18114,13 +18173,13 @@
     <w:tblStylePr w:type="band1Vert">
       <w:tblPr/>
       <w:tcPr>
-        <w:shd w:val="clear" w:color="auto" w:fill="BFBFBF" w:themeFill="text1" w:themeFillTint="3f"/>
+        <w:shd w:val="clear" w:color="auto" w:fill="E1E1E1" w:themeFill="text1" w:themeFillTint="3f"/>
       </w:tcPr>
     </w:tblStylePr>
     <w:tblStylePr w:type="band1Horz">
       <w:tblPr/>
       <w:tcPr>
-        <w:shd w:val="clear" w:color="auto" w:fill="BFBFBF" w:themeFill="text1" w:themeFillTint="3f"/>
+        <w:shd w:val="clear" w:color="auto" w:fill="E1E1E1" w:themeFill="text1" w:themeFillTint="3f"/>
       </w:tcPr>
     </w:tblStylePr>
   </w:style>
@@ -18197,13 +18256,13 @@
     <w:tblStylePr w:type="band1Vert">
       <w:tblPr/>
       <w:tcPr>
-        <w:shd w:val="clear" w:color="auto" w:fill="D3DFEE" w:themeFill="accent1" w:themeFillTint="3f"/>
+        <w:shd w:val="clear" w:color="auto" w:fill="E4E8F1" w:themeFill="accent1" w:themeFillTint="3f"/>
       </w:tcPr>
     </w:tblStylePr>
     <w:tblStylePr w:type="band1Horz">
       <w:tblPr/>
       <w:tcPr>
-        <w:shd w:val="clear" w:color="auto" w:fill="D3DFEE" w:themeFill="accent1" w:themeFillTint="3f"/>
+        <w:shd w:val="clear" w:color="auto" w:fill="E4E8F1" w:themeFill="accent1" w:themeFillTint="3f"/>
       </w:tcPr>
     </w:tblStylePr>
   </w:style>
@@ -18280,13 +18339,13 @@
     <w:tblStylePr w:type="band1Vert">
       <w:tblPr/>
       <w:tcPr>
-        <w:shd w:val="clear" w:color="auto" w:fill="EFD3D3" w:themeFill="accent2" w:themeFillTint="3f"/>
+        <w:shd w:val="clear" w:color="auto" w:fill="F1E4E3" w:themeFill="accent2" w:themeFillTint="3f"/>
       </w:tcPr>
     </w:tblStylePr>
     <w:tblStylePr w:type="band1Horz">
       <w:tblPr/>
       <w:tcPr>
-        <w:shd w:val="clear" w:color="auto" w:fill="EFD3D3" w:themeFill="accent2" w:themeFillTint="3f"/>
+        <w:shd w:val="clear" w:color="auto" w:fill="F1E4E3" w:themeFill="accent2" w:themeFillTint="3f"/>
       </w:tcPr>
     </w:tblStylePr>
   </w:style>
@@ -18363,13 +18422,13 @@
     <w:tblStylePr w:type="band1Vert">
       <w:tblPr/>
       <w:tcPr>
-        <w:shd w:val="clear" w:color="auto" w:fill="E6EED5" w:themeFill="accent3" w:themeFillTint="3f"/>
+        <w:shd w:val="clear" w:color="auto" w:fill="EBF0E4" w:themeFill="accent3" w:themeFillTint="3f"/>
       </w:tcPr>
     </w:tblStylePr>
     <w:tblStylePr w:type="band1Horz">
       <w:tblPr/>
       <w:tcPr>
-        <w:shd w:val="clear" w:color="auto" w:fill="E6EED5" w:themeFill="accent3" w:themeFillTint="3f"/>
+        <w:shd w:val="clear" w:color="auto" w:fill="EBF0E4" w:themeFill="accent3" w:themeFillTint="3f"/>
       </w:tcPr>
     </w:tblStylePr>
   </w:style>
@@ -18446,13 +18505,13 @@
     <w:tblStylePr w:type="band1Vert">
       <w:tblPr/>
       <w:tcPr>
-        <w:shd w:val="clear" w:color="auto" w:fill="DFD8E8" w:themeFill="accent4" w:themeFillTint="3f"/>
+        <w:shd w:val="clear" w:color="auto" w:fill="E8E5EC" w:themeFill="accent4" w:themeFillTint="3f"/>
       </w:tcPr>
     </w:tblStylePr>
     <w:tblStylePr w:type="band1Horz">
       <w:tblPr/>
       <w:tcPr>
-        <w:shd w:val="clear" w:color="auto" w:fill="DFD8E8" w:themeFill="accent4" w:themeFillTint="3f"/>
+        <w:shd w:val="clear" w:color="auto" w:fill="E8E5EC" w:themeFill="accent4" w:themeFillTint="3f"/>
       </w:tcPr>
     </w:tblStylePr>
   </w:style>
@@ -18529,13 +18588,13 @@
     <w:tblStylePr w:type="band1Vert">
       <w:tblPr/>
       <w:tcPr>
-        <w:shd w:val="clear" w:color="auto" w:fill="D2EAF0" w:themeFill="accent5" w:themeFillTint="3f"/>
+        <w:shd w:val="clear" w:color="auto" w:fill="E3EEF3" w:themeFill="accent5" w:themeFillTint="3f"/>
       </w:tcPr>
     </w:tblStylePr>
     <w:tblStylePr w:type="band1Horz">
       <w:tblPr/>
       <w:tcPr>
-        <w:shd w:val="clear" w:color="auto" w:fill="D2EAF0" w:themeFill="accent5" w:themeFillTint="3f"/>
+        <w:shd w:val="clear" w:color="auto" w:fill="E3EEF3" w:themeFill="accent5" w:themeFillTint="3f"/>
       </w:tcPr>
     </w:tblStylePr>
   </w:style>
@@ -18612,13 +18671,13 @@
     <w:tblStylePr w:type="band1Vert">
       <w:tblPr/>
       <w:tcPr>
-        <w:shd w:val="clear" w:color="auto" w:fill="FDE5D1" w:themeFill="accent6" w:themeFillTint="3f"/>
+        <w:shd w:val="clear" w:color="auto" w:fill="FDEBE3" w:themeFill="accent6" w:themeFillTint="3f"/>
       </w:tcPr>
     </w:tblStylePr>
     <w:tblStylePr w:type="band1Horz">
       <w:tblPr/>
       <w:tcPr>
-        <w:shd w:val="clear" w:color="auto" w:fill="FDE5D1" w:themeFill="accent6" w:themeFillTint="3f"/>
+        <w:shd w:val="clear" w:color="auto" w:fill="FDEBE3" w:themeFill="accent6" w:themeFillTint="3f"/>
       </w:tcPr>
     </w:tblStylePr>
   </w:style>
@@ -18719,7 +18778,7 @@
           <w:insideH w:val="nil"/>
           <w:insideV w:val="nil"/>
         </w:tcBorders>
-        <w:shd w:val="clear" w:color="auto" w:fill="BFBFBF" w:themeFill="text1" w:themeFillTint="3f"/>
+        <w:shd w:val="clear" w:color="auto" w:fill="E1E1E1" w:themeFill="text1" w:themeFillTint="3f"/>
       </w:tcPr>
     </w:tblStylePr>
     <w:tblStylePr w:type="band1Horz">
@@ -18731,7 +18790,7 @@
           <w:insideH w:val="nil"/>
           <w:insideV w:val="nil"/>
         </w:tcBorders>
-        <w:shd w:val="clear" w:color="auto" w:fill="BFBFBF" w:themeFill="text1" w:themeFillTint="3f"/>
+        <w:shd w:val="clear" w:color="auto" w:fill="E1E1E1" w:themeFill="text1" w:themeFillTint="3f"/>
       </w:tcPr>
     </w:tblStylePr>
     <w:tblStylePr w:type="nwCell">
@@ -18846,7 +18905,7 @@
           <w:insideH w:val="nil"/>
           <w:insideV w:val="nil"/>
         </w:tcBorders>
-        <w:shd w:val="clear" w:color="auto" w:fill="D3DFEE" w:themeFill="accent1" w:themeFillTint="3f"/>
+        <w:shd w:val="clear" w:color="auto" w:fill="E4E8F1" w:themeFill="accent1" w:themeFillTint="3f"/>
       </w:tcPr>
     </w:tblStylePr>
     <w:tblStylePr w:type="band1Horz">
@@ -18858,7 +18917,7 @@
           <w:insideH w:val="nil"/>
           <w:insideV w:val="nil"/>
         </w:tcBorders>
-        <w:shd w:val="clear" w:color="auto" w:fill="D3DFEE" w:themeFill="accent1" w:themeFillTint="3f"/>
+        <w:shd w:val="clear" w:color="auto" w:fill="E4E8F1" w:themeFill="accent1" w:themeFillTint="3f"/>
       </w:tcPr>
     </w:tblStylePr>
     <w:tblStylePr w:type="nwCell">
@@ -18973,7 +19032,7 @@
           <w:insideH w:val="nil"/>
           <w:insideV w:val="nil"/>
         </w:tcBorders>
-        <w:shd w:val="clear" w:color="auto" w:fill="EFD3D3" w:themeFill="accent2" w:themeFillTint="3f"/>
+        <w:shd w:val="clear" w:color="auto" w:fill="F1E4E3" w:themeFill="accent2" w:themeFillTint="3f"/>
       </w:tcPr>
     </w:tblStylePr>
     <w:tblStylePr w:type="band1Horz">
@@ -18985,7 +19044,7 @@
           <w:insideH w:val="nil"/>
           <w:insideV w:val="nil"/>
         </w:tcBorders>
-        <w:shd w:val="clear" w:color="auto" w:fill="EFD3D3" w:themeFill="accent2" w:themeFillTint="3f"/>
+        <w:shd w:val="clear" w:color="auto" w:fill="F1E4E3" w:themeFill="accent2" w:themeFillTint="3f"/>
       </w:tcPr>
     </w:tblStylePr>
     <w:tblStylePr w:type="nwCell">
@@ -19100,7 +19159,7 @@
           <w:insideH w:val="nil"/>
           <w:insideV w:val="nil"/>
         </w:tcBorders>
-        <w:shd w:val="clear" w:color="auto" w:fill="E6EED5" w:themeFill="accent3" w:themeFillTint="3f"/>
+        <w:shd w:val="clear" w:color="auto" w:fill="EBF0E4" w:themeFill="accent3" w:themeFillTint="3f"/>
       </w:tcPr>
     </w:tblStylePr>
     <w:tblStylePr w:type="band1Horz">
@@ -19112,7 +19171,7 @@
           <w:insideH w:val="nil"/>
           <w:insideV w:val="nil"/>
         </w:tcBorders>
-        <w:shd w:val="clear" w:color="auto" w:fill="E6EED5" w:themeFill="accent3" w:themeFillTint="3f"/>
+        <w:shd w:val="clear" w:color="auto" w:fill="EBF0E4" w:themeFill="accent3" w:themeFillTint="3f"/>
       </w:tcPr>
     </w:tblStylePr>
     <w:tblStylePr w:type="nwCell">
@@ -19227,7 +19286,7 @@
           <w:insideH w:val="nil"/>
           <w:insideV w:val="nil"/>
         </w:tcBorders>
-        <w:shd w:val="clear" w:color="auto" w:fill="DFD8E8" w:themeFill="accent4" w:themeFillTint="3f"/>
+        <w:shd w:val="clear" w:color="auto" w:fill="E8E5EC" w:themeFill="accent4" w:themeFillTint="3f"/>
       </w:tcPr>
     </w:tblStylePr>
     <w:tblStylePr w:type="band1Horz">
@@ -19239,7 +19298,7 @@
           <w:insideH w:val="nil"/>
           <w:insideV w:val="nil"/>
         </w:tcBorders>
-        <w:shd w:val="clear" w:color="auto" w:fill="DFD8E8" w:themeFill="accent4" w:themeFillTint="3f"/>
+        <w:shd w:val="clear" w:color="auto" w:fill="E8E5EC" w:themeFill="accent4" w:themeFillTint="3f"/>
       </w:tcPr>
     </w:tblStylePr>
     <w:tblStylePr w:type="nwCell">
@@ -19354,7 +19413,7 @@
           <w:insideH w:val="nil"/>
           <w:insideV w:val="nil"/>
         </w:tcBorders>
-        <w:shd w:val="clear" w:color="auto" w:fill="D2EAF0" w:themeFill="accent5" w:themeFillTint="3f"/>
+        <w:shd w:val="clear" w:color="auto" w:fill="E3EEF3" w:themeFill="accent5" w:themeFillTint="3f"/>
       </w:tcPr>
     </w:tblStylePr>
     <w:tblStylePr w:type="band1Horz">
@@ -19366,7 +19425,7 @@
           <w:insideH w:val="nil"/>
           <w:insideV w:val="nil"/>
         </w:tcBorders>
-        <w:shd w:val="clear" w:color="auto" w:fill="D2EAF0" w:themeFill="accent5" w:themeFillTint="3f"/>
+        <w:shd w:val="clear" w:color="auto" w:fill="E3EEF3" w:themeFill="accent5" w:themeFillTint="3f"/>
       </w:tcPr>
     </w:tblStylePr>
     <w:tblStylePr w:type="nwCell">
@@ -19481,7 +19540,7 @@
           <w:insideH w:val="nil"/>
           <w:insideV w:val="nil"/>
         </w:tcBorders>
-        <w:shd w:val="clear" w:color="auto" w:fill="FDE5D1" w:themeFill="accent6" w:themeFillTint="3f"/>
+        <w:shd w:val="clear" w:color="auto" w:fill="FDEBE3" w:themeFill="accent6" w:themeFillTint="3f"/>
       </w:tcPr>
     </w:tblStylePr>
     <w:tblStylePr w:type="band1Horz">
@@ -19493,7 +19552,7 @@
           <w:insideH w:val="nil"/>
           <w:insideV w:val="nil"/>
         </w:tcBorders>
-        <w:shd w:val="clear" w:color="auto" w:fill="FDE5D1" w:themeFill="accent6" w:themeFillTint="3f"/>
+        <w:shd w:val="clear" w:color="auto" w:fill="FDEBE3" w:themeFill="accent6" w:themeFillTint="3f"/>
       </w:tcPr>
     </w:tblStylePr>
     <w:tblStylePr w:type="nwCell">
@@ -19521,12 +19580,12 @@
     <w:tblPr>
       <w:tblInd w:w="0" w:type="dxa"/>
       <w:tblBorders>
-        <w:top w:val="single" w:sz="8" w:space="0" w:color="3F3F3F" w:themeColor="text1" w:themeTint="bf"/>
-        <w:left w:val="single" w:sz="8" w:space="0" w:color="3F3F3F" w:themeColor="text1" w:themeTint="bf"/>
-        <w:bottom w:val="single" w:sz="8" w:space="0" w:color="3F3F3F" w:themeColor="text1" w:themeTint="bf"/>
-        <w:right w:val="single" w:sz="8" w:space="0" w:color="3F3F3F" w:themeColor="text1" w:themeTint="bf"/>
-        <w:insideH w:val="single" w:sz="8" w:space="0" w:color="3F3F3F" w:themeColor="text1" w:themeTint="bf"/>
-        <w:insideV w:val="single" w:sz="8" w:space="0" w:color="3F3F3F" w:themeColor="text1" w:themeTint="bf"/>
+        <w:top w:val="single" w:sz="8" w:space="0" w:color="8C8C8C" w:themeColor="text1" w:themeTint="bf"/>
+        <w:left w:val="single" w:sz="8" w:space="0" w:color="8C8C8C" w:themeColor="text1" w:themeTint="bf"/>
+        <w:bottom w:val="single" w:sz="8" w:space="0" w:color="8C8C8C" w:themeColor="text1" w:themeTint="bf"/>
+        <w:right w:val="single" w:sz="8" w:space="0" w:color="8C8C8C" w:themeColor="text1" w:themeTint="bf"/>
+        <w:insideH w:val="single" w:sz="8" w:space="0" w:color="8C8C8C" w:themeColor="text1" w:themeTint="bf"/>
+        <w:insideV w:val="single" w:sz="8" w:space="0" w:color="8C8C8C" w:themeColor="text1" w:themeTint="bf"/>
       </w:tblBorders>
       <w:tblCellMar>
         <w:top w:w="0" w:type="dxa"/>
@@ -19538,7 +19597,7 @@
       <w:tblStyleRowBandSize w:val="1"/>
     </w:tblPr>
     <w:tcPr>
-      <w:shd w:val="clear" w:color="auto" w:fill="BFBFBF" w:themeFill="text1" w:themeFillTint="3f"/>
+      <w:shd w:val="clear" w:color="auto" w:fill="E1E1E1" w:themeFill="text1" w:themeFillTint="3f"/>
     </w:tcPr>
     <w:tblStylePr w:type="firstRow">
       <w:rPr>
@@ -19554,7 +19613,7 @@
       <w:tblPr/>
       <w:tcPr>
         <w:tcBorders>
-          <w:top w:val="single" w:sz="18" w:space="0" w:color="3F3F3F" w:themeColor="text1" w:themeTint="bf"/>
+          <w:top w:val="single" w:sz="18" w:space="0" w:color="8C8C8C" w:themeColor="text1" w:themeTint="bf"/>
         </w:tcBorders>
       </w:tcPr>
     </w:tblStylePr>
@@ -19573,13 +19632,13 @@
     <w:tblStylePr w:type="band1Vert">
       <w:tblPr/>
       <w:tcPr>
-        <w:shd w:val="clear" w:color="auto" w:fill="7F7F7F" w:themeFill="text1" w:themeFillTint="7f"/>
+        <w:shd w:val="clear" w:color="auto" w:fill="BDBDBD" w:themeFill="text1" w:themeFillTint="7f"/>
       </w:tcPr>
     </w:tblStylePr>
     <w:tblStylePr w:type="band1Horz">
       <w:tblPr/>
       <w:tcPr>
-        <w:shd w:val="clear" w:color="auto" w:fill="7F7F7F" w:themeFill="text1" w:themeFillTint="7f"/>
+        <w:shd w:val="clear" w:color="auto" w:fill="BDBDBD" w:themeFill="text1" w:themeFillTint="7f"/>
       </w:tcPr>
     </w:tblStylePr>
   </w:style>
@@ -19593,12 +19652,12 @@
     <w:tblPr>
       <w:tblInd w:w="0" w:type="dxa"/>
       <w:tblBorders>
-        <w:top w:val="single" w:sz="8" w:space="0" w:color="7BA0CD" w:themeColor="accent1" w:themeTint="bf"/>
-        <w:left w:val="single" w:sz="8" w:space="0" w:color="7BA0CD" w:themeColor="accent1" w:themeTint="bf"/>
-        <w:bottom w:val="single" w:sz="8" w:space="0" w:color="7BA0CD" w:themeColor="accent1" w:themeTint="bf"/>
-        <w:right w:val="single" w:sz="8" w:space="0" w:color="7BA0CD" w:themeColor="accent1" w:themeTint="bf"/>
-        <w:insideH w:val="single" w:sz="8" w:space="0" w:color="7BA0CD" w:themeColor="accent1" w:themeTint="bf"/>
-        <w:insideV w:val="single" w:sz="8" w:space="0" w:color="7BA0CD" w:themeColor="accent1" w:themeTint="bf"/>
+        <w:top w:val="single" w:sz="8" w:space="0" w:color="97ADD0" w:themeColor="accent1" w:themeTint="bf"/>
+        <w:left w:val="single" w:sz="8" w:space="0" w:color="97ADD0" w:themeColor="accent1" w:themeTint="bf"/>
+        <w:bottom w:val="single" w:sz="8" w:space="0" w:color="97ADD0" w:themeColor="accent1" w:themeTint="bf"/>
+        <w:right w:val="single" w:sz="8" w:space="0" w:color="97ADD0" w:themeColor="accent1" w:themeTint="bf"/>
+        <w:insideH w:val="single" w:sz="8" w:space="0" w:color="97ADD0" w:themeColor="accent1" w:themeTint="bf"/>
+        <w:insideV w:val="single" w:sz="8" w:space="0" w:color="97ADD0" w:themeColor="accent1" w:themeTint="bf"/>
       </w:tblBorders>
       <w:tblCellMar>
         <w:top w:w="0" w:type="dxa"/>
@@ -19610,7 +19669,7 @@
       <w:tblStyleRowBandSize w:val="1"/>
     </w:tblPr>
     <w:tcPr>
-      <w:shd w:val="clear" w:color="auto" w:fill="D3DFEE" w:themeFill="accent1" w:themeFillTint="3f"/>
+      <w:shd w:val="clear" w:color="auto" w:fill="E4E8F1" w:themeFill="accent1" w:themeFillTint="3f"/>
     </w:tcPr>
     <w:tblStylePr w:type="firstRow">
       <w:rPr>
@@ -19626,7 +19685,7 @@
       <w:tblPr/>
       <w:tcPr>
         <w:tcBorders>
-          <w:top w:val="single" w:sz="18" w:space="0" w:color="7BA0CD" w:themeColor="accent1" w:themeTint="bf"/>
+          <w:top w:val="single" w:sz="18" w:space="0" w:color="97ADD0" w:themeColor="accent1" w:themeTint="bf"/>
         </w:tcBorders>
       </w:tcPr>
     </w:tblStylePr>
@@ -19645,13 +19704,13 @@
     <w:tblStylePr w:type="band1Vert">
       <w:tblPr/>
       <w:tcPr>
-        <w:shd w:val="clear" w:color="auto" w:fill="A7C0DE" w:themeFill="accent1" w:themeFillTint="7f"/>
+        <w:shd w:val="clear" w:color="auto" w:fill="C2CDE1" w:themeFill="accent1" w:themeFillTint="7f"/>
       </w:tcPr>
     </w:tblStylePr>
     <w:tblStylePr w:type="band1Horz">
       <w:tblPr/>
       <w:tcPr>
-        <w:shd w:val="clear" w:color="auto" w:fill="A7C0DE" w:themeFill="accent1" w:themeFillTint="7f"/>
+        <w:shd w:val="clear" w:color="auto" w:fill="C2CDE1" w:themeFill="accent1" w:themeFillTint="7f"/>
       </w:tcPr>
     </w:tblStylePr>
   </w:style>
@@ -19665,12 +19724,12 @@
     <w:tblPr>
       <w:tblInd w:w="0" w:type="dxa"/>
       <w:tblBorders>
-        <w:top w:val="single" w:sz="8" w:space="0" w:color="CF7B79" w:themeColor="accent2" w:themeTint="bf"/>
-        <w:left w:val="single" w:sz="8" w:space="0" w:color="CF7B79" w:themeColor="accent2" w:themeTint="bf"/>
-        <w:bottom w:val="single" w:sz="8" w:space="0" w:color="CF7B79" w:themeColor="accent2" w:themeTint="bf"/>
-        <w:right w:val="single" w:sz="8" w:space="0" w:color="CF7B79" w:themeColor="accent2" w:themeTint="bf"/>
-        <w:insideH w:val="single" w:sz="8" w:space="0" w:color="CF7B79" w:themeColor="accent2" w:themeTint="bf"/>
-        <w:insideV w:val="single" w:sz="8" w:space="0" w:color="CF7B79" w:themeColor="accent2" w:themeTint="bf"/>
+        <w:top w:val="single" w:sz="8" w:space="0" w:color="D29897" w:themeColor="accent2" w:themeTint="bf"/>
+        <w:left w:val="single" w:sz="8" w:space="0" w:color="D29897" w:themeColor="accent2" w:themeTint="bf"/>
+        <w:bottom w:val="single" w:sz="8" w:space="0" w:color="D29897" w:themeColor="accent2" w:themeTint="bf"/>
+        <w:right w:val="single" w:sz="8" w:space="0" w:color="D29897" w:themeColor="accent2" w:themeTint="bf"/>
+        <w:insideH w:val="single" w:sz="8" w:space="0" w:color="D29897" w:themeColor="accent2" w:themeTint="bf"/>
+        <w:insideV w:val="single" w:sz="8" w:space="0" w:color="D29897" w:themeColor="accent2" w:themeTint="bf"/>
       </w:tblBorders>
       <w:tblCellMar>
         <w:top w:w="0" w:type="dxa"/>
@@ -19682,7 +19741,7 @@
       <w:tblStyleRowBandSize w:val="1"/>
     </w:tblPr>
     <w:tcPr>
-      <w:shd w:val="clear" w:color="auto" w:fill="EFD3D3" w:themeFill="accent2" w:themeFillTint="3f"/>
+      <w:shd w:val="clear" w:color="auto" w:fill="F1E4E3" w:themeFill="accent2" w:themeFillTint="3f"/>
     </w:tcPr>
     <w:tblStylePr w:type="firstRow">
       <w:rPr>
@@ -19698,7 +19757,7 @@
       <w:tblPr/>
       <w:tcPr>
         <w:tcBorders>
-          <w:top w:val="single" w:sz="18" w:space="0" w:color="CF7B79" w:themeColor="accent2" w:themeTint="bf"/>
+          <w:top w:val="single" w:sz="18" w:space="0" w:color="D29897" w:themeColor="accent2" w:themeTint="bf"/>
         </w:tcBorders>
       </w:tcPr>
     </w:tblStylePr>
@@ -19717,13 +19776,13 @@
     <w:tblStylePr w:type="band1Vert">
       <w:tblPr/>
       <w:tcPr>
-        <w:shd w:val="clear" w:color="auto" w:fill="DFA7A6" w:themeFill="accent2" w:themeFillTint="7f"/>
+        <w:shd w:val="clear" w:color="auto" w:fill="E2C3C2" w:themeFill="accent2" w:themeFillTint="7f"/>
       </w:tcPr>
     </w:tblStylePr>
     <w:tblStylePr w:type="band1Horz">
       <w:tblPr/>
       <w:tcPr>
-        <w:shd w:val="clear" w:color="auto" w:fill="DFA7A6" w:themeFill="accent2" w:themeFillTint="7f"/>
+        <w:shd w:val="clear" w:color="auto" w:fill="E2C3C2" w:themeFill="accent2" w:themeFillTint="7f"/>
       </w:tcPr>
     </w:tblStylePr>
   </w:style>
@@ -19737,12 +19796,12 @@
     <w:tblPr>
       <w:tblInd w:w="0" w:type="dxa"/>
       <w:tblBorders>
-        <w:top w:val="single" w:sz="8" w:space="0" w:color="B4CC82" w:themeColor="accent3" w:themeTint="bf"/>
-        <w:left w:val="single" w:sz="8" w:space="0" w:color="B4CC82" w:themeColor="accent3" w:themeTint="bf"/>
-        <w:bottom w:val="single" w:sz="8" w:space="0" w:color="B4CC82" w:themeColor="accent3" w:themeTint="bf"/>
-        <w:right w:val="single" w:sz="8" w:space="0" w:color="B4CC82" w:themeColor="accent3" w:themeTint="bf"/>
-        <w:insideH w:val="single" w:sz="8" w:space="0" w:color="B4CC82" w:themeColor="accent3" w:themeTint="bf"/>
-        <w:insideV w:val="single" w:sz="8" w:space="0" w:color="B4CC82" w:themeColor="accent3" w:themeTint="bf"/>
+        <w:top w:val="single" w:sz="8" w:space="0" w:color="BBCF9B" w:themeColor="accent3" w:themeTint="bf"/>
+        <w:left w:val="single" w:sz="8" w:space="0" w:color="BBCF9B" w:themeColor="accent3" w:themeTint="bf"/>
+        <w:bottom w:val="single" w:sz="8" w:space="0" w:color="BBCF9B" w:themeColor="accent3" w:themeTint="bf"/>
+        <w:right w:val="single" w:sz="8" w:space="0" w:color="BBCF9B" w:themeColor="accent3" w:themeTint="bf"/>
+        <w:insideH w:val="single" w:sz="8" w:space="0" w:color="BBCF9B" w:themeColor="accent3" w:themeTint="bf"/>
+        <w:insideV w:val="single" w:sz="8" w:space="0" w:color="BBCF9B" w:themeColor="accent3" w:themeTint="bf"/>
       </w:tblBorders>
       <w:tblCellMar>
         <w:top w:w="0" w:type="dxa"/>
@@ -19754,7 +19813,7 @@
       <w:tblStyleRowBandSize w:val="1"/>
     </w:tblPr>
     <w:tcPr>
-      <w:shd w:val="clear" w:color="auto" w:fill="E6EED5" w:themeFill="accent3" w:themeFillTint="3f"/>
+      <w:shd w:val="clear" w:color="auto" w:fill="EBF0E4" w:themeFill="accent3" w:themeFillTint="3f"/>
     </w:tcPr>
     <w:tblStylePr w:type="firstRow">
       <w:rPr>
@@ -19770,7 +19829,7 @@
       <w:tblPr/>
       <w:tcPr>
         <w:tcBorders>
-          <w:top w:val="single" w:sz="18" w:space="0" w:color="B4CC82" w:themeColor="accent3" w:themeTint="bf"/>
+          <w:top w:val="single" w:sz="18" w:space="0" w:color="BBCF9B" w:themeColor="accent3" w:themeTint="bf"/>
         </w:tcBorders>
       </w:tcPr>
     </w:tblStylePr>
@@ -19789,13 +19848,13 @@
     <w:tblStylePr w:type="band1Vert">
       <w:tblPr/>
       <w:tcPr>
-        <w:shd w:val="clear" w:color="auto" w:fill="CDDDAC" w:themeFill="accent3" w:themeFillTint="7f"/>
+        <w:shd w:val="clear" w:color="auto" w:fill="D5E0C4" w:themeFill="accent3" w:themeFillTint="7f"/>
       </w:tcPr>
     </w:tblStylePr>
     <w:tblStylePr w:type="band1Horz">
       <w:tblPr/>
       <w:tcPr>
-        <w:shd w:val="clear" w:color="auto" w:fill="CDDDAC" w:themeFill="accent3" w:themeFillTint="7f"/>
+        <w:shd w:val="clear" w:color="auto" w:fill="D5E0C4" w:themeFill="accent3" w:themeFillTint="7f"/>
       </w:tcPr>
     </w:tblStylePr>
   </w:style>
@@ -19809,12 +19868,12 @@
     <w:tblPr>
       <w:tblInd w:w="0" w:type="dxa"/>
       <w:tblBorders>
-        <w:top w:val="single" w:sz="8" w:space="0" w:color="9F8AB9" w:themeColor="accent4" w:themeTint="bf"/>
-        <w:left w:val="single" w:sz="8" w:space="0" w:color="9F8AB9" w:themeColor="accent4" w:themeTint="bf"/>
-        <w:bottom w:val="single" w:sz="8" w:space="0" w:color="9F8AB9" w:themeColor="accent4" w:themeTint="bf"/>
-        <w:right w:val="single" w:sz="8" w:space="0" w:color="9F8AB9" w:themeColor="accent4" w:themeTint="bf"/>
-        <w:insideH w:val="single" w:sz="8" w:space="0" w:color="9F8AB9" w:themeColor="accent4" w:themeTint="bf"/>
-        <w:insideV w:val="single" w:sz="8" w:space="0" w:color="9F8AB9" w:themeColor="accent4" w:themeTint="bf"/>
+        <w:top w:val="single" w:sz="8" w:space="0" w:color="AC9FBF" w:themeColor="accent4" w:themeTint="bf"/>
+        <w:left w:val="single" w:sz="8" w:space="0" w:color="AC9FBF" w:themeColor="accent4" w:themeTint="bf"/>
+        <w:bottom w:val="single" w:sz="8" w:space="0" w:color="AC9FBF" w:themeColor="accent4" w:themeTint="bf"/>
+        <w:right w:val="single" w:sz="8" w:space="0" w:color="AC9FBF" w:themeColor="accent4" w:themeTint="bf"/>
+        <w:insideH w:val="single" w:sz="8" w:space="0" w:color="AC9FBF" w:themeColor="accent4" w:themeTint="bf"/>
+        <w:insideV w:val="single" w:sz="8" w:space="0" w:color="AC9FBF" w:themeColor="accent4" w:themeTint="bf"/>
       </w:tblBorders>
       <w:tblCellMar>
         <w:top w:w="0" w:type="dxa"/>
@@ -19826,7 +19885,7 @@
       <w:tblStyleRowBandSize w:val="1"/>
     </w:tblPr>
     <w:tcPr>
-      <w:shd w:val="clear" w:color="auto" w:fill="DFD8E8" w:themeFill="accent4" w:themeFillTint="3f"/>
+      <w:shd w:val="clear" w:color="auto" w:fill="E8E5EC" w:themeFill="accent4" w:themeFillTint="3f"/>
     </w:tcPr>
     <w:tblStylePr w:type="firstRow">
       <w:rPr>
@@ -19842,7 +19901,7 @@
       <w:tblPr/>
       <w:tcPr>
         <w:tcBorders>
-          <w:top w:val="single" w:sz="18" w:space="0" w:color="9F8AB9" w:themeColor="accent4" w:themeTint="bf"/>
+          <w:top w:val="single" w:sz="18" w:space="0" w:color="AC9FBF" w:themeColor="accent4" w:themeTint="bf"/>
         </w:tcBorders>
       </w:tcPr>
     </w:tblStylePr>
@@ -19861,13 +19920,13 @@
     <w:tblStylePr w:type="band1Vert">
       <w:tblPr/>
       <w:tcPr>
-        <w:shd w:val="clear" w:color="auto" w:fill="BFB1D0" w:themeFill="accent4" w:themeFillTint="7f"/>
+        <w:shd w:val="clear" w:color="auto" w:fill="CDC6D7" w:themeFill="accent4" w:themeFillTint="7f"/>
       </w:tcPr>
     </w:tblStylePr>
     <w:tblStylePr w:type="band1Horz">
       <w:tblPr/>
       <w:tcPr>
-        <w:shd w:val="clear" w:color="auto" w:fill="BFB1D0" w:themeFill="accent4" w:themeFillTint="7f"/>
+        <w:shd w:val="clear" w:color="auto" w:fill="CDC6D7" w:themeFill="accent4" w:themeFillTint="7f"/>
       </w:tcPr>
     </w:tblStylePr>
   </w:style>
@@ -19881,12 +19940,12 @@
     <w:tblPr>
       <w:tblInd w:w="0" w:type="dxa"/>
       <w:tblBorders>
-        <w:top w:val="single" w:sz="8" w:space="0" w:color="78C0D4" w:themeColor="accent5" w:themeTint="bf"/>
-        <w:left w:val="single" w:sz="8" w:space="0" w:color="78C0D4" w:themeColor="accent5" w:themeTint="bf"/>
-        <w:bottom w:val="single" w:sz="8" w:space="0" w:color="78C0D4" w:themeColor="accent5" w:themeTint="bf"/>
-        <w:right w:val="single" w:sz="8" w:space="0" w:color="78C0D4" w:themeColor="accent5" w:themeTint="bf"/>
-        <w:insideH w:val="single" w:sz="8" w:space="0" w:color="78C0D4" w:themeColor="accent5" w:themeTint="bf"/>
-        <w:insideV w:val="single" w:sz="8" w:space="0" w:color="78C0D4" w:themeColor="accent5" w:themeTint="bf"/>
+        <w:top w:val="single" w:sz="8" w:space="0" w:color="96C5D6" w:themeColor="accent5" w:themeTint="bf"/>
+        <w:left w:val="single" w:sz="8" w:space="0" w:color="96C5D6" w:themeColor="accent5" w:themeTint="bf"/>
+        <w:bottom w:val="single" w:sz="8" w:space="0" w:color="96C5D6" w:themeColor="accent5" w:themeTint="bf"/>
+        <w:right w:val="single" w:sz="8" w:space="0" w:color="96C5D6" w:themeColor="accent5" w:themeTint="bf"/>
+        <w:insideH w:val="single" w:sz="8" w:space="0" w:color="96C5D6" w:themeColor="accent5" w:themeTint="bf"/>
+        <w:insideV w:val="single" w:sz="8" w:space="0" w:color="96C5D6" w:themeColor="accent5" w:themeTint="bf"/>
       </w:tblBorders>
       <w:tblCellMar>
         <w:top w:w="0" w:type="dxa"/>
@@ -19898,7 +19957,7 @@
       <w:tblStyleRowBandSize w:val="1"/>
     </w:tblPr>
     <w:tcPr>
-      <w:shd w:val="clear" w:color="auto" w:fill="D2EAF0" w:themeFill="accent5" w:themeFillTint="3f"/>
+      <w:shd w:val="clear" w:color="auto" w:fill="E3EEF3" w:themeFill="accent5" w:themeFillTint="3f"/>
     </w:tcPr>
     <w:tblStylePr w:type="firstRow">
       <w:rPr>
@@ -19914,7 +19973,7 @@
       <w:tblPr/>
       <w:tcPr>
         <w:tcBorders>
-          <w:top w:val="single" w:sz="18" w:space="0" w:color="78C0D4" w:themeColor="accent5" w:themeTint="bf"/>
+          <w:top w:val="single" w:sz="18" w:space="0" w:color="96C5D6" w:themeColor="accent5" w:themeTint="bf"/>
         </w:tcBorders>
       </w:tcPr>
     </w:tblStylePr>
@@ -19933,13 +19992,13 @@
     <w:tblStylePr w:type="band1Vert">
       <w:tblPr/>
       <w:tcPr>
-        <w:shd w:val="clear" w:color="auto" w:fill="A5D5E2" w:themeFill="accent5" w:themeFillTint="7f"/>
+        <w:shd w:val="clear" w:color="auto" w:fill="C2DBE5" w:themeFill="accent5" w:themeFillTint="7f"/>
       </w:tcPr>
     </w:tblStylePr>
     <w:tblStylePr w:type="band1Horz">
       <w:tblPr/>
       <w:tcPr>
-        <w:shd w:val="clear" w:color="auto" w:fill="A5D5E2" w:themeFill="accent5" w:themeFillTint="7f"/>
+        <w:shd w:val="clear" w:color="auto" w:fill="C2DBE5" w:themeFill="accent5" w:themeFillTint="7f"/>
       </w:tcPr>
     </w:tblStylePr>
   </w:style>
@@ -19953,12 +20012,12 @@
     <w:tblPr>
       <w:tblInd w:w="0" w:type="dxa"/>
       <w:tblBorders>
-        <w:top w:val="single" w:sz="8" w:space="0" w:color="F9B074" w:themeColor="accent6" w:themeTint="bf"/>
-        <w:left w:val="single" w:sz="8" w:space="0" w:color="F9B074" w:themeColor="accent6" w:themeTint="bf"/>
-        <w:bottom w:val="single" w:sz="8" w:space="0" w:color="F9B074" w:themeColor="accent6" w:themeTint="bf"/>
-        <w:right w:val="single" w:sz="8" w:space="0" w:color="F9B074" w:themeColor="accent6" w:themeTint="bf"/>
-        <w:insideH w:val="single" w:sz="8" w:space="0" w:color="F9B074" w:themeColor="accent6" w:themeTint="bf"/>
-        <w:insideV w:val="single" w:sz="8" w:space="0" w:color="F9B074" w:themeColor="accent6" w:themeTint="bf"/>
+        <w:top w:val="single" w:sz="8" w:space="0" w:color="F9B895" w:themeColor="accent6" w:themeTint="bf"/>
+        <w:left w:val="single" w:sz="8" w:space="0" w:color="F9B895" w:themeColor="accent6" w:themeTint="bf"/>
+        <w:bottom w:val="single" w:sz="8" w:space="0" w:color="F9B895" w:themeColor="accent6" w:themeTint="bf"/>
+        <w:right w:val="single" w:sz="8" w:space="0" w:color="F9B895" w:themeColor="accent6" w:themeTint="bf"/>
+        <w:insideH w:val="single" w:sz="8" w:space="0" w:color="F9B895" w:themeColor="accent6" w:themeTint="bf"/>
+        <w:insideV w:val="single" w:sz="8" w:space="0" w:color="F9B895" w:themeColor="accent6" w:themeTint="bf"/>
       </w:tblBorders>
       <w:tblCellMar>
         <w:top w:w="0" w:type="dxa"/>
@@ -19970,7 +20029,7 @@
       <w:tblStyleRowBandSize w:val="1"/>
     </w:tblPr>
     <w:tcPr>
-      <w:shd w:val="clear" w:color="auto" w:fill="FDE5D1" w:themeFill="accent6" w:themeFillTint="3f"/>
+      <w:shd w:val="clear" w:color="auto" w:fill="FDEBE3" w:themeFill="accent6" w:themeFillTint="3f"/>
     </w:tcPr>
     <w:tblStylePr w:type="firstRow">
       <w:rPr>
@@ -19986,7 +20045,7 @@
       <w:tblPr/>
       <w:tcPr>
         <w:tcBorders>
-          <w:top w:val="single" w:sz="18" w:space="0" w:color="F9B074" w:themeColor="accent6" w:themeTint="bf"/>
+          <w:top w:val="single" w:sz="18" w:space="0" w:color="F9B895" w:themeColor="accent6" w:themeTint="bf"/>
         </w:tcBorders>
       </w:tcPr>
     </w:tblStylePr>
@@ -20005,13 +20064,13 @@
     <w:tblStylePr w:type="band1Vert">
       <w:tblPr/>
       <w:tcPr>
-        <w:shd w:val="clear" w:color="auto" w:fill="FBCAA2" w:themeFill="accent6" w:themeFillTint="7f"/>
+        <w:shd w:val="clear" w:color="auto" w:fill="FBD3C1" w:themeFill="accent6" w:themeFillTint="7f"/>
       </w:tcPr>
     </w:tblStylePr>
     <w:tblStylePr w:type="band1Horz">
       <w:tblPr/>
       <w:tcPr>
-        <w:shd w:val="clear" w:color="auto" w:fill="FBCAA2" w:themeFill="accent6" w:themeFillTint="7f"/>
+        <w:shd w:val="clear" w:color="auto" w:fill="FBD3C1" w:themeFill="accent6" w:themeFillTint="7f"/>
       </w:tcPr>
     </w:tblStylePr>
   </w:style>
@@ -20046,7 +20105,7 @@
       <w:tblStyleRowBandSize w:val="1"/>
     </w:tblPr>
     <w:tcPr>
-      <w:shd w:val="clear" w:color="auto" w:fill="BFBFBF" w:themeFill="text1" w:themeFillTint="3f"/>
+      <w:shd w:val="clear" w:color="auto" w:fill="E1E1E1" w:themeFill="text1" w:themeFillTint="3f"/>
     </w:tcPr>
     <w:tblStylePr w:type="firstRow">
       <w:rPr>
@@ -20056,7 +20115,7 @@
       </w:rPr>
       <w:tblPr/>
       <w:tcPr>
-        <w:shd w:val="clear" w:color="auto" w:fill="E5E5E5" w:themeFill="text1" w:themeFillTint="19"/>
+        <w:shd w:val="clear" w:color="auto" w:fill="F4F4F4" w:themeFill="text1" w:themeFillTint="19"/>
       </w:tcPr>
     </w:tblStylePr>
     <w:tblStylePr w:type="lastRow">
@@ -20113,13 +20172,13 @@
           <w:insideH w:val="nil"/>
           <w:insideV w:val="nil"/>
         </w:tcBorders>
-        <w:shd w:val="clear" w:color="auto" w:fill="CBCBCB" w:themeFill="text1" w:themeFillTint="33"/>
+        <w:shd w:val="clear" w:color="auto" w:fill="E7E7E7" w:themeFill="text1" w:themeFillTint="33"/>
       </w:tcPr>
     </w:tblStylePr>
     <w:tblStylePr w:type="band1Vert">
       <w:tblPr/>
       <w:tcPr>
-        <w:shd w:val="clear" w:color="auto" w:fill="7F7F7F" w:themeFill="text1" w:themeFillTint="7f"/>
+        <w:shd w:val="clear" w:color="auto" w:fill="BDBDBD" w:themeFill="text1" w:themeFillTint="7f"/>
       </w:tcPr>
     </w:tblStylePr>
     <w:tblStylePr w:type="band1Horz">
@@ -20129,7 +20188,7 @@
           <w:insideH w:val="single" w:sz="6" w:space="0" w:color="000000" w:themeColor="text1"/>
           <w:insideV w:val="single" w:sz="6" w:space="0" w:color="000000" w:themeColor="text1"/>
         </w:tcBorders>
-        <w:shd w:val="clear" w:color="auto" w:fill="7F7F7F" w:themeFill="text1" w:themeFillTint="7f"/>
+        <w:shd w:val="clear" w:color="auto" w:fill="BDBDBD" w:themeFill="text1" w:themeFillTint="7f"/>
       </w:tcPr>
     </w:tblStylePr>
     <w:tblStylePr w:type="nwCell">
@@ -20170,7 +20229,7 @@
       <w:tblStyleRowBandSize w:val="1"/>
     </w:tblPr>
     <w:tcPr>
-      <w:shd w:val="clear" w:color="auto" w:fill="D3DFEE" w:themeFill="accent1" w:themeFillTint="3f"/>
+      <w:shd w:val="clear" w:color="auto" w:fill="E4E8F1" w:themeFill="accent1" w:themeFillTint="3f"/>
     </w:tcPr>
     <w:tblStylePr w:type="firstRow">
       <w:rPr>
@@ -20180,7 +20239,7 @@
       </w:rPr>
       <w:tblPr/>
       <w:tcPr>
-        <w:shd w:val="clear" w:color="auto" w:fill="EDF2F8" w:themeFill="accent1" w:themeFillTint="19"/>
+        <w:shd w:val="clear" w:color="auto" w:fill="F5F6FA" w:themeFill="accent1" w:themeFillTint="19"/>
       </w:tcPr>
     </w:tblStylePr>
     <w:tblStylePr w:type="lastRow">
@@ -20237,13 +20296,13 @@
           <w:insideH w:val="nil"/>
           <w:insideV w:val="nil"/>
         </w:tcBorders>
-        <w:shd w:val="clear" w:color="auto" w:fill="DBE5F1" w:themeFill="accent1" w:themeFillTint="33"/>
+        <w:shd w:val="clear" w:color="auto" w:fill="E9EDF4" w:themeFill="accent1" w:themeFillTint="33"/>
       </w:tcPr>
     </w:tblStylePr>
     <w:tblStylePr w:type="band1Vert">
       <w:tblPr/>
       <w:tcPr>
-        <w:shd w:val="clear" w:color="auto" w:fill="A7C0DE" w:themeFill="accent1" w:themeFillTint="7f"/>
+        <w:shd w:val="clear" w:color="auto" w:fill="C2CDE1" w:themeFill="accent1" w:themeFillTint="7f"/>
       </w:tcPr>
     </w:tblStylePr>
     <w:tblStylePr w:type="band1Horz">
@@ -20253,7 +20312,7 @@
           <w:insideH w:val="single" w:sz="6" w:space="0" w:color="4F81BD" w:themeColor="accent1"/>
           <w:insideV w:val="single" w:sz="6" w:space="0" w:color="4F81BD" w:themeColor="accent1"/>
         </w:tcBorders>
-        <w:shd w:val="clear" w:color="auto" w:fill="A7C0DE" w:themeFill="accent1" w:themeFillTint="7f"/>
+        <w:shd w:val="clear" w:color="auto" w:fill="C2CDE1" w:themeFill="accent1" w:themeFillTint="7f"/>
       </w:tcPr>
     </w:tblStylePr>
     <w:tblStylePr w:type="nwCell">
@@ -20294,7 +20353,7 @@
       <w:tblStyleRowBandSize w:val="1"/>
     </w:tblPr>
     <w:tcPr>
-      <w:shd w:val="clear" w:color="auto" w:fill="EFD3D3" w:themeFill="accent2" w:themeFillTint="3f"/>
+      <w:shd w:val="clear" w:color="auto" w:fill="F1E4E3" w:themeFill="accent2" w:themeFillTint="3f"/>
     </w:tcPr>
     <w:tblStylePr w:type="firstRow">
       <w:rPr>
@@ -20304,7 +20363,7 @@
       </w:rPr>
       <w:tblPr/>
       <w:tcPr>
-        <w:shd w:val="clear" w:color="auto" w:fill="F8EDED" w:themeFill="accent2" w:themeFillTint="19"/>
+        <w:shd w:val="clear" w:color="auto" w:fill="FAF5F5" w:themeFill="accent2" w:themeFillTint="19"/>
       </w:tcPr>
     </w:tblStylePr>
     <w:tblStylePr w:type="lastRow">
@@ -20361,13 +20420,13 @@
           <w:insideH w:val="nil"/>
           <w:insideV w:val="nil"/>
         </w:tcBorders>
-        <w:shd w:val="clear" w:color="auto" w:fill="F2DBDB" w:themeFill="accent2" w:themeFillTint="33"/>
+        <w:shd w:val="clear" w:color="auto" w:fill="F4E9E9" w:themeFill="accent2" w:themeFillTint="33"/>
       </w:tcPr>
     </w:tblStylePr>
     <w:tblStylePr w:type="band1Vert">
       <w:tblPr/>
       <w:tcPr>
-        <w:shd w:val="clear" w:color="auto" w:fill="DFA7A6" w:themeFill="accent2" w:themeFillTint="7f"/>
+        <w:shd w:val="clear" w:color="auto" w:fill="E2C3C2" w:themeFill="accent2" w:themeFillTint="7f"/>
       </w:tcPr>
     </w:tblStylePr>
     <w:tblStylePr w:type="band1Horz">
@@ -20377,7 +20436,7 @@
           <w:insideH w:val="single" w:sz="6" w:space="0" w:color="C0504D" w:themeColor="accent2"/>
           <w:insideV w:val="single" w:sz="6" w:space="0" w:color="C0504D" w:themeColor="accent2"/>
         </w:tcBorders>
-        <w:shd w:val="clear" w:color="auto" w:fill="DFA7A6" w:themeFill="accent2" w:themeFillTint="7f"/>
+        <w:shd w:val="clear" w:color="auto" w:fill="E2C3C2" w:themeFill="accent2" w:themeFillTint="7f"/>
       </w:tcPr>
     </w:tblStylePr>
     <w:tblStylePr w:type="nwCell">
@@ -20418,7 +20477,7 @@
       <w:tblStyleRowBandSize w:val="1"/>
     </w:tblPr>
     <w:tcPr>
-      <w:shd w:val="clear" w:color="auto" w:fill="E6EED5" w:themeFill="accent3" w:themeFillTint="3f"/>
+      <w:shd w:val="clear" w:color="auto" w:fill="EBF0E4" w:themeFill="accent3" w:themeFillTint="3f"/>
     </w:tcPr>
     <w:tblStylePr w:type="firstRow">
       <w:rPr>
@@ -20428,7 +20487,7 @@
       </w:rPr>
       <w:tblPr/>
       <w:tcPr>
-        <w:shd w:val="clear" w:color="auto" w:fill="F5F8EE" w:themeFill="accent3" w:themeFillTint="19"/>
+        <w:shd w:val="clear" w:color="auto" w:fill="F7F9F5" w:themeFill="accent3" w:themeFillTint="19"/>
       </w:tcPr>
     </w:tblStylePr>
     <w:tblStylePr w:type="lastRow">
@@ -20485,13 +20544,13 @@
           <w:insideH w:val="nil"/>
           <w:insideV w:val="nil"/>
         </w:tcBorders>
-        <w:shd w:val="clear" w:color="auto" w:fill="EBF1DD" w:themeFill="accent3" w:themeFillTint="33"/>
+        <w:shd w:val="clear" w:color="auto" w:fill="EFF3EA" w:themeFill="accent3" w:themeFillTint="33"/>
       </w:tcPr>
     </w:tblStylePr>
     <w:tblStylePr w:type="band1Vert">
       <w:tblPr/>
       <w:tcPr>
-        <w:shd w:val="clear" w:color="auto" w:fill="CDDDAC" w:themeFill="accent3" w:themeFillTint="7f"/>
+        <w:shd w:val="clear" w:color="auto" w:fill="D5E0C4" w:themeFill="accent3" w:themeFillTint="7f"/>
       </w:tcPr>
     </w:tblStylePr>
     <w:tblStylePr w:type="band1Horz">
@@ -20501,7 +20560,7 @@
           <w:insideH w:val="single" w:sz="6" w:space="0" w:color="9BBB59" w:themeColor="accent3"/>
           <w:insideV w:val="single" w:sz="6" w:space="0" w:color="9BBB59" w:themeColor="accent3"/>
         </w:tcBorders>
-        <w:shd w:val="clear" w:color="auto" w:fill="CDDDAC" w:themeFill="accent3" w:themeFillTint="7f"/>
+        <w:shd w:val="clear" w:color="auto" w:fill="D5E0C4" w:themeFill="accent3" w:themeFillTint="7f"/>
       </w:tcPr>
     </w:tblStylePr>
     <w:tblStylePr w:type="nwCell">
@@ -20542,7 +20601,7 @@
       <w:tblStyleRowBandSize w:val="1"/>
     </w:tblPr>
     <w:tcPr>
-      <w:shd w:val="clear" w:color="auto" w:fill="DFD8E8" w:themeFill="accent4" w:themeFillTint="3f"/>
+      <w:shd w:val="clear" w:color="auto" w:fill="E8E5EC" w:themeFill="accent4" w:themeFillTint="3f"/>
     </w:tcPr>
     <w:tblStylePr w:type="firstRow">
       <w:rPr>
@@ -20552,7 +20611,7 @@
       </w:rPr>
       <w:tblPr/>
       <w:tcPr>
-        <w:shd w:val="clear" w:color="auto" w:fill="F2EFF5" w:themeFill="accent4" w:themeFillTint="19"/>
+        <w:shd w:val="clear" w:color="auto" w:fill="F6F5F8" w:themeFill="accent4" w:themeFillTint="19"/>
       </w:tcPr>
     </w:tblStylePr>
     <w:tblStylePr w:type="lastRow">
@@ -20609,13 +20668,13 @@
           <w:insideH w:val="nil"/>
           <w:insideV w:val="nil"/>
         </w:tcBorders>
-        <w:shd w:val="clear" w:color="auto" w:fill="E5E0EC" w:themeFill="accent4" w:themeFillTint="33"/>
+        <w:shd w:val="clear" w:color="auto" w:fill="EDEAF0" w:themeFill="accent4" w:themeFillTint="33"/>
       </w:tcPr>
     </w:tblStylePr>
     <w:tblStylePr w:type="band1Vert">
       <w:tblPr/>
       <w:tcPr>
-        <w:shd w:val="clear" w:color="auto" w:fill="BFB1D0" w:themeFill="accent4" w:themeFillTint="7f"/>
+        <w:shd w:val="clear" w:color="auto" w:fill="CDC6D7" w:themeFill="accent4" w:themeFillTint="7f"/>
       </w:tcPr>
     </w:tblStylePr>
     <w:tblStylePr w:type="band1Horz">
@@ -20625,7 +20684,7 @@
           <w:insideH w:val="single" w:sz="6" w:space="0" w:color="8064A2" w:themeColor="accent4"/>
           <w:insideV w:val="single" w:sz="6" w:space="0" w:color="8064A2" w:themeColor="accent4"/>
         </w:tcBorders>
-        <w:shd w:val="clear" w:color="auto" w:fill="BFB1D0" w:themeFill="accent4" w:themeFillTint="7f"/>
+        <w:shd w:val="clear" w:color="auto" w:fill="CDC6D7" w:themeFill="accent4" w:themeFillTint="7f"/>
       </w:tcPr>
     </w:tblStylePr>
     <w:tblStylePr w:type="nwCell">
@@ -20666,7 +20725,7 @@
       <w:tblStyleRowBandSize w:val="1"/>
     </w:tblPr>
     <w:tcPr>
-      <w:shd w:val="clear" w:color="auto" w:fill="D2EAF0" w:themeFill="accent5" w:themeFillTint="3f"/>
+      <w:shd w:val="clear" w:color="auto" w:fill="E3EEF3" w:themeFill="accent5" w:themeFillTint="3f"/>
     </w:tcPr>
     <w:tblStylePr w:type="firstRow">
       <w:rPr>
@@ -20676,7 +20735,7 @@
       </w:rPr>
       <w:tblPr/>
       <w:tcPr>
-        <w:shd w:val="clear" w:color="auto" w:fill="EDF6F9" w:themeFill="accent5" w:themeFillTint="19"/>
+        <w:shd w:val="clear" w:color="auto" w:fill="F5F8FA" w:themeFill="accent5" w:themeFillTint="19"/>
       </w:tcPr>
     </w:tblStylePr>
     <w:tblStylePr w:type="lastRow">
@@ -20733,13 +20792,13 @@
           <w:insideH w:val="nil"/>
           <w:insideV w:val="nil"/>
         </w:tcBorders>
-        <w:shd w:val="clear" w:color="auto" w:fill="DAEEF3" w:themeFill="accent5" w:themeFillTint="33"/>
+        <w:shd w:val="clear" w:color="auto" w:fill="E9F1F5" w:themeFill="accent5" w:themeFillTint="33"/>
       </w:tcPr>
     </w:tblStylePr>
     <w:tblStylePr w:type="band1Vert">
       <w:tblPr/>
       <w:tcPr>
-        <w:shd w:val="clear" w:color="auto" w:fill="A5D5E2" w:themeFill="accent5" w:themeFillTint="7f"/>
+        <w:shd w:val="clear" w:color="auto" w:fill="C2DBE5" w:themeFill="accent5" w:themeFillTint="7f"/>
       </w:tcPr>
     </w:tblStylePr>
     <w:tblStylePr w:type="band1Horz">
@@ -20749,7 +20808,7 @@
           <w:insideH w:val="single" w:sz="6" w:space="0" w:color="4BACC6" w:themeColor="accent5"/>
           <w:insideV w:val="single" w:sz="6" w:space="0" w:color="4BACC6" w:themeColor="accent5"/>
         </w:tcBorders>
-        <w:shd w:val="clear" w:color="auto" w:fill="A5D5E2" w:themeFill="accent5" w:themeFillTint="7f"/>
+        <w:shd w:val="clear" w:color="auto" w:fill="C2DBE5" w:themeFill="accent5" w:themeFillTint="7f"/>
       </w:tcPr>
     </w:tblStylePr>
     <w:tblStylePr w:type="nwCell">
@@ -20790,7 +20849,7 @@
       <w:tblStyleRowBandSize w:val="1"/>
     </w:tblPr>
     <w:tcPr>
-      <w:shd w:val="clear" w:color="auto" w:fill="FDE5D1" w:themeFill="accent6" w:themeFillTint="3f"/>
+      <w:shd w:val="clear" w:color="auto" w:fill="FDEBE3" w:themeFill="accent6" w:themeFillTint="3f"/>
     </w:tcPr>
     <w:tblStylePr w:type="firstRow">
       <w:rPr>
@@ -20800,7 +20859,7 @@
       </w:rPr>
       <w:tblPr/>
       <w:tcPr>
-        <w:shd w:val="clear" w:color="auto" w:fill="FEF4EC" w:themeFill="accent6" w:themeFillTint="19"/>
+        <w:shd w:val="clear" w:color="auto" w:fill="FEF7F4" w:themeFill="accent6" w:themeFillTint="19"/>
       </w:tcPr>
     </w:tblStylePr>
     <w:tblStylePr w:type="lastRow">
@@ -20857,13 +20916,13 @@
           <w:insideH w:val="nil"/>
           <w:insideV w:val="nil"/>
         </w:tcBorders>
-        <w:shd w:val="clear" w:color="auto" w:fill="FDEAD9" w:themeFill="accent6" w:themeFillTint="33"/>
+        <w:shd w:val="clear" w:color="auto" w:fill="FDEFE9" w:themeFill="accent6" w:themeFillTint="33"/>
       </w:tcPr>
     </w:tblStylePr>
     <w:tblStylePr w:type="band1Vert">
       <w:tblPr/>
       <w:tcPr>
-        <w:shd w:val="clear" w:color="auto" w:fill="FBCAA2" w:themeFill="accent6" w:themeFillTint="7f"/>
+        <w:shd w:val="clear" w:color="auto" w:fill="FBD3C1" w:themeFill="accent6" w:themeFillTint="7f"/>
       </w:tcPr>
     </w:tblStylePr>
     <w:tblStylePr w:type="band1Horz">
@@ -20873,7 +20932,7 @@
           <w:insideH w:val="single" w:sz="6" w:space="0" w:color="F79646" w:themeColor="accent6"/>
           <w:insideV w:val="single" w:sz="6" w:space="0" w:color="F79646" w:themeColor="accent6"/>
         </w:tcBorders>
-        <w:shd w:val="clear" w:color="auto" w:fill="FBCAA2" w:themeFill="accent6" w:themeFillTint="7f"/>
+        <w:shd w:val="clear" w:color="auto" w:fill="FBD3C1" w:themeFill="accent6" w:themeFillTint="7f"/>
       </w:tcPr>
     </w:tblStylePr>
     <w:tblStylePr w:type="nwCell">
@@ -20910,7 +20969,7 @@
       <w:tblStyleRowBandSize w:val="1"/>
     </w:tblPr>
     <w:tcPr>
-      <w:shd w:val="clear" w:color="auto" w:fill="BFBFBF" w:themeFill="text1" w:themeFillTint="3f"/>
+      <w:shd w:val="clear" w:color="auto" w:fill="E1E1E1" w:themeFill="text1" w:themeFillTint="3f"/>
     </w:tcPr>
     <w:tblStylePr w:type="firstRow">
       <w:rPr>
@@ -21005,7 +21064,7 @@
           <w:insideH w:val="nil"/>
           <w:insideV w:val="nil"/>
         </w:tcBorders>
-        <w:shd w:val="clear" w:color="auto" w:fill="7F7F7F" w:themeFill="text1" w:themeFillTint="7f"/>
+        <w:shd w:val="clear" w:color="auto" w:fill="BDBDBD" w:themeFill="text1" w:themeFillTint="7f"/>
       </w:tcPr>
     </w:tblStylePr>
     <w:tblStylePr w:type="band1Horz">
@@ -21019,7 +21078,7 @@
           <w:insideH w:val="single" w:sz="8" w:space="0" w:color="FFFFFF" w:themeColor="background1"/>
           <w:insideV w:val="single" w:sz="8" w:space="0" w:color="FFFFFF" w:themeColor="background1"/>
         </w:tcBorders>
-        <w:shd w:val="clear" w:color="auto" w:fill="7F7F7F" w:themeFill="text1" w:themeFillTint="7f"/>
+        <w:shd w:val="clear" w:color="auto" w:fill="BDBDBD" w:themeFill="text1" w:themeFillTint="7f"/>
       </w:tcPr>
     </w:tblStylePr>
   </w:style>
@@ -21050,7 +21109,7 @@
       <w:tblStyleRowBandSize w:val="1"/>
     </w:tblPr>
     <w:tcPr>
-      <w:shd w:val="clear" w:color="auto" w:fill="D3DFEE" w:themeFill="accent1" w:themeFillTint="3f"/>
+      <w:shd w:val="clear" w:color="auto" w:fill="E4E8F1" w:themeFill="accent1" w:themeFillTint="3f"/>
     </w:tcPr>
     <w:tblStylePr w:type="firstRow">
       <w:rPr>
@@ -21145,7 +21204,7 @@
           <w:insideH w:val="nil"/>
           <w:insideV w:val="nil"/>
         </w:tcBorders>
-        <w:shd w:val="clear" w:color="auto" w:fill="A7C0DE" w:themeFill="accent1" w:themeFillTint="7f"/>
+        <w:shd w:val="clear" w:color="auto" w:fill="C2CDE1" w:themeFill="accent1" w:themeFillTint="7f"/>
       </w:tcPr>
     </w:tblStylePr>
     <w:tblStylePr w:type="band1Horz">
@@ -21159,7 +21218,7 @@
           <w:insideH w:val="single" w:sz="8" w:space="0" w:color="FFFFFF" w:themeColor="background1"/>
           <w:insideV w:val="single" w:sz="8" w:space="0" w:color="FFFFFF" w:themeColor="background1"/>
         </w:tcBorders>
-        <w:shd w:val="clear" w:color="auto" w:fill="A7C0DE" w:themeFill="accent1" w:themeFillTint="7f"/>
+        <w:shd w:val="clear" w:color="auto" w:fill="C2CDE1" w:themeFill="accent1" w:themeFillTint="7f"/>
       </w:tcPr>
     </w:tblStylePr>
   </w:style>
@@ -21190,7 +21249,7 @@
       <w:tblStyleRowBandSize w:val="1"/>
     </w:tblPr>
     <w:tcPr>
-      <w:shd w:val="clear" w:color="auto" w:fill="EFD3D3" w:themeFill="accent2" w:themeFillTint="3f"/>
+      <w:shd w:val="clear" w:color="auto" w:fill="F1E4E3" w:themeFill="accent2" w:themeFillTint="3f"/>
     </w:tcPr>
     <w:tblStylePr w:type="firstRow">
       <w:rPr>
@@ -21285,7 +21344,7 @@
           <w:insideH w:val="nil"/>
           <w:insideV w:val="nil"/>
         </w:tcBorders>
-        <w:shd w:val="clear" w:color="auto" w:fill="DFA7A6" w:themeFill="accent2" w:themeFillTint="7f"/>
+        <w:shd w:val="clear" w:color="auto" w:fill="E2C3C2" w:themeFill="accent2" w:themeFillTint="7f"/>
       </w:tcPr>
     </w:tblStylePr>
     <w:tblStylePr w:type="band1Horz">
@@ -21299,7 +21358,7 @@
           <w:insideH w:val="single" w:sz="8" w:space="0" w:color="FFFFFF" w:themeColor="background1"/>
           <w:insideV w:val="single" w:sz="8" w:space="0" w:color="FFFFFF" w:themeColor="background1"/>
         </w:tcBorders>
-        <w:shd w:val="clear" w:color="auto" w:fill="DFA7A6" w:themeFill="accent2" w:themeFillTint="7f"/>
+        <w:shd w:val="clear" w:color="auto" w:fill="E2C3C2" w:themeFill="accent2" w:themeFillTint="7f"/>
       </w:tcPr>
     </w:tblStylePr>
   </w:style>
@@ -21330,7 +21389,7 @@
       <w:tblStyleRowBandSize w:val="1"/>
     </w:tblPr>
     <w:tcPr>
-      <w:shd w:val="clear" w:color="auto" w:fill="E6EED5" w:themeFill="accent3" w:themeFillTint="3f"/>
+      <w:shd w:val="clear" w:color="auto" w:fill="EBF0E4" w:themeFill="accent3" w:themeFillTint="3f"/>
     </w:tcPr>
     <w:tblStylePr w:type="firstRow">
       <w:rPr>
@@ -21425,7 +21484,7 @@
           <w:insideH w:val="nil"/>
           <w:insideV w:val="nil"/>
         </w:tcBorders>
-        <w:shd w:val="clear" w:color="auto" w:fill="CDDDAC" w:themeFill="accent3" w:themeFillTint="7f"/>
+        <w:shd w:val="clear" w:color="auto" w:fill="D5E0C4" w:themeFill="accent3" w:themeFillTint="7f"/>
       </w:tcPr>
     </w:tblStylePr>
     <w:tblStylePr w:type="band1Horz">
@@ -21439,7 +21498,7 @@
           <w:insideH w:val="single" w:sz="8" w:space="0" w:color="FFFFFF" w:themeColor="background1"/>
           <w:insideV w:val="single" w:sz="8" w:space="0" w:color="FFFFFF" w:themeColor="background1"/>
         </w:tcBorders>
-        <w:shd w:val="clear" w:color="auto" w:fill="CDDDAC" w:themeFill="accent3" w:themeFillTint="7f"/>
+        <w:shd w:val="clear" w:color="auto" w:fill="D5E0C4" w:themeFill="accent3" w:themeFillTint="7f"/>
       </w:tcPr>
     </w:tblStylePr>
   </w:style>
@@ -21470,7 +21529,7 @@
       <w:tblStyleRowBandSize w:val="1"/>
     </w:tblPr>
     <w:tcPr>
-      <w:shd w:val="clear" w:color="auto" w:fill="DFD8E8" w:themeFill="accent4" w:themeFillTint="3f"/>
+      <w:shd w:val="clear" w:color="auto" w:fill="E8E5EC" w:themeFill="accent4" w:themeFillTint="3f"/>
     </w:tcPr>
     <w:tblStylePr w:type="firstRow">
       <w:rPr>
@@ -21565,7 +21624,7 @@
           <w:insideH w:val="nil"/>
           <w:insideV w:val="nil"/>
         </w:tcBorders>
-        <w:shd w:val="clear" w:color="auto" w:fill="BFB1D0" w:themeFill="accent4" w:themeFillTint="7f"/>
+        <w:shd w:val="clear" w:color="auto" w:fill="CDC6D7" w:themeFill="accent4" w:themeFillTint="7f"/>
       </w:tcPr>
     </w:tblStylePr>
     <w:tblStylePr w:type="band1Horz">
@@ -21579,7 +21638,7 @@
           <w:insideH w:val="single" w:sz="8" w:space="0" w:color="FFFFFF" w:themeColor="background1"/>
           <w:insideV w:val="single" w:sz="8" w:space="0" w:color="FFFFFF" w:themeColor="background1"/>
         </w:tcBorders>
-        <w:shd w:val="clear" w:color="auto" w:fill="BFB1D0" w:themeFill="accent4" w:themeFillTint="7f"/>
+        <w:shd w:val="clear" w:color="auto" w:fill="CDC6D7" w:themeFill="accent4" w:themeFillTint="7f"/>
       </w:tcPr>
     </w:tblStylePr>
   </w:style>
@@ -21610,7 +21669,7 @@
       <w:tblStyleRowBandSize w:val="1"/>
     </w:tblPr>
     <w:tcPr>
-      <w:shd w:val="clear" w:color="auto" w:fill="D2EAF0" w:themeFill="accent5" w:themeFillTint="3f"/>
+      <w:shd w:val="clear" w:color="auto" w:fill="E3EEF3" w:themeFill="accent5" w:themeFillTint="3f"/>
     </w:tcPr>
     <w:tblStylePr w:type="firstRow">
       <w:rPr>
@@ -21705,7 +21764,7 @@
           <w:insideH w:val="nil"/>
           <w:insideV w:val="nil"/>
         </w:tcBorders>
-        <w:shd w:val="clear" w:color="auto" w:fill="A5D5E2" w:themeFill="accent5" w:themeFillTint="7f"/>
+        <w:shd w:val="clear" w:color="auto" w:fill="C2DBE5" w:themeFill="accent5" w:themeFillTint="7f"/>
       </w:tcPr>
     </w:tblStylePr>
     <w:tblStylePr w:type="band1Horz">
@@ -21719,7 +21778,7 @@
           <w:insideH w:val="single" w:sz="8" w:space="0" w:color="FFFFFF" w:themeColor="background1"/>
           <w:insideV w:val="single" w:sz="8" w:space="0" w:color="FFFFFF" w:themeColor="background1"/>
         </w:tcBorders>
-        <w:shd w:val="clear" w:color="auto" w:fill="A5D5E2" w:themeFill="accent5" w:themeFillTint="7f"/>
+        <w:shd w:val="clear" w:color="auto" w:fill="C2DBE5" w:themeFill="accent5" w:themeFillTint="7f"/>
       </w:tcPr>
     </w:tblStylePr>
   </w:style>
@@ -21750,7 +21809,7 @@
       <w:tblStyleRowBandSize w:val="1"/>
     </w:tblPr>
     <w:tcPr>
-      <w:shd w:val="clear" w:color="auto" w:fill="FDE5D1" w:themeFill="accent6" w:themeFillTint="3f"/>
+      <w:shd w:val="clear" w:color="auto" w:fill="FDEBE3" w:themeFill="accent6" w:themeFillTint="3f"/>
     </w:tcPr>
     <w:tblStylePr w:type="firstRow">
       <w:rPr>
@@ -21845,7 +21904,7 @@
           <w:insideH w:val="nil"/>
           <w:insideV w:val="nil"/>
         </w:tcBorders>
-        <w:shd w:val="clear" w:color="auto" w:fill="FBCAA2" w:themeFill="accent6" w:themeFillTint="7f"/>
+        <w:shd w:val="clear" w:color="auto" w:fill="FBD3C1" w:themeFill="accent6" w:themeFillTint="7f"/>
       </w:tcPr>
     </w:tblStylePr>
     <w:tblStylePr w:type="band1Horz">
@@ -21859,7 +21918,7 @@
           <w:insideH w:val="single" w:sz="8" w:space="0" w:color="FFFFFF" w:themeColor="background1"/>
           <w:insideV w:val="single" w:sz="8" w:space="0" w:color="FFFFFF" w:themeColor="background1"/>
         </w:tcBorders>
-        <w:shd w:val="clear" w:color="auto" w:fill="FBCAA2" w:themeFill="accent6" w:themeFillTint="7f"/>
+        <w:shd w:val="clear" w:color="auto" w:fill="FBD3C1" w:themeFill="accent6" w:themeFillTint="7f"/>
       </w:tcPr>
     </w:tblStylePr>
   </w:style>
@@ -22684,7 +22743,7 @@
       <w:tblStyleRowBandSize w:val="1"/>
     </w:tblPr>
     <w:tcPr>
-      <w:shd w:val="clear" w:color="auto" w:fill="E5E5E5" w:themeFill="text1" w:themeFillTint="19"/>
+      <w:shd w:val="clear" w:color="auto" w:fill="F4F4F4" w:themeFill="text1" w:themeFillTint="19"/>
     </w:tcPr>
     <w:tblStylePr w:type="firstRow">
       <w:rPr>
@@ -22755,13 +22814,13 @@
     <w:tblStylePr w:type="band1Vert">
       <w:tblPr/>
       <w:tcPr>
-        <w:shd w:val="clear" w:color="auto" w:fill="989898" w:themeFill="text1" w:themeFillTint="66"/>
+        <w:shd w:val="clear" w:color="auto" w:fill="CCCCCC" w:themeFill="text1" w:themeFillTint="66"/>
       </w:tcPr>
     </w:tblStylePr>
     <w:tblStylePr w:type="band1Horz">
       <w:tblPr/>
       <w:tcPr>
-        <w:shd w:val="clear" w:color="auto" w:fill="7F7F7F" w:themeFill="text1" w:themeFillTint="7f"/>
+        <w:shd w:val="clear" w:color="auto" w:fill="BDBDBD" w:themeFill="text1" w:themeFillTint="7f"/>
       </w:tcPr>
     </w:tblStylePr>
     <w:tblStylePr w:type="neCell">
@@ -22805,7 +22864,7 @@
       <w:tblStyleRowBandSize w:val="1"/>
     </w:tblPr>
     <w:tcPr>
-      <w:shd w:val="clear" w:color="auto" w:fill="EDF2F8" w:themeFill="accent1" w:themeFillTint="19"/>
+      <w:shd w:val="clear" w:color="auto" w:fill="F5F6FA" w:themeFill="accent1" w:themeFillTint="19"/>
     </w:tcPr>
     <w:tblStylePr w:type="firstRow">
       <w:rPr>
@@ -22876,13 +22935,13 @@
     <w:tblStylePr w:type="band1Vert">
       <w:tblPr/>
       <w:tcPr>
-        <w:shd w:val="clear" w:color="auto" w:fill="B8CCE4" w:themeFill="accent1" w:themeFillTint="66"/>
+        <w:shd w:val="clear" w:color="auto" w:fill="D0D8E8" w:themeFill="accent1" w:themeFillTint="66"/>
       </w:tcPr>
     </w:tblStylePr>
     <w:tblStylePr w:type="band1Horz">
       <w:tblPr/>
       <w:tcPr>
-        <w:shd w:val="clear" w:color="auto" w:fill="A7C0DE" w:themeFill="accent1" w:themeFillTint="7f"/>
+        <w:shd w:val="clear" w:color="auto" w:fill="C2CDE1" w:themeFill="accent1" w:themeFillTint="7f"/>
       </w:tcPr>
     </w:tblStylePr>
     <w:tblStylePr w:type="neCell">
@@ -22926,7 +22985,7 @@
       <w:tblStyleRowBandSize w:val="1"/>
     </w:tblPr>
     <w:tcPr>
-      <w:shd w:val="clear" w:color="auto" w:fill="F8EDED" w:themeFill="accent2" w:themeFillTint="19"/>
+      <w:shd w:val="clear" w:color="auto" w:fill="FAF5F5" w:themeFill="accent2" w:themeFillTint="19"/>
     </w:tcPr>
     <w:tblStylePr w:type="firstRow">
       <w:rPr>
@@ -22997,13 +23056,13 @@
     <w:tblStylePr w:type="band1Vert">
       <w:tblPr/>
       <w:tcPr>
-        <w:shd w:val="clear" w:color="auto" w:fill="E5B9B7" w:themeFill="accent2" w:themeFillTint="66"/>
+        <w:shd w:val="clear" w:color="auto" w:fill="E8D0D0" w:themeFill="accent2" w:themeFillTint="66"/>
       </w:tcPr>
     </w:tblStylePr>
     <w:tblStylePr w:type="band1Horz">
       <w:tblPr/>
       <w:tcPr>
-        <w:shd w:val="clear" w:color="auto" w:fill="DFA7A6" w:themeFill="accent2" w:themeFillTint="7f"/>
+        <w:shd w:val="clear" w:color="auto" w:fill="E2C3C2" w:themeFill="accent2" w:themeFillTint="7f"/>
       </w:tcPr>
     </w:tblStylePr>
     <w:tblStylePr w:type="neCell">
@@ -23047,7 +23106,7 @@
       <w:tblStyleRowBandSize w:val="1"/>
     </w:tblPr>
     <w:tcPr>
-      <w:shd w:val="clear" w:color="auto" w:fill="F5F8EE" w:themeFill="accent3" w:themeFillTint="19"/>
+      <w:shd w:val="clear" w:color="auto" w:fill="F7F9F5" w:themeFill="accent3" w:themeFillTint="19"/>
     </w:tcPr>
     <w:tblStylePr w:type="firstRow">
       <w:rPr>
@@ -23118,13 +23177,13 @@
     <w:tblStylePr w:type="band1Vert">
       <w:tblPr/>
       <w:tcPr>
-        <w:shd w:val="clear" w:color="auto" w:fill="D7E3BC" w:themeFill="accent3" w:themeFillTint="66"/>
+        <w:shd w:val="clear" w:color="auto" w:fill="DEE7D1" w:themeFill="accent3" w:themeFillTint="66"/>
       </w:tcPr>
     </w:tblStylePr>
     <w:tblStylePr w:type="band1Horz">
       <w:tblPr/>
       <w:tcPr>
-        <w:shd w:val="clear" w:color="auto" w:fill="CDDDAC" w:themeFill="accent3" w:themeFillTint="7f"/>
+        <w:shd w:val="clear" w:color="auto" w:fill="D5E0C4" w:themeFill="accent3" w:themeFillTint="7f"/>
       </w:tcPr>
     </w:tblStylePr>
   </w:style>
@@ -23158,7 +23217,7 @@
       <w:tblStyleRowBandSize w:val="1"/>
     </w:tblPr>
     <w:tcPr>
-      <w:shd w:val="clear" w:color="auto" w:fill="F2EFF5" w:themeFill="accent4" w:themeFillTint="19"/>
+      <w:shd w:val="clear" w:color="auto" w:fill="F6F5F8" w:themeFill="accent4" w:themeFillTint="19"/>
     </w:tcPr>
     <w:tblStylePr w:type="firstRow">
       <w:rPr>
@@ -23229,13 +23288,13 @@
     <w:tblStylePr w:type="band1Vert">
       <w:tblPr/>
       <w:tcPr>
-        <w:shd w:val="clear" w:color="auto" w:fill="CCC1D9" w:themeFill="accent4" w:themeFillTint="66"/>
+        <w:shd w:val="clear" w:color="auto" w:fill="D8D3E0" w:themeFill="accent4" w:themeFillTint="66"/>
       </w:tcPr>
     </w:tblStylePr>
     <w:tblStylePr w:type="band1Horz">
       <w:tblPr/>
       <w:tcPr>
-        <w:shd w:val="clear" w:color="auto" w:fill="BFB1D0" w:themeFill="accent4" w:themeFillTint="7f"/>
+        <w:shd w:val="clear" w:color="auto" w:fill="CDC6D7" w:themeFill="accent4" w:themeFillTint="7f"/>
       </w:tcPr>
     </w:tblStylePr>
     <w:tblStylePr w:type="neCell">
@@ -23279,7 +23338,7 @@
       <w:tblStyleRowBandSize w:val="1"/>
     </w:tblPr>
     <w:tcPr>
-      <w:shd w:val="clear" w:color="auto" w:fill="EDF6F9" w:themeFill="accent5" w:themeFillTint="19"/>
+      <w:shd w:val="clear" w:color="auto" w:fill="F5F8FA" w:themeFill="accent5" w:themeFillTint="19"/>
     </w:tcPr>
     <w:tblStylePr w:type="firstRow">
       <w:rPr>
@@ -23350,13 +23409,13 @@
     <w:tblStylePr w:type="band1Vert">
       <w:tblPr/>
       <w:tcPr>
-        <w:shd w:val="clear" w:color="auto" w:fill="B7DDE8" w:themeFill="accent5" w:themeFillTint="66"/>
+        <w:shd w:val="clear" w:color="auto" w:fill="D0E3EA" w:themeFill="accent5" w:themeFillTint="66"/>
       </w:tcPr>
     </w:tblStylePr>
     <w:tblStylePr w:type="band1Horz">
       <w:tblPr/>
       <w:tcPr>
-        <w:shd w:val="clear" w:color="auto" w:fill="A5D5E2" w:themeFill="accent5" w:themeFillTint="7f"/>
+        <w:shd w:val="clear" w:color="auto" w:fill="C2DBE5" w:themeFill="accent5" w:themeFillTint="7f"/>
       </w:tcPr>
     </w:tblStylePr>
     <w:tblStylePr w:type="neCell">
@@ -23400,7 +23459,7 @@
       <w:tblStyleRowBandSize w:val="1"/>
     </w:tblPr>
     <w:tcPr>
-      <w:shd w:val="clear" w:color="auto" w:fill="FEF4EC" w:themeFill="accent6" w:themeFillTint="19"/>
+      <w:shd w:val="clear" w:color="auto" w:fill="FEF7F4" w:themeFill="accent6" w:themeFillTint="19"/>
     </w:tcPr>
     <w:tblStylePr w:type="firstRow">
       <w:rPr>
@@ -23471,13 +23530,13 @@
     <w:tblStylePr w:type="band1Vert">
       <w:tblPr/>
       <w:tcPr>
-        <w:shd w:val="clear" w:color="auto" w:fill="FBD5B5" w:themeFill="accent6" w:themeFillTint="66"/>
+        <w:shd w:val="clear" w:color="auto" w:fill="FCDDCF" w:themeFill="accent6" w:themeFillTint="66"/>
       </w:tcPr>
     </w:tblStylePr>
     <w:tblStylePr w:type="band1Horz">
       <w:tblPr/>
       <w:tcPr>
-        <w:shd w:val="clear" w:color="auto" w:fill="FBCAA2" w:themeFill="accent6" w:themeFillTint="7f"/>
+        <w:shd w:val="clear" w:color="auto" w:fill="FBD3C1" w:themeFill="accent6" w:themeFillTint="7f"/>
       </w:tcPr>
     </w:tblStylePr>
     <w:tblStylePr w:type="neCell">
@@ -23513,7 +23572,7 @@
       <w:tblStyleRowBandSize w:val="1"/>
     </w:tblPr>
     <w:tcPr>
-      <w:shd w:val="clear" w:color="auto" w:fill="E5E5E5" w:themeFill="text1" w:themeFillTint="19"/>
+      <w:shd w:val="clear" w:color="auto" w:fill="F4F4F4" w:themeFill="text1" w:themeFillTint="19"/>
     </w:tcPr>
     <w:tblStylePr w:type="firstRow">
       <w:rPr>
@@ -23566,13 +23625,13 @@
           <w:insideH w:val="nil"/>
           <w:insideV w:val="nil"/>
         </w:tcBorders>
-        <w:shd w:val="clear" w:color="auto" w:fill="BFBFBF" w:themeFill="text1" w:themeFillTint="3f"/>
+        <w:shd w:val="clear" w:color="auto" w:fill="E1E1E1" w:themeFill="text1" w:themeFillTint="3f"/>
       </w:tcPr>
     </w:tblStylePr>
     <w:tblStylePr w:type="band1Horz">
       <w:tblPr/>
       <w:tcPr>
-        <w:shd w:val="clear" w:color="auto" w:fill="CBCBCB" w:themeFill="text1" w:themeFillTint="33"/>
+        <w:shd w:val="clear" w:color="auto" w:fill="E7E7E7" w:themeFill="text1" w:themeFillTint="33"/>
       </w:tcPr>
     </w:tblStylePr>
   </w:style>
@@ -23598,7 +23657,7 @@
       <w:tblStyleRowBandSize w:val="1"/>
     </w:tblPr>
     <w:tcPr>
-      <w:shd w:val="clear" w:color="auto" w:fill="EDF2F8" w:themeFill="accent1" w:themeFillTint="19"/>
+      <w:shd w:val="clear" w:color="auto" w:fill="F5F6FA" w:themeFill="accent1" w:themeFillTint="19"/>
     </w:tcPr>
     <w:tblStylePr w:type="firstRow">
       <w:rPr>
@@ -23651,13 +23710,13 @@
           <w:insideH w:val="nil"/>
           <w:insideV w:val="nil"/>
         </w:tcBorders>
-        <w:shd w:val="clear" w:color="auto" w:fill="D3DFEE" w:themeFill="accent1" w:themeFillTint="3f"/>
+        <w:shd w:val="clear" w:color="auto" w:fill="E4E8F1" w:themeFill="accent1" w:themeFillTint="3f"/>
       </w:tcPr>
     </w:tblStylePr>
     <w:tblStylePr w:type="band1Horz">
       <w:tblPr/>
       <w:tcPr>
-        <w:shd w:val="clear" w:color="auto" w:fill="DBE5F1" w:themeFill="accent1" w:themeFillTint="33"/>
+        <w:shd w:val="clear" w:color="auto" w:fill="E9EDF4" w:themeFill="accent1" w:themeFillTint="33"/>
       </w:tcPr>
     </w:tblStylePr>
   </w:style>
@@ -23683,7 +23742,7 @@
       <w:tblStyleRowBandSize w:val="1"/>
     </w:tblPr>
     <w:tcPr>
-      <w:shd w:val="clear" w:color="auto" w:fill="F8EDED" w:themeFill="accent2" w:themeFillTint="19"/>
+      <w:shd w:val="clear" w:color="auto" w:fill="FAF5F5" w:themeFill="accent2" w:themeFillTint="19"/>
     </w:tcPr>
     <w:tblStylePr w:type="firstRow">
       <w:rPr>
@@ -23736,13 +23795,13 @@
           <w:insideH w:val="nil"/>
           <w:insideV w:val="nil"/>
         </w:tcBorders>
-        <w:shd w:val="clear" w:color="auto" w:fill="EFD3D3" w:themeFill="accent2" w:themeFillTint="3f"/>
+        <w:shd w:val="clear" w:color="auto" w:fill="F1E4E3" w:themeFill="accent2" w:themeFillTint="3f"/>
       </w:tcPr>
     </w:tblStylePr>
     <w:tblStylePr w:type="band1Horz">
       <w:tblPr/>
       <w:tcPr>
-        <w:shd w:val="clear" w:color="auto" w:fill="F2DBDB" w:themeFill="accent2" w:themeFillTint="33"/>
+        <w:shd w:val="clear" w:color="auto" w:fill="F4E9E9" w:themeFill="accent2" w:themeFillTint="33"/>
       </w:tcPr>
     </w:tblStylePr>
   </w:style>
@@ -23768,7 +23827,7 @@
       <w:tblStyleRowBandSize w:val="1"/>
     </w:tblPr>
     <w:tcPr>
-      <w:shd w:val="clear" w:color="auto" w:fill="F5F8EE" w:themeFill="accent3" w:themeFillTint="19"/>
+      <w:shd w:val="clear" w:color="auto" w:fill="F7F9F5" w:themeFill="accent3" w:themeFillTint="19"/>
     </w:tcPr>
     <w:tblStylePr w:type="firstRow">
       <w:rPr>
@@ -23821,13 +23880,13 @@
           <w:insideH w:val="nil"/>
           <w:insideV w:val="nil"/>
         </w:tcBorders>
-        <w:shd w:val="clear" w:color="auto" w:fill="E6EED5" w:themeFill="accent3" w:themeFillTint="3f"/>
+        <w:shd w:val="clear" w:color="auto" w:fill="EBF0E4" w:themeFill="accent3" w:themeFillTint="3f"/>
       </w:tcPr>
     </w:tblStylePr>
     <w:tblStylePr w:type="band1Horz">
       <w:tblPr/>
       <w:tcPr>
-        <w:shd w:val="clear" w:color="auto" w:fill="EBF1DD" w:themeFill="accent3" w:themeFillTint="33"/>
+        <w:shd w:val="clear" w:color="auto" w:fill="EFF3EA" w:themeFill="accent3" w:themeFillTint="33"/>
       </w:tcPr>
     </w:tblStylePr>
   </w:style>
@@ -23853,7 +23912,7 @@
       <w:tblStyleRowBandSize w:val="1"/>
     </w:tblPr>
     <w:tcPr>
-      <w:shd w:val="clear" w:color="auto" w:fill="F2EFF5" w:themeFill="accent4" w:themeFillTint="19"/>
+      <w:shd w:val="clear" w:color="auto" w:fill="F6F5F8" w:themeFill="accent4" w:themeFillTint="19"/>
     </w:tcPr>
     <w:tblStylePr w:type="firstRow">
       <w:rPr>
@@ -23906,13 +23965,13 @@
           <w:insideH w:val="nil"/>
           <w:insideV w:val="nil"/>
         </w:tcBorders>
-        <w:shd w:val="clear" w:color="auto" w:fill="DFD8E8" w:themeFill="accent4" w:themeFillTint="3f"/>
+        <w:shd w:val="clear" w:color="auto" w:fill="E8E5EC" w:themeFill="accent4" w:themeFillTint="3f"/>
       </w:tcPr>
     </w:tblStylePr>
     <w:tblStylePr w:type="band1Horz">
       <w:tblPr/>
       <w:tcPr>
-        <w:shd w:val="clear" w:color="auto" w:fill="E5E0EC" w:themeFill="accent4" w:themeFillTint="33"/>
+        <w:shd w:val="clear" w:color="auto" w:fill="EDEAF0" w:themeFill="accent4" w:themeFillTint="33"/>
       </w:tcPr>
     </w:tblStylePr>
   </w:style>
@@ -23938,7 +23997,7 @@
       <w:tblStyleRowBandSize w:val="1"/>
     </w:tblPr>
     <w:tcPr>
-      <w:shd w:val="clear" w:color="auto" w:fill="EDF6F9" w:themeFill="accent5" w:themeFillTint="19"/>
+      <w:shd w:val="clear" w:color="auto" w:fill="F5F8FA" w:themeFill="accent5" w:themeFillTint="19"/>
     </w:tcPr>
     <w:tblStylePr w:type="firstRow">
       <w:rPr>
@@ -23991,13 +24050,13 @@
           <w:insideH w:val="nil"/>
           <w:insideV w:val="nil"/>
         </w:tcBorders>
-        <w:shd w:val="clear" w:color="auto" w:fill="D2EAF0" w:themeFill="accent5" w:themeFillTint="3f"/>
+        <w:shd w:val="clear" w:color="auto" w:fill="E3EEF3" w:themeFill="accent5" w:themeFillTint="3f"/>
       </w:tcPr>
     </w:tblStylePr>
     <w:tblStylePr w:type="band1Horz">
       <w:tblPr/>
       <w:tcPr>
-        <w:shd w:val="clear" w:color="auto" w:fill="DAEEF3" w:themeFill="accent5" w:themeFillTint="33"/>
+        <w:shd w:val="clear" w:color="auto" w:fill="E9F1F5" w:themeFill="accent5" w:themeFillTint="33"/>
       </w:tcPr>
     </w:tblStylePr>
   </w:style>
@@ -24023,7 +24082,7 @@
       <w:tblStyleRowBandSize w:val="1"/>
     </w:tblPr>
     <w:tcPr>
-      <w:shd w:val="clear" w:color="auto" w:fill="FEF4EC" w:themeFill="accent6" w:themeFillTint="19"/>
+      <w:shd w:val="clear" w:color="auto" w:fill="FEF7F4" w:themeFill="accent6" w:themeFillTint="19"/>
     </w:tcPr>
     <w:tblStylePr w:type="firstRow">
       <w:rPr>
@@ -24076,13 +24135,13 @@
           <w:insideH w:val="nil"/>
           <w:insideV w:val="nil"/>
         </w:tcBorders>
-        <w:shd w:val="clear" w:color="auto" w:fill="FDE5D1" w:themeFill="accent6" w:themeFillTint="3f"/>
+        <w:shd w:val="clear" w:color="auto" w:fill="FDEBE3" w:themeFill="accent6" w:themeFillTint="3f"/>
       </w:tcPr>
     </w:tblStylePr>
     <w:tblStylePr w:type="band1Horz">
       <w:tblPr/>
       <w:tcPr>
-        <w:shd w:val="clear" w:color="auto" w:fill="FDEAD9" w:themeFill="accent6" w:themeFillTint="33"/>
+        <w:shd w:val="clear" w:color="auto" w:fill="FDEFE9" w:themeFill="accent6" w:themeFillTint="33"/>
       </w:tcPr>
     </w:tblStylePr>
   </w:style>
@@ -24111,7 +24170,7 @@
       <w:tblStyleRowBandSize w:val="1"/>
     </w:tblPr>
     <w:tcPr>
-      <w:shd w:val="clear" w:color="auto" w:fill="CBCBCB" w:themeFill="text1" w:themeFillTint="33"/>
+      <w:shd w:val="clear" w:color="auto" w:fill="E7E7E7" w:themeFill="text1" w:themeFillTint="33"/>
     </w:tcPr>
     <w:tblStylePr w:type="firstRow">
       <w:rPr>
@@ -24120,7 +24179,7 @@
       </w:rPr>
       <w:tblPr/>
       <w:tcPr>
-        <w:shd w:val="clear" w:color="auto" w:fill="989898" w:themeFill="text1" w:themeFillTint="66"/>
+        <w:shd w:val="clear" w:color="auto" w:fill="CCCCCC" w:themeFill="text1" w:themeFillTint="66"/>
       </w:tcPr>
     </w:tblStylePr>
     <w:tblStylePr w:type="lastRow">
@@ -24131,7 +24190,7 @@
       </w:rPr>
       <w:tblPr/>
       <w:tcPr>
-        <w:shd w:val="clear" w:color="auto" w:fill="989898" w:themeFill="text1" w:themeFillTint="66"/>
+        <w:shd w:val="clear" w:color="auto" w:fill="CCCCCC" w:themeFill="text1" w:themeFillTint="66"/>
       </w:tcPr>
     </w:tblStylePr>
     <w:tblStylePr w:type="firstCol">
@@ -24155,13 +24214,13 @@
     <w:tblStylePr w:type="band1Vert">
       <w:tblPr/>
       <w:tcPr>
-        <w:shd w:val="clear" w:color="auto" w:fill="7F7F7F" w:themeFill="text1" w:themeFillTint="7f"/>
+        <w:shd w:val="clear" w:color="auto" w:fill="BDBDBD" w:themeFill="text1" w:themeFillTint="7f"/>
       </w:tcPr>
     </w:tblStylePr>
     <w:tblStylePr w:type="band1Horz">
       <w:tblPr/>
       <w:tcPr>
-        <w:shd w:val="clear" w:color="auto" w:fill="7F7F7F" w:themeFill="text1" w:themeFillTint="7f"/>
+        <w:shd w:val="clear" w:color="auto" w:fill="BDBDBD" w:themeFill="text1" w:themeFillTint="7f"/>
       </w:tcPr>
     </w:tblStylePr>
   </w:style>
@@ -24190,7 +24249,7 @@
       <w:tblStyleRowBandSize w:val="1"/>
     </w:tblPr>
     <w:tcPr>
-      <w:shd w:val="clear" w:color="auto" w:fill="DBE5F1" w:themeFill="accent1" w:themeFillTint="33"/>
+      <w:shd w:val="clear" w:color="auto" w:fill="E9EDF4" w:themeFill="accent1" w:themeFillTint="33"/>
     </w:tcPr>
     <w:tblStylePr w:type="firstRow">
       <w:rPr>
@@ -24199,7 +24258,7 @@
       </w:rPr>
       <w:tblPr/>
       <w:tcPr>
-        <w:shd w:val="clear" w:color="auto" w:fill="B8CCE4" w:themeFill="accent1" w:themeFillTint="66"/>
+        <w:shd w:val="clear" w:color="auto" w:fill="D0D8E8" w:themeFill="accent1" w:themeFillTint="66"/>
       </w:tcPr>
     </w:tblStylePr>
     <w:tblStylePr w:type="lastRow">
@@ -24210,7 +24269,7 @@
       </w:rPr>
       <w:tblPr/>
       <w:tcPr>
-        <w:shd w:val="clear" w:color="auto" w:fill="B8CCE4" w:themeFill="accent1" w:themeFillTint="66"/>
+        <w:shd w:val="clear" w:color="auto" w:fill="D0D8E8" w:themeFill="accent1" w:themeFillTint="66"/>
       </w:tcPr>
     </w:tblStylePr>
     <w:tblStylePr w:type="firstCol">
@@ -24234,13 +24293,13 @@
     <w:tblStylePr w:type="band1Vert">
       <w:tblPr/>
       <w:tcPr>
-        <w:shd w:val="clear" w:color="auto" w:fill="A7C0DE" w:themeFill="accent1" w:themeFillTint="7f"/>
+        <w:shd w:val="clear" w:color="auto" w:fill="C2CDE1" w:themeFill="accent1" w:themeFillTint="7f"/>
       </w:tcPr>
     </w:tblStylePr>
     <w:tblStylePr w:type="band1Horz">
       <w:tblPr/>
       <w:tcPr>
-        <w:shd w:val="clear" w:color="auto" w:fill="A7C0DE" w:themeFill="accent1" w:themeFillTint="7f"/>
+        <w:shd w:val="clear" w:color="auto" w:fill="C2CDE1" w:themeFill="accent1" w:themeFillTint="7f"/>
       </w:tcPr>
     </w:tblStylePr>
   </w:style>
@@ -24269,7 +24328,7 @@
       <w:tblStyleRowBandSize w:val="1"/>
     </w:tblPr>
     <w:tcPr>
-      <w:shd w:val="clear" w:color="auto" w:fill="F2DBDB" w:themeFill="accent2" w:themeFillTint="33"/>
+      <w:shd w:val="clear" w:color="auto" w:fill="F4E9E9" w:themeFill="accent2" w:themeFillTint="33"/>
     </w:tcPr>
     <w:tblStylePr w:type="firstRow">
       <w:rPr>
@@ -24278,7 +24337,7 @@
       </w:rPr>
       <w:tblPr/>
       <w:tcPr>
-        <w:shd w:val="clear" w:color="auto" w:fill="E5B9B7" w:themeFill="accent2" w:themeFillTint="66"/>
+        <w:shd w:val="clear" w:color="auto" w:fill="E8D0D0" w:themeFill="accent2" w:themeFillTint="66"/>
       </w:tcPr>
     </w:tblStylePr>
     <w:tblStylePr w:type="lastRow">
@@ -24289,7 +24348,7 @@
       </w:rPr>
       <w:tblPr/>
       <w:tcPr>
-        <w:shd w:val="clear" w:color="auto" w:fill="E5B9B7" w:themeFill="accent2" w:themeFillTint="66"/>
+        <w:shd w:val="clear" w:color="auto" w:fill="E8D0D0" w:themeFill="accent2" w:themeFillTint="66"/>
       </w:tcPr>
     </w:tblStylePr>
     <w:tblStylePr w:type="firstCol">
@@ -24313,13 +24372,13 @@
     <w:tblStylePr w:type="band1Vert">
       <w:tblPr/>
       <w:tcPr>
-        <w:shd w:val="clear" w:color="auto" w:fill="DFA7A6" w:themeFill="accent2" w:themeFillTint="7f"/>
+        <w:shd w:val="clear" w:color="auto" w:fill="E2C3C2" w:themeFill="accent2" w:themeFillTint="7f"/>
       </w:tcPr>
     </w:tblStylePr>
     <w:tblStylePr w:type="band1Horz">
       <w:tblPr/>
       <w:tcPr>
-        <w:shd w:val="clear" w:color="auto" w:fill="DFA7A6" w:themeFill="accent2" w:themeFillTint="7f"/>
+        <w:shd w:val="clear" w:color="auto" w:fill="E2C3C2" w:themeFill="accent2" w:themeFillTint="7f"/>
       </w:tcPr>
     </w:tblStylePr>
   </w:style>
@@ -24348,7 +24407,7 @@
       <w:tblStyleRowBandSize w:val="1"/>
     </w:tblPr>
     <w:tcPr>
-      <w:shd w:val="clear" w:color="auto" w:fill="EBF1DD" w:themeFill="accent3" w:themeFillTint="33"/>
+      <w:shd w:val="clear" w:color="auto" w:fill="EFF3EA" w:themeFill="accent3" w:themeFillTint="33"/>
     </w:tcPr>
     <w:tblStylePr w:type="firstRow">
       <w:rPr>
@@ -24357,7 +24416,7 @@
       </w:rPr>
       <w:tblPr/>
       <w:tcPr>
-        <w:shd w:val="clear" w:color="auto" w:fill="D7E3BC" w:themeFill="accent3" w:themeFillTint="66"/>
+        <w:shd w:val="clear" w:color="auto" w:fill="DEE7D1" w:themeFill="accent3" w:themeFillTint="66"/>
       </w:tcPr>
     </w:tblStylePr>
     <w:tblStylePr w:type="lastRow">
@@ -24368,7 +24427,7 @@
       </w:rPr>
       <w:tblPr/>
       <w:tcPr>
-        <w:shd w:val="clear" w:color="auto" w:fill="D7E3BC" w:themeFill="accent3" w:themeFillTint="66"/>
+        <w:shd w:val="clear" w:color="auto" w:fill="DEE7D1" w:themeFill="accent3" w:themeFillTint="66"/>
       </w:tcPr>
     </w:tblStylePr>
     <w:tblStylePr w:type="firstCol">
@@ -24392,13 +24451,13 @@
     <w:tblStylePr w:type="band1Vert">
       <w:tblPr/>
       <w:tcPr>
-        <w:shd w:val="clear" w:color="auto" w:fill="CDDDAC" w:themeFill="accent3" w:themeFillTint="7f"/>
+        <w:shd w:val="clear" w:color="auto" w:fill="D5E0C4" w:themeFill="accent3" w:themeFillTint="7f"/>
       </w:tcPr>
     </w:tblStylePr>
     <w:tblStylePr w:type="band1Horz">
       <w:tblPr/>
       <w:tcPr>
-        <w:shd w:val="clear" w:color="auto" w:fill="CDDDAC" w:themeFill="accent3" w:themeFillTint="7f"/>
+        <w:shd w:val="clear" w:color="auto" w:fill="D5E0C4" w:themeFill="accent3" w:themeFillTint="7f"/>
       </w:tcPr>
     </w:tblStylePr>
   </w:style>
@@ -24427,7 +24486,7 @@
       <w:tblStyleRowBandSize w:val="1"/>
     </w:tblPr>
     <w:tcPr>
-      <w:shd w:val="clear" w:color="auto" w:fill="E5E0EC" w:themeFill="accent4" w:themeFillTint="33"/>
+      <w:shd w:val="clear" w:color="auto" w:fill="EDEAF0" w:themeFill="accent4" w:themeFillTint="33"/>
     </w:tcPr>
     <w:tblStylePr w:type="firstRow">
       <w:rPr>
@@ -24436,7 +24495,7 @@
       </w:rPr>
       <w:tblPr/>
       <w:tcPr>
-        <w:shd w:val="clear" w:color="auto" w:fill="CCC1D9" w:themeFill="accent4" w:themeFillTint="66"/>
+        <w:shd w:val="clear" w:color="auto" w:fill="D8D3E0" w:themeFill="accent4" w:themeFillTint="66"/>
       </w:tcPr>
     </w:tblStylePr>
     <w:tblStylePr w:type="lastRow">
@@ -24447,7 +24506,7 @@
       </w:rPr>
       <w:tblPr/>
       <w:tcPr>
-        <w:shd w:val="clear" w:color="auto" w:fill="CCC1D9" w:themeFill="accent4" w:themeFillTint="66"/>
+        <w:shd w:val="clear" w:color="auto" w:fill="D8D3E0" w:themeFill="accent4" w:themeFillTint="66"/>
       </w:tcPr>
     </w:tblStylePr>
     <w:tblStylePr w:type="firstCol">
@@ -24471,13 +24530,13 @@
     <w:tblStylePr w:type="band1Vert">
       <w:tblPr/>
       <w:tcPr>
-        <w:shd w:val="clear" w:color="auto" w:fill="BFB1D0" w:themeFill="accent4" w:themeFillTint="7f"/>
+        <w:shd w:val="clear" w:color="auto" w:fill="CDC6D7" w:themeFill="accent4" w:themeFillTint="7f"/>
       </w:tcPr>
     </w:tblStylePr>
     <w:tblStylePr w:type="band1Horz">
       <w:tblPr/>
       <w:tcPr>
-        <w:shd w:val="clear" w:color="auto" w:fill="BFB1D0" w:themeFill="accent4" w:themeFillTint="7f"/>
+        <w:shd w:val="clear" w:color="auto" w:fill="CDC6D7" w:themeFill="accent4" w:themeFillTint="7f"/>
       </w:tcPr>
     </w:tblStylePr>
   </w:style>
@@ -24506,7 +24565,7 @@
       <w:tblStyleRowBandSize w:val="1"/>
     </w:tblPr>
     <w:tcPr>
-      <w:shd w:val="clear" w:color="auto" w:fill="DAEEF3" w:themeFill="accent5" w:themeFillTint="33"/>
+      <w:shd w:val="clear" w:color="auto" w:fill="E9F1F5" w:themeFill="accent5" w:themeFillTint="33"/>
     </w:tcPr>
     <w:tblStylePr w:type="firstRow">
       <w:rPr>
@@ -24515,7 +24574,7 @@
       </w:rPr>
       <w:tblPr/>
       <w:tcPr>
-        <w:shd w:val="clear" w:color="auto" w:fill="B7DDE8" w:themeFill="accent5" w:themeFillTint="66"/>
+        <w:shd w:val="clear" w:color="auto" w:fill="D0E3EA" w:themeFill="accent5" w:themeFillTint="66"/>
       </w:tcPr>
     </w:tblStylePr>
     <w:tblStylePr w:type="lastRow">
@@ -24526,7 +24585,7 @@
       </w:rPr>
       <w:tblPr/>
       <w:tcPr>
-        <w:shd w:val="clear" w:color="auto" w:fill="B7DDE8" w:themeFill="accent5" w:themeFillTint="66"/>
+        <w:shd w:val="clear" w:color="auto" w:fill="D0E3EA" w:themeFill="accent5" w:themeFillTint="66"/>
       </w:tcPr>
     </w:tblStylePr>
     <w:tblStylePr w:type="firstCol">
@@ -24550,13 +24609,13 @@
     <w:tblStylePr w:type="band1Vert">
       <w:tblPr/>
       <w:tcPr>
-        <w:shd w:val="clear" w:color="auto" w:fill="A5D5E2" w:themeFill="accent5" w:themeFillTint="7f"/>
+        <w:shd w:val="clear" w:color="auto" w:fill="C2DBE5" w:themeFill="accent5" w:themeFillTint="7f"/>
       </w:tcPr>
     </w:tblStylePr>
     <w:tblStylePr w:type="band1Horz">
       <w:tblPr/>
       <w:tcPr>
-        <w:shd w:val="clear" w:color="auto" w:fill="A5D5E2" w:themeFill="accent5" w:themeFillTint="7f"/>
+        <w:shd w:val="clear" w:color="auto" w:fill="C2DBE5" w:themeFill="accent5" w:themeFillTint="7f"/>
       </w:tcPr>
     </w:tblStylePr>
   </w:style>
@@ -24585,7 +24644,7 @@
       <w:tblStyleRowBandSize w:val="1"/>
     </w:tblPr>
     <w:tcPr>
-      <w:shd w:val="clear" w:color="auto" w:fill="FDEAD9" w:themeFill="accent6" w:themeFillTint="33"/>
+      <w:shd w:val="clear" w:color="auto" w:fill="FDEFE9" w:themeFill="accent6" w:themeFillTint="33"/>
     </w:tcPr>
     <w:tblStylePr w:type="firstRow">
       <w:rPr>
@@ -24594,7 +24653,7 @@
       </w:rPr>
       <w:tblPr/>
       <w:tcPr>
-        <w:shd w:val="clear" w:color="auto" w:fill="FBD5B5" w:themeFill="accent6" w:themeFillTint="66"/>
+        <w:shd w:val="clear" w:color="auto" w:fill="FCDDCF" w:themeFill="accent6" w:themeFillTint="66"/>
       </w:tcPr>
     </w:tblStylePr>
     <w:tblStylePr w:type="lastRow">
@@ -24605,7 +24664,7 @@
       </w:rPr>
       <w:tblPr/>
       <w:tcPr>
-        <w:shd w:val="clear" w:color="auto" w:fill="FBD5B5" w:themeFill="accent6" w:themeFillTint="66"/>
+        <w:shd w:val="clear" w:color="auto" w:fill="FCDDCF" w:themeFill="accent6" w:themeFillTint="66"/>
       </w:tcPr>
     </w:tblStylePr>
     <w:tblStylePr w:type="firstCol">
@@ -24629,15 +24688,36 @@
     <w:tblStylePr w:type="band1Vert">
       <w:tblPr/>
       <w:tcPr>
-        <w:shd w:val="clear" w:color="auto" w:fill="FBCAA2" w:themeFill="accent6" w:themeFillTint="7f"/>
+        <w:shd w:val="clear" w:color="auto" w:fill="FBD3C1" w:themeFill="accent6" w:themeFillTint="7f"/>
       </w:tcPr>
     </w:tblStylePr>
     <w:tblStylePr w:type="band1Horz">
       <w:tblPr/>
       <w:tcPr>
-        <w:shd w:val="clear" w:color="auto" w:fill="FBCAA2" w:themeFill="accent6" w:themeFillTint="7f"/>
-      </w:tcPr>
-    </w:tblStylePr>
+        <w:shd w:val="clear" w:color="auto" w:fill="FBD3C1" w:themeFill="accent6" w:themeFillTint="7f"/>
+      </w:tcPr>
+    </w:tblStylePr>
+  </w:style>
+  <w:style w:type="table" w:customStyle="1" w:styleId="a4">
+    <w:name w:val="Normal Table"/>
+    <w:uiPriority w:val="99"/>
+    <w:semiHidden/>
+    <w:unhideWhenUsed/>
+    <w:tblPr>
+      <w:tblInd w:w="0" w:type="dxa"/>
+      <w:tblCellMar>
+        <w:top w:w="0" w:type="dxa"/>
+        <w:left w:w="108" w:type="dxa"/>
+        <w:bottom w:w="0" w:type="dxa"/>
+        <w:right w:w="108" w:type="dxa"/>
+      </w:tblCellMar>
+    </w:tblPr>
+  </w:style>
+  <w:style w:type="numbering" w:customStyle="1" w:styleId="a5">
+    <w:name w:val="No List"/>
+    <w:uiPriority w:val="99"/>
+    <w:semiHidden/>
+    <w:unhideWhenUsed/>
   </w:style>
 </w:styles>
 </file>
